--- a/deliverables/ראיונות_מוגבלות_בלתי_נראית_אדם_ובינה_מלאכותית.docx
+++ b/deliverables/ראיונות_מוגבלות_בלתי_נראית_אדם_ובינה_מלאכותית.docx
@@ -973,7 +973,7 @@
           <w:szCs w:val="24"/>
           <w:rtl/>
         </w:rPr>
-        <w:t xml:space="preserve">על החיים סביב המחלה, יש לי הרבה. אני יודעת מה אני צריכה: איפה השירותים, מה לאכול, מתי לעצור. למדתי להגיד לא. למדתי לקום מפגישה. למדתי לבקש מהרופאה את התרופה שאני רוצה ולא את זו שנוח לה. יש אפליקציה שבה אני רושמת כל יום איך הרגשתי, ואחרי שנתיים של רישום אני יודעת לזהות התלקחות שבוע לפני שהיא מגיעה. זה לא עוצר אותה, אבל זה מאפשר לי להתכונן: לסיים דברים בעבודה, לדבר עם בעלי, למלא את המקרר. אז השליטה שלי היא לא על מה יקרה, היא על איך אני אפגוש את זה.</w:t>
+        <w:t xml:space="preserve">על החיים סביב המחלה, יש לי הרבה. או... לפחות יותר ממה שהיה לי. אני יודעת מה אני צריכה: איפה השירותים, מה לאכול, מתי לעצור. למדתי להגיד לא. למדתי לקום מפגישה. למדתי לבקש מהרופאה את התרופה שאני רוצה ולא את זו שנוח לה. יש אפליקציה שבה אני רושמת כל יום איך הרגשתי, ואחרי שנתיים של רישום אני יודעת לזהות התלקחות שבוע לפני שהיא מגיעה. זה לא עוצר אותה, אבל זה מאפשר לי להתכונן: לסיים דברים בעבודה, לדבר עם בעלי, למלא את המקרר. אז השליטה שלי היא לא על מה יקרה. יותר על... איך אני אפגוש את זה, נגיד.</w:t>
       </w:r>
     </w:p>
     <w:p>
@@ -1271,7 +1271,7 @@
           <w:szCs w:val="24"/>
           <w:rtl/>
         </w:rPr>
-        <w:t xml:space="preserve">סיפרתי לעובדת חדשה שקלטתי בחברה, אחרי חודש שעבדנו ביחד. ראיתי שהיא לא אוכלת בארוחות משותפות ומתרצת, וזיהיתי את זה. אמרתי לה "אני עם קרוהן, אם זה רלוונטי". היא פרצה בבכי, בחדר ישיבות. יש לה קוליטיס, ולא סיפרה לאף אחד בחברה. אז פעם אחת שסיפרתי מבחירה, זה היה כדי שמישהי אחרת לא תהיה לבד. זה היה הפעם היחידה שהרגשתי שהמחלה שלי שימושית.</w:t>
+        <w:t xml:space="preserve">סיפרתי לעובדת חדשה שקלטתי בחברה, אחרי חודש שעבדנו ביחד. ראיתי שהיא לא אוכלת בארוחות משותפות ומתרצת, וזיהיתי את זה. אמרתי לה "אני עם קרוהן, אם זה רלוונטי". היא פרצה בבכי, בחדר ישיבות. יש לה קוליטיס, ולא סיפרה לאף אחד בחברה. אז פעם אחת שסיפרתי מבחירה, זה היה כדי שמישהי אחרת לא תהיה לבד. זה היה, אני חושבת, הפעם היחידה שהרגשתי שהמחלה שלי שימושית למשהו.</w:t>
       </w:r>
     </w:p>
     <w:p>
@@ -1337,7 +1337,7 @@
           <w:szCs w:val="24"/>
           <w:rtl/>
         </w:rPr>
-        <w:t xml:space="preserve">ההסתרה הגדולה הייתה בראיון העבודה למקום שאני עובדת בו היום. שאלו "יש משהו שאנחנו צריכים לדעת", ואמרתי לא. ידעתי שאם אגיד, לא אתקבל. לא כי הם רעים, כי אני בעצמי במשאבי אנוש ואני יודעת איך זה נשמע מהצד השני: עובדת שתיעדר לעירויים, שיש לה אשפוזים. אז שיקרתי. הרגשתי... שתי הרגשות ביחד. הרגשתי חכמה, כי התקבלתי. והרגשתי שהתחלתי את העבודה הזאת עם שקר, ושכל יום שאני לא אומרת הוא עוד יום של השקר. כשסיפרתי בסוף, מבית החולים, המנהל שאל "למה לא אמרת", ולא הייתה לי תשובה שהייתי יכולה להגיד לו. האמת היא "כי לא הייתי מקבלת את העבודה", אבל את זה לא אומרים למי שנתן לך אותה.</w:t>
+        <w:t xml:space="preserve">ההסתרה הגדולה הייתה בראיון העבודה למקום שאני עובדת בו היום. שאלו "יש משהו שאנחנו צריכים לדעת", ואמרתי לא. ידעתי שאם אגיד, לא אתקבל. לא כי הם רעים, כי אני בעצמי במשאבי אנוש ואני יודעת איך זה נשמע מהצד השני: עובדת שתיעדר לעירויים, שיש לה אשפוזים. אז שיקרתי. הרגשתי... שני דברים ביחד, לא יודעת איך להסביר. הרגשתי חכמה, כי התקבלתי. והרגשתי שהתחלתי את העבודה הזאת עם שקר, ושכל יום שאני לא אומרת הוא עוד יום של השקר. כשסיפרתי בסוף, מבית החולים, המנהל שאל "למה לא אמרת", ולא הייתה לי תשובה שהייתי יכולה להגיד לו. האמת היא "כי לא הייתי מקבלת את העבודה", אבל את זה לא אומרים למי שנתן לך אותה.</w:t>
       </w:r>
     </w:p>
     <w:p>
@@ -1403,7 +1403,7 @@
           <w:szCs w:val="24"/>
           <w:rtl/>
         </w:rPr>
-        <w:t xml:space="preserve">זה לב העניין, ואני חושבת שזה דבר כפול, ושני הצדדים נכונים באותו זמן. מצד אחד, זה שלא רואים זה מגן עליי. אני יכולה לבחור. אני לא "האישה החולה" במשרד, אני רכזת משאבי אנוש. אין מבטים, אין רחמים, אין שאלות. יש לי זהות שהיא לא המחלה. אני יודעת שיש אנשים עם מוגבלות שרואים, ושאין להם את הבחירה הזאת, ואני לא לוקחת את זה כמובן מאליו.</w:t>
+        <w:t xml:space="preserve">זה לב העניין, ואני חושבת שזה דבר כפול, ושני הצדדים נכונים באותו זמן. מצד אחד, זה שלא רואים זה מגן עליי. אני יכולה לבחור. אני לא "האישה החולה" במשרד, אני רכזת משאבי אנוש. אין מבטים, אין שאלות, אין... את יודעת, הרחמים האלה. יש לי זהות שהיא לא המחלה. אני יודעת שיש אנשים עם מוגבלות שרואים, ושאין להם את הבחירה הזאת, ואני לא לוקחת את זה כמובן מאליו.</w:t>
       </w:r>
     </w:p>
     <w:p>
@@ -1447,7 +1447,7 @@
           <w:szCs w:val="24"/>
           <w:rtl/>
         </w:rPr>
-        <w:t xml:space="preserve">ויש עוד דבר, והוא הכי קשה: כשלא רואים, לפעמים אני בעצמי לא מאמינה. ביום טוב אני מסתכלת במראה ורואה בריאה ואומרת לעצמי "אולי את מגזימה". ואז מגיע יום רע, והוא מזכיר לי. זה שהמחלה לא נראית לא רק מבלבל אחרים, הוא מבלבל אותי. אני חיה עם גוף שמבחוץ אומר דבר אחד ומבפנים אומר דבר אחר, ואני צריכה להחליט כל יום למי מהם להאמין.</w:t>
+        <w:t xml:space="preserve">ויש עוד דבר, והוא הכי קשה: כשלא רואים, לפעמים אני בעצמי לא מאמינה. ביום טוב אני מסתכלת במראה ורואה בריאה ואומרת לעצמי "אולי את מגזימה". ואז מגיע יום רע, והוא מזכיר לי. זה שהמחלה לא נראית מבלבל אחרים, וגם אותי. אני חיה עם גוף שמבחוץ אומר דבר אחד ומבפנים אומר דבר אחר, ואני צריכה להחליט כל יום למי מהם להאמין.</w:t>
       </w:r>
     </w:p>
     <w:p>
@@ -1491,7 +1491,7 @@
           <w:szCs w:val="24"/>
           <w:rtl/>
         </w:rPr>
-        <w:t xml:space="preserve">שלושה דברים, ואני אנסה להגיד אותם פשוט. הראשון: "נראית טוב" זו לא מחמאה. זו מחמאה כשאומרים אותה, אבל כשאומרים אותה למישהי עם מחלה שלא רואים, בטון של "אז מה הבעיה", זה מוחק אותה. אני יכולה להיראות טוב ולהיות באמצע יום נורא. שני הדברים לא סותרים.</w:t>
+        <w:t xml:space="preserve">אה... יש כמה דברים. הראשון: "נראית טוב" זו לא מחמאה. זו מחמאה כשאומרים אותה, אבל כשאומרים אותה למישהי עם מחלה שלא רואים, בטון של "אז מה הבעיה", זה מוחק אותה. אני יכולה להיראות טוב ולהיות באמצע יום נורא. שני הדברים לא סותרים.</w:t>
       </w:r>
     </w:p>
     <w:p>
@@ -1579,7 +1579,7 @@
           <w:szCs w:val="24"/>
           <w:rtl/>
         </w:rPr>
-        <w:t xml:space="preserve">כן, משהו אחד. לא שאלת אותי על הדברים הטובים, ואני רוצה להגיד אותם, כי אחרת הראיון הזה נשמע כמו רק סבל, וזה לא נכון. המחלה לקחה לי דברים, ונתנה לי דברים. אני יודעת מה חשוב. אני לא מבזבזת זמן על אנשים שלא טובים לי, כי אין לי אנרגיה עודפת לבזבז. אני מקשיבה לגוף שלי בצורה שרוב האנשים בגיל שלושים ואחת לא מקשיבים. ואני חושבת שאני אמא יותר סבלנית בגלל זה, כי אני יודעת מה זה שהגוף לא עושה מה שאת רוצה, וכשהבת שלי בוכה כי היא עייפה, אני מבינה אותה.</w:t>
+        <w:t xml:space="preserve">כן, משהו אחד. לא שאלת אותי על הדברים הטובים, ואני רוצה להגיד אותם, כי אחרת הראיון הזה נשמע כמו רק סבל, וזה לא נכון. המחלה לקחה לי דברים, ונתנה לי דברים. אני יודעת מה חשוב. אני לא מבזבזת זמן על אנשים שלא טובים לי, כי אין לי אנרגיה עודפת לבזבז. אני מקשיבה לגוף שלי כמו שרוב האנשים בגיל שלושים ואחת לא מקשיבים. ואני חושבת שאני אמא יותר סבלנית בגלל זה, כי אני יודעת מה זה שהגוף לא עושה מה שאת רוצה, וכשהבת שלי בוכה כי היא עייפה, אני מבינה אותה.</w:t>
       </w:r>
     </w:p>
     <w:p>
@@ -1645,7 +1645,7 @@
           <w:szCs w:val="24"/>
           <w:rtl/>
         </w:rPr>
-        <w:t xml:space="preserve">הרגע שבו נור אמרה "כשלא רואים, לפעמים אני בעצמי לא מאמינה", ואז הסתכלה על הידיים שלה ושתקה. הבנתי שהאי-נראות היא לא רק בין האדם לסביבה, היא גם בין האדם לעצמו. וגם ההערה בסוף, על זה שאף אחד לא שאל אותה שתים עשרה שנה איזה מונח היא מעדיפה. שאלה אחת מהמדריך, שחשבתי שהיא טכנית, הייתה בשבילה הדבר הכי משמעותי בראיון.</w:t>
+        <w:t xml:space="preserve">הרגע שבו נור אמרה "כשלא רואים, לפעמים אני בעצמי לא מאמינה", ואז הסתכלה על הידיים שלה ושתקה. הבנתי שהאי-נראות לא נגמרת בין האדם לסביבה. היא גם בינו לבין עצמו. וגם ההערה בסוף, על זה שאף אחד לא שאל אותה שתים עשרה שנה איזה מונח היא מעדיפה. שאלה אחת מהמדריך, שחשבתי שהיא טכנית, הייתה בשבילה הדבר הכי חשוב בראיון.</w:t>
       </w:r>
     </w:p>
     <w:p>

--- a/deliverables/ראיונות_מוגבלות_בלתי_נראית_אדם_ובינה_מלאכותית.docx
+++ b/deliverables/ראיונות_מוגבלות_בלתי_נראית_אדם_ובינה_מלאכותית.docx
@@ -199,7 +199,7 @@
           <w:szCs w:val="24"/>
           <w:rtl/>
         </w:rPr>
-        <w:t xml:space="preserve">נור</w:t>
+        <w:t xml:space="preserve">סאמי</w:t>
       </w:r>
       <w:r>
         <w:rPr>
@@ -241,7 +241,7 @@
           <w:szCs w:val="24"/>
           <w:rtl/>
         </w:rPr>
-        <w:t xml:space="preserve">31</w:t>
+        <w:t xml:space="preserve">27</w:t>
       </w:r>
       <w:r>
         <w:rPr>
@@ -283,7 +283,7 @@
           <w:szCs w:val="24"/>
           <w:rtl/>
         </w:rPr>
-        <w:t xml:space="preserve">רכזת משאבי אנוש בחברת תוכנה</w:t>
+        <w:t xml:space="preserve">טכנאי מחשבים ותמיכה טכנית בחברה בחיפה</w:t>
       </w:r>
       <w:r>
         <w:rPr>
@@ -325,7 +325,7 @@
           <w:szCs w:val="24"/>
           <w:rtl/>
         </w:rPr>
-        <w:t xml:space="preserve">נשואה, אם לבת בת שלוש</w:t>
+        <w:t xml:space="preserve">רווק, מאורס</w:t>
       </w:r>
     </w:p>
     <w:p>
@@ -361,7 +361,7 @@
           <w:szCs w:val="24"/>
           <w:rtl/>
         </w:rPr>
-        <w:t xml:space="preserve">מחלת קרוהן (מחלת מעי דלקתית כרונית), אובחנה בגיל 19</w:t>
+        <w:t xml:space="preserve">אפילפסיה, אובחנה בגיל 16</w:t>
       </w:r>
       <w:r>
         <w:rPr>
@@ -389,21 +389,21 @@
           <w:szCs w:val="24"/>
           <w:rtl/>
         </w:rPr>
-        <w:t xml:space="preserve">המונח שהמרואיינת ביקשה: </w:t>
-      </w:r>
-      <w:r>
-        <w:rPr>
-          <w:noProof/>
-          <w:rFonts w:ascii="Times New Roman" w:cs="David" w:eastAsia="David" w:hAnsi="Times New Roman"/>
-          <w:b w:val="false"/>
-          <w:bCs w:val="false"/>
-          <w:i w:val="false"/>
-          <w:iCs w:val="false"/>
-          <w:sz w:val="24"/>
-          <w:szCs w:val="24"/>
-          <w:rtl/>
-        </w:rPr>
-        <w:t xml:space="preserve">"המחלה" או "הקרוהן", ולא "מוגבלות"</w:t>
+        <w:t xml:space="preserve">המונח שהמרואיין ביקש: </w:t>
+      </w:r>
+      <w:r>
+        <w:rPr>
+          <w:noProof/>
+          <w:rFonts w:ascii="Times New Roman" w:cs="David" w:eastAsia="David" w:hAnsi="Times New Roman"/>
+          <w:b w:val="false"/>
+          <w:bCs w:val="false"/>
+          <w:i w:val="false"/>
+          <w:iCs w:val="false"/>
+          <w:sz w:val="24"/>
+          <w:szCs w:val="24"/>
+          <w:rtl/>
+        </w:rPr>
+        <w:t xml:space="preserve">"אפילפסיה". ביקש במפורש שלא להשתמש ב"מחלת הנפילה" ולא ב"התקפים", אלא ב"פרכוסים" או "אירועים"</w:t>
       </w:r>
     </w:p>
     <w:p>
@@ -481,7 +481,7 @@
           <w:szCs w:val="24"/>
           <w:rtl/>
         </w:rPr>
-        <w:t xml:space="preserve">בבית המרואיינת, בחדר סגור</w:t>
+        <w:t xml:space="preserve">בחדר במשרדי החברה, אחרי שעות העבודה, בדלת סגורה</w:t>
       </w:r>
       <w:r>
         <w:rPr>
@@ -523,7 +523,7 @@
           <w:szCs w:val="24"/>
           <w:rtl/>
         </w:rPr>
-        <w:t xml:space="preserve">64 דקות</w:t>
+        <w:t xml:space="preserve">71 דקות</w:t>
       </w:r>
       <w:r>
         <w:rPr>
@@ -623,7 +623,7 @@
           <w:szCs w:val="24"/>
           <w:rtl/>
         </w:rPr>
-        <w:t xml:space="preserve">תודה שהסכמת להתראיין. הראיון הוא חלק מעבודה בקורס "מוגבלות בלתי נראית" בקריה האקדמית אונו. המטרה היא להכיר את החוויה שלך, את מה שעובר עלייך ואת היחס של הסביבה. אין תשובות נכונות או לא נכונות. מותר לך לא לענות על שאלה, לעצור או להפסיק בכל רגע. הראיון יוקלט, וההקלטה תשותף רק עם המרצה, בקישור סגור. בעבודה לא יופיע השם שלך או פרט מזהה. את מסכימה שנתחיל ושההקלטה תשותף עם המרצה?</w:t>
+        <w:t xml:space="preserve">תודה שהסכמת להתראיין. הראיון הוא חלק מעבודה בקורס "מוגבלות בלתי נראית" בקריה האקדמית אונו. המטרה היא להכיר את החוויה שלך, את מה שעובר עליך ואת היחס של הסביבה. אין תשובות נכונות או לא נכונות. מותר לך לא לענות על שאלה, לעצור או להפסיק בכל רגע. הראיון יוקלט, וההקלטה תשותף רק עם המרצה, בקישור סגור. בעבודה לא יופיע השם שלך או פרט מזהה. אתה מסכים שנתחיל ושההקלטה תשותף עם המרצה?</w:t>
       </w:r>
     </w:p>
     <w:p>
@@ -645,7 +645,7 @@
           <w:szCs w:val="24"/>
           <w:rtl/>
         </w:rPr>
-        <w:t xml:space="preserve">נור: </w:t>
+        <w:t xml:space="preserve">סאמי: </w:t>
       </w:r>
       <w:r>
         <w:rPr>
@@ -659,7 +659,43 @@
           <w:szCs w:val="24"/>
           <w:rtl/>
         </w:rPr>
-        <w:t xml:space="preserve">כן, אני מסכימה. אפשר להתחיל.</w:t>
+        <w:t xml:space="preserve">כן. מסכים. רק... אם באמצע אני מבקש לעצור, תעצרי, בסדר? לא בגלל השאלות. לפעמים אני צריך דקה.</w:t>
+      </w:r>
+    </w:p>
+    <w:p>
+      <w:pPr>
+        <w:keepNext w:val="false"/>
+        <w:bidi/>
+        <w:spacing w:after="80" w:line="360"/>
+        <w:jc w:val="both"/>
+      </w:pPr>
+      <w:r>
+        <w:rPr>
+          <w:noProof/>
+          <w:rFonts w:ascii="Times New Roman" w:cs="David" w:eastAsia="David" w:hAnsi="Times New Roman"/>
+          <w:b/>
+          <w:bCs/>
+          <w:i w:val="false"/>
+          <w:iCs w:val="false"/>
+          <w:sz w:val="24"/>
+          <w:szCs w:val="24"/>
+          <w:rtl/>
+        </w:rPr>
+        <w:t xml:space="preserve">מראיינת: </w:t>
+      </w:r>
+      <w:r>
+        <w:rPr>
+          <w:noProof/>
+          <w:rFonts w:ascii="Times New Roman" w:cs="David" w:eastAsia="David" w:hAnsi="Times New Roman"/>
+          <w:b w:val="false"/>
+          <w:bCs w:val="false"/>
+          <w:i/>
+          <w:iCs/>
+          <w:sz w:val="24"/>
+          <w:szCs w:val="24"/>
+          <w:rtl/>
+        </w:rPr>
+        <w:t xml:space="preserve">ברור. בכל רגע.</w:t>
       </w:r>
     </w:p>
     <w:p>
@@ -703,51 +739,73 @@
           <w:szCs w:val="24"/>
           <w:rtl/>
         </w:rPr>
-        <w:t xml:space="preserve">1. ספרי לי על עצמך ועל המוגבלות שלך. כיצד היא באה לידי ביטוי?</w:t>
-      </w:r>
-    </w:p>
-    <w:p>
-      <w:pPr>
-        <w:keepNext w:val="false"/>
-        <w:bidi/>
-        <w:spacing w:after="120" w:line="360"/>
-        <w:jc w:val="both"/>
-      </w:pPr>
-      <w:r>
-        <w:rPr>
-          <w:noProof/>
-          <w:rFonts w:ascii="Times New Roman" w:cs="David" w:eastAsia="David" w:hAnsi="Times New Roman"/>
-          <w:b w:val="false"/>
-          <w:bCs w:val="false"/>
-          <w:i w:val="false"/>
-          <w:iCs w:val="false"/>
-          <w:sz w:val="24"/>
-          <w:szCs w:val="24"/>
-          <w:rtl/>
-        </w:rPr>
-        <w:t xml:space="preserve">אני נור, בת שלושים ואחת, נשואה, יש לי ילדה בת שלוש, ואני עובדת ברכזת משאבי אנוש בחברת תוכנה, במשרה מלאה, כבר חמש שנים. ואני... טוב, אמרתי לך לפני שאני מעדיפה להגיד "המחלה". יש לי קרוהן. אובחנתי בגיל תשע עשרה, בשנה הראשונה באוניברסיטה, אחרי שנה שבה ירדתי עשרה קילו ואמרו לי שזה לחץ של מבחנים. זו מחלה דלקתית של המעי, כרונית, כלומר היא לא עוברת, היא רק נרגעת ומתפרצת.</w:t>
-      </w:r>
-    </w:p>
-    <w:p>
-      <w:pPr>
-        <w:keepNext w:val="false"/>
-        <w:bidi/>
-        <w:spacing w:after="120" w:line="360"/>
-        <w:jc w:val="both"/>
-      </w:pPr>
-      <w:r>
-        <w:rPr>
-          <w:noProof/>
-          <w:rFonts w:ascii="Times New Roman" w:cs="David" w:eastAsia="David" w:hAnsi="Times New Roman"/>
-          <w:b w:val="false"/>
-          <w:bCs w:val="false"/>
-          <w:i w:val="false"/>
-          <w:iCs w:val="false"/>
-          <w:sz w:val="24"/>
-          <w:szCs w:val="24"/>
-          <w:rtl/>
-        </w:rPr>
-        <w:t xml:space="preserve">איך היא באה לידי ביטוי. אה... זה תלוי באיזה יום את שואלת. בתקופה טובה, כמו עכשיו, מבחוץ אין כלום. אני הולכת לעבודה, רצה אחרי הילדה, נראית בסדר גמור. מבפנים זה אומר שאני יודעת איפה נמצאים כל השירותים בכל מקום שאני הולכת אליו, שאני לא אוכלת דברים מסוימים, שאני לוקחת כדורים כל יום, ושפעם בחודשיים אני נוסעת לבית חולים לעירוי ביולוגי ויושבת שם שלוש שעות עם מחט ביד. ויש עייפות. לא "עייפה", עייפות כזאת שאת יושבת בפגישה ולא שומעת מה אומרים לך. בתקופה רעה, בהתלקחות, זה כאבי בטן שמקפלים אותך, ריצות לשירותים עשר פעמים ביום, חום, ולפעמים אשפוז. ההתלקחות האחרונה הייתה לפני שנה וחצי, אחרי הלידה. הייתי שלושה שבועות בבית חולים, והילדה הייתה בת שנה וחצי.</w:t>
+        <w:t xml:space="preserve">1. ספר לי על עצמך ועל המוגבלות שלך. כיצד היא באה לידי ביטוי?</w:t>
+      </w:r>
+    </w:p>
+    <w:p>
+      <w:pPr>
+        <w:keepNext w:val="false"/>
+        <w:bidi/>
+        <w:spacing w:after="120" w:line="360"/>
+        <w:jc w:val="both"/>
+      </w:pPr>
+      <w:r>
+        <w:rPr>
+          <w:noProof/>
+          <w:rFonts w:ascii="Times New Roman" w:cs="David" w:eastAsia="David" w:hAnsi="Times New Roman"/>
+          <w:b w:val="false"/>
+          <w:bCs w:val="false"/>
+          <w:i w:val="false"/>
+          <w:iCs w:val="false"/>
+          <w:sz w:val="24"/>
+          <w:szCs w:val="24"/>
+          <w:rtl/>
+        </w:rPr>
+        <w:t xml:space="preserve">אני סאמי, בן עשרים ושבע, גר בכפר בגליל, עובד בחיפה בתמיכה טכנית, מאורס, החתונה בקיץ אם הכול ילך טוב. ויש לי אפילפסיה. אובחנתי בגיל שש עשרה, אחרי שנפלתי בשיעור ספורט מול כל הכיתה. זה היה הפרכוס הראשון, או הראשון שמישהו ראה, כי אחר כך התברר שהיו לי לפני זה כמה רגעים של "ניתוק" שחשבתי שאני סתם מפוזר. אמא שלי חשבה שהתעלפתי מהחום. בבית חולים אמרו אפילפסיה, ומאז זה המילה.</w:t>
+      </w:r>
+    </w:p>
+    <w:p>
+      <w:pPr>
+        <w:keepNext w:val="false"/>
+        <w:bidi/>
+        <w:spacing w:after="120" w:line="360"/>
+        <w:jc w:val="both"/>
+      </w:pPr>
+      <w:r>
+        <w:rPr>
+          <w:noProof/>
+          <w:rFonts w:ascii="Times New Roman" w:cs="David" w:eastAsia="David" w:hAnsi="Times New Roman"/>
+          <w:b w:val="false"/>
+          <w:bCs w:val="false"/>
+          <w:i w:val="false"/>
+          <w:iCs w:val="false"/>
+          <w:sz w:val="24"/>
+          <w:szCs w:val="24"/>
+          <w:rtl/>
+        </w:rPr>
+        <w:t xml:space="preserve">איך זה בא לידי ביטוי. יש לי שני סוגים. יש את הגדולים, שאני נופל, מתכווץ, לא זוכר כלום, מתעורר אחרי כמה דקות עם לשון נשוכה ועם אנשים מעליי. אלה נדירים, עם הכדורים, אולי פעם בשנה, פעם בשנה וחצי. האחרון היה לפני אחד עשר חודשים, אני סופר. ויש את הקטנים, שאף אחד לא רואה. אני פשוט... נעלם לכמה שניות. מסתכל על משהו, לא עונה, ואז חוזר, ואיבדתי עשר, עשרים שניות. מי שלא יודע חושב שלא הקשבתי. אלה קורים יותר, פעם בשבועיים, פעם בחודש, תלוי כמה ישנתי.</w:t>
+      </w:r>
+    </w:p>
+    <w:p>
+      <w:pPr>
+        <w:keepNext w:val="false"/>
+        <w:bidi/>
+        <w:spacing w:after="120" w:line="360"/>
+        <w:jc w:val="both"/>
+      </w:pPr>
+      <w:r>
+        <w:rPr>
+          <w:noProof/>
+          <w:rFonts w:ascii="Times New Roman" w:cs="David" w:eastAsia="David" w:hAnsi="Times New Roman"/>
+          <w:b w:val="false"/>
+          <w:bCs w:val="false"/>
+          <w:i w:val="false"/>
+          <w:iCs w:val="false"/>
+          <w:sz w:val="24"/>
+          <w:szCs w:val="24"/>
+          <w:rtl/>
+        </w:rPr>
+        <w:t xml:space="preserve">ויש דברים שהם לא הפרכוס עצמו אבל הם האפילפסיה. הכדורים, שני סוגים, בוקר וערב, שעושים אותי איטי בבוקר ולפעמים עצבני. השינה, שאני חייב לישון שבע שעות, אחרת אני בסיכון, אז אין לי לילות של חברים עד שלוש. ואין לי רישיון נהיגה. שללו לי אותו אחרי הפרכוס האחרון, צריך שנה נקייה כדי לקבל בחזרה, ואני בחודש אחד עשר. בכפר, בלי רישיון, בגיל עשרים ושבע... זה הדבר שהכי רואים, דווקא. לא את האפילפסיה. את זה שאבא שלי מסיע אותי.</w:t>
       </w:r>
     </w:p>
     <w:p>
@@ -783,7 +841,7 @@
           <w:szCs w:val="24"/>
           <w:rtl/>
         </w:rPr>
-        <w:t xml:space="preserve">תוכלי לספר על פעם אחת, ביום רגיל, שהמחלה "נכנסה" ליום?</w:t>
+        <w:t xml:space="preserve">אתה יכול לתאר פרכוס קטן כזה, פעם אחת שזה קרה באמצע משהו?</w:t>
       </w:r>
     </w:p>
     <w:p>
@@ -805,7 +863,7 @@
           <w:szCs w:val="24"/>
           <w:rtl/>
         </w:rPr>
-        <w:t xml:space="preserve">נור: </w:t>
+        <w:t xml:space="preserve">סאמי: </w:t>
       </w:r>
       <w:r>
         <w:rPr>
@@ -819,7 +877,7 @@
           <w:szCs w:val="24"/>
           <w:rtl/>
         </w:rPr>
-        <w:t xml:space="preserve">[צוחקת] כל יום. אבל... אוקיי, פעם אחת. לפני שבועיים הייתה לי פגישת גיוס עם מועמד, בחדר ישיבות קטן בלי חלון, ובאמצע הרגשתי שאני צריכה לצאת, עכשיו, לא בעוד שתי דקות. ואני יושבת ומחשבת: אם אני יוצאת באמצע, מה אני אומרת לו. אמרתי "סליחה, רק שנייה, משהו דחוף", ויצאתי, והוא בטח חשב שקיבלתי טלפון. חזרתי אחרי שבע דקות והמשכתי כאילו כלום. זה היום רגיל. אף אחד לא יודע, ואני יודעת כל רגע.</w:t>
+        <w:t xml:space="preserve">לפני חודש בערך. ישבתי עם לקוח בטלפון, מסביר לו איך להתחבר מרחוק, ובאמצע משפט... נעלמתי. חזרתי והוא אומר "הלו? הלו? אתה שם?". ואני לא יודע מה אמרתי לפני ומה הוא אמר. אמרתי לו "סליחה, הקו נפל לרגע". זה המשפט שלי. "הקו נפל". יש לי אותו מוכן כבר שנים. [צוחק] אני טכנאי, אז מאמינים לי.</w:t>
       </w:r>
     </w:p>
     <w:p>
@@ -863,51 +921,51 @@
           <w:szCs w:val="24"/>
           <w:rtl/>
         </w:rPr>
-        <w:t xml:space="preserve">על הכול, רק לא באותה צורה. בעבודה, ההשפעה היא בעיקר בתכנון. אני מתכננת את היום סביב הגוף. אני לא קובעת פגישות ארוכות בבוקר, כי הבוקר הוא הזמן הכי לא צפוי. אני מגיעה מוקדם, כי אני יודעת שיהיו ימים שבהם אני אצא באמצע. יש לי ימי מחלה שנגמרים כל שנה בפברואר, ואז אני לוקחת חופש על ימי העירוי. הצלחתי בעבודה, אני טובה בה, אבל אני כל הזמן בתחושה שאני מתחילה את החודש במינוס. כאילו יש לי פחות אנרגיה מכולם ואני צריכה להגיע לאותו מקום.</w:t>
-      </w:r>
-    </w:p>
-    <w:p>
-      <w:pPr>
-        <w:keepNext w:val="false"/>
-        <w:bidi/>
-        <w:spacing w:after="120" w:line="360"/>
-        <w:jc w:val="both"/>
-      </w:pPr>
-      <w:r>
-        <w:rPr>
-          <w:noProof/>
-          <w:rFonts w:ascii="Times New Roman" w:cs="David" w:eastAsia="David" w:hAnsi="Times New Roman"/>
-          <w:b w:val="false"/>
-          <w:bCs w:val="false"/>
-          <w:i w:val="false"/>
-          <w:iCs w:val="false"/>
-          <w:sz w:val="24"/>
-          <w:szCs w:val="24"/>
-          <w:rtl/>
-        </w:rPr>
-        <w:t xml:space="preserve">בזוגיות... בעלי מכיר אותי מגיל עשרים ושתיים, אחרי האבחון, אז הוא לא הכיר אותי "לפני". הוא יודע הכול, והוא זה שרואה את מה שאף אחד לא רואה. בתקופות רעות הוא זה שמחזיק את הבית. אבל יש גם משהו שקשה להגיד. בהתלקחות אני לא רוצה שיגעו בי, לא מרגישה בגוף שלי, ואני גם לא תמיד רוצה שהוא יראה. יש אינטימיות שהמחלה לוקחת, ולא מדברים על זה בשום מקום, לא בקופת חולים ולא בקבוצות התמיכה. [שתיקה] זה גם דבר שאני אומרת עכשיו בפעם הראשונה למישהו מחוץ לבית.</w:t>
-      </w:r>
-    </w:p>
-    <w:p>
-      <w:pPr>
-        <w:keepNext w:val="false"/>
-        <w:bidi/>
-        <w:spacing w:after="120" w:line="360"/>
-        <w:jc w:val="both"/>
-      </w:pPr>
-      <w:r>
-        <w:rPr>
-          <w:noProof/>
-          <w:rFonts w:ascii="Times New Roman" w:cs="David" w:eastAsia="David" w:hAnsi="Times New Roman"/>
-          <w:b w:val="false"/>
-          <w:bCs w:val="false"/>
-          <w:i w:val="false"/>
-          <w:iCs w:val="false"/>
-          <w:sz w:val="24"/>
-          <w:szCs w:val="24"/>
-          <w:rtl/>
-        </w:rPr>
-        <w:t xml:space="preserve">על המשפחה המורחבת, ההשפעה היא בעיקר שההורים שלי מפחדים כל הזמן. אמא שלי שואלת "אכלת?" לפני "מה שלומך". ועל הילדה... זה הדבר שהכי מעסיק אותי. כשהייתי מאושפזת היא הייתה בת שנה וחצי, והיא לא זוכרת, אבל אני זוכרת. ואני חושבת כבר על זה שיום אחד אני אצטרך להסביר לה למה אמא נוסעת לבית חולים פעם בחודשיים. ויש גם הפחד שהעברתי לה משהו, כי יש מרכיב תורשתי. אני לא אומרת את זה בקול בדרך כלל.</w:t>
+        <w:t xml:space="preserve">אני אתחיל מהעבודה כי זה הכי פשוט. אני עובד בחיפה, ארבעים דקות נסיעה מהכפר, ואין לי רישיון. אז יש לי שלוש אפשרויות: אבא שלי, אוטובוס עם החלפה, או חבר מהעבודה שגר בכפר ליד ושאני משלם לו על דלק. רוב הימים זה החבר. וזה אומר שאני לא קובע את השעות שלי. אם הוא נשאר מאוחר, אני נשאר. אם הוא חולה, אני בשני אוטובוסים שעה וחצי. ואני לא יכול לקחת תפקיד שדורש נסיעות ללקוחות, שזה בדיוק התפקיד הבא שהיו נותנים לי. אז אני תקוע בתמיכה טלפונית, ואני טוב יותר מזה, ואני יודע את זה, והם יודעים את זה, ואף אחד לא אומר למה.</w:t>
+      </w:r>
+    </w:p>
+    <w:p>
+      <w:pPr>
+        <w:keepNext w:val="false"/>
+        <w:bidi/>
+        <w:spacing w:after="120" w:line="360"/>
+        <w:jc w:val="both"/>
+      </w:pPr>
+      <w:r>
+        <w:rPr>
+          <w:noProof/>
+          <w:rFonts w:ascii="Times New Roman" w:cs="David" w:eastAsia="David" w:hAnsi="Times New Roman"/>
+          <w:b w:val="false"/>
+          <w:bCs w:val="false"/>
+          <w:i w:val="false"/>
+          <w:iCs w:val="false"/>
+          <w:sz w:val="24"/>
+          <w:szCs w:val="24"/>
+          <w:rtl/>
+        </w:rPr>
+        <w:t xml:space="preserve">בבית, ההשפעה היא על אמא שלי יותר מאשר עליי, או ככה זה נראה. היא לא ישנה כשאני לא בבית. יש לה את המיקום שלי בטלפון. כשהייתי בן עשרים היא באה לבדוק אותי בלילה כמו תינוק. היום פחות, אבל אם אני לא עונה לטלפון שתי פעמים, היא מתקשרת לאחי. אני כועס עליה ואני מבין אותה, ושני הדברים ביחד כל יום.</w:t>
+      </w:r>
+    </w:p>
+    <w:p>
+      <w:pPr>
+        <w:keepNext w:val="false"/>
+        <w:bidi/>
+        <w:spacing w:after="120" w:line="360"/>
+        <w:jc w:val="both"/>
+      </w:pPr>
+      <w:r>
+        <w:rPr>
+          <w:noProof/>
+          <w:rFonts w:ascii="Times New Roman" w:cs="David" w:eastAsia="David" w:hAnsi="Times New Roman"/>
+          <w:b w:val="false"/>
+          <w:bCs w:val="false"/>
+          <w:i w:val="false"/>
+          <w:iCs w:val="false"/>
+          <w:sz w:val="24"/>
+          <w:szCs w:val="24"/>
+          <w:rtl/>
+        </w:rPr>
+        <w:t xml:space="preserve">הזוגיות... זה החלק שאני הכי חושב עליו עכשיו. הארוסה שלי יודעת, סיפרתי לה בפגישה השלישית, כי לא רציתי שתגלה מזה שאני נופל. היא קיבלה את זה, בצורה שלא ציפיתי. אבל ההורים שלה לא ידעו עד לפני חודשיים, ואמא שלי לא רצתה שיידעו, כי... [שתיקה] כי בכפר, בחור עם אפילפסיה זה לא השידוך שמחפשים. היא אמרה "יידעו אחרי החתונה". ואני אמרתי שלא אתחתן עם אנשים שמסתירים מהם משהו כזה. היה ריב. בסוף סיפרנו, ואבא שלה שאל אם זה עובר בתורשה. זו הייתה השאלה הראשונה שלו. לא "איך אתה מסתדר". "האם זה יעבור לנכדים".</w:t>
       </w:r>
     </w:p>
     <w:p>
@@ -929,51 +987,51 @@
           <w:szCs w:val="24"/>
           <w:rtl/>
         </w:rPr>
-        <w:t xml:space="preserve">3. עד כמה את מרגישה שיש לך שליטה על המוגבלות ועל השפעתה בחייך?</w:t>
-      </w:r>
-    </w:p>
-    <w:p>
-      <w:pPr>
-        <w:keepNext w:val="false"/>
-        <w:bidi/>
-        <w:spacing w:after="120" w:line="360"/>
-        <w:jc w:val="both"/>
-      </w:pPr>
-      <w:r>
-        <w:rPr>
-          <w:noProof/>
-          <w:rFonts w:ascii="Times New Roman" w:cs="David" w:eastAsia="David" w:hAnsi="Times New Roman"/>
-          <w:b w:val="false"/>
-          <w:bCs w:val="false"/>
-          <w:i w:val="false"/>
-          <w:iCs w:val="false"/>
-          <w:sz w:val="24"/>
-          <w:szCs w:val="24"/>
-          <w:rtl/>
-        </w:rPr>
-        <w:t xml:space="preserve">[שתיקה ארוכה] זו שאלה שאני עונה עליה אחרת בכל תקופה. היום, אחרי שתים עשרה שנה, אני אגיד ככה: אין לי שליטה על המחלה, ויש לי הרבה שליטה על החיים סביבה. על המחלה עצמה, לא. אני יכולה לעשות הכול נכון, לקחת את התרופות, לישון, לא לאכול מה שאסור, ועדיין לקבל התלקחות. אחרי הלידה עשיתי הכול נכון, וזה קרה. בשנים הראשונות זה שיגע אותי, כי חיפשתי מה עשיתי לא בסדר. היום אני יודעת שזה לא עובד ככה, והידיעה הזאת היא סוג של שליטה, כי הפסקתי להאשים את עצמי.</w:t>
-      </w:r>
-    </w:p>
-    <w:p>
-      <w:pPr>
-        <w:keepNext w:val="false"/>
-        <w:bidi/>
-        <w:spacing w:after="120" w:line="360"/>
-        <w:jc w:val="both"/>
-      </w:pPr>
-      <w:r>
-        <w:rPr>
-          <w:noProof/>
-          <w:rFonts w:ascii="Times New Roman" w:cs="David" w:eastAsia="David" w:hAnsi="Times New Roman"/>
-          <w:b w:val="false"/>
-          <w:bCs w:val="false"/>
-          <w:i w:val="false"/>
-          <w:iCs w:val="false"/>
-          <w:sz w:val="24"/>
-          <w:szCs w:val="24"/>
-          <w:rtl/>
-        </w:rPr>
-        <w:t xml:space="preserve">על החיים סביב המחלה, יש לי הרבה. או... לפחות יותר ממה שהיה לי. אני יודעת מה אני צריכה: איפה השירותים, מה לאכול, מתי לעצור. למדתי להגיד לא. למדתי לקום מפגישה. למדתי לבקש מהרופאה את התרופה שאני רוצה ולא את זו שנוח לה. יש אפליקציה שבה אני רושמת כל יום איך הרגשתי, ואחרי שנתיים של רישום אני יודעת לזהות התלקחות שבוע לפני שהיא מגיעה. זה לא עוצר אותה, אבל זה מאפשר לי להתכונן: לסיים דברים בעבודה, לדבר עם בעלי, למלא את המקרר. אז השליטה שלי היא לא על מה יקרה. יותר על... איך אני אפגוש את זה, נגיד.</w:t>
+        <w:t xml:space="preserve">3. עד כמה אתה מרגיש שיש לך שליטה על המוגבלות ועל השפעתה בחייך?</w:t>
+      </w:r>
+    </w:p>
+    <w:p>
+      <w:pPr>
+        <w:keepNext w:val="false"/>
+        <w:bidi/>
+        <w:spacing w:after="120" w:line="360"/>
+        <w:jc w:val="both"/>
+      </w:pPr>
+      <w:r>
+        <w:rPr>
+          <w:noProof/>
+          <w:rFonts w:ascii="Times New Roman" w:cs="David" w:eastAsia="David" w:hAnsi="Times New Roman"/>
+          <w:b w:val="false"/>
+          <w:bCs w:val="false"/>
+          <w:i w:val="false"/>
+          <w:iCs w:val="false"/>
+          <w:sz w:val="24"/>
+          <w:szCs w:val="24"/>
+          <w:rtl/>
+        </w:rPr>
+        <w:t xml:space="preserve">[שתיקה] שליטה. אני אגיד לך מה זה שליטה בשבילי. זה לדעת שבכל רגע, באמצע משפט, באמצע מדרגות, באמצע מקלחת, הגוף שלי יכול להחליט בלעדיי. אז על זה, אין. אני לוקח את הכדורים בשעה, אני ישן, אני לא שותה כמעט, לא נכנס לבריכה לבד, לא נועל את דלת האמבטיה. ועדיין, לפני אחד עשר חודשים נפלתי במטבח, על רצפה, ושברתי שן. עשיתי הכול נכון. אז מה השליטה.</w:t>
+      </w:r>
+    </w:p>
+    <w:p>
+      <w:pPr>
+        <w:keepNext w:val="false"/>
+        <w:bidi/>
+        <w:spacing w:after="120" w:line="360"/>
+        <w:jc w:val="both"/>
+      </w:pPr>
+      <w:r>
+        <w:rPr>
+          <w:noProof/>
+          <w:rFonts w:ascii="Times New Roman" w:cs="David" w:eastAsia="David" w:hAnsi="Times New Roman"/>
+          <w:b w:val="false"/>
+          <w:bCs w:val="false"/>
+          <w:i w:val="false"/>
+          <w:iCs w:val="false"/>
+          <w:sz w:val="24"/>
+          <w:szCs w:val="24"/>
+          <w:rtl/>
+        </w:rPr>
+        <w:t xml:space="preserve">אבל יש משהו, ולקח לי שנים להגיע אליו. יש שליטה על מה שקורה אחרי. פעם, אחרי פרכוס, הייתי נעלם לשבוע. בושה. לא יוצא מהבית, לא עונה לאנשים. היום אני יודע: יום אחד לישון, יום אחד להיות עצבני על העולם, ואז לחזור. זה הכלל שלי, "יומיים". ויש שליטה על מי יודע מה לעשות. לימדתי את הארוסה, את אחי, את שני חברים בעבודה: להפוך אותי על הצד, לא לשים כלום בפה, למדוד זמן, אם יותר מחמש דקות לקרוא לאמבולנס. זה נותן לי משהו. לא שליטה על הגוף. שליטה על מה שיקרה לגוף כשאני לא שם.</w:t>
       </w:r>
     </w:p>
     <w:p>
@@ -1009,7 +1067,7 @@
           <w:szCs w:val="24"/>
           <w:rtl/>
         </w:rPr>
-        <w:t xml:space="preserve">יש משהו שנותן לך תחושה של חוסר שליטה גם היום?</w:t>
+        <w:t xml:space="preserve">והדבר שהכי מרגיש לא בשליטה?</w:t>
       </w:r>
     </w:p>
     <w:p>
@@ -1031,7 +1089,7 @@
           <w:szCs w:val="24"/>
           <w:rtl/>
         </w:rPr>
-        <w:t xml:space="preserve">נור: </w:t>
+        <w:t xml:space="preserve">סאמי: </w:t>
       </w:r>
       <w:r>
         <w:rPr>
@@ -1045,7 +1103,7 @@
           <w:szCs w:val="24"/>
           <w:rtl/>
         </w:rPr>
-        <w:t xml:space="preserve">העירוי. זה נשמע מוזר, כי העירוי הוא מה ששומר עליי. אבל כל חודשיים אני יושבת בכיסא עם מחט ביד שלוש שעות, ובזמן הזה אני לא בשליטה על כלום, וכל פעם מחדש אני נזכרת שאני תלויה. ואם התרופה תפסיק לעבוד, ויש כאלה שהיא מפסיקה אצלם, אני לא יודעת מה הלאה. זה חוסר השליטה הכי גדול, והוא לא בגוף, הוא בעתיד.</w:t>
+        <w:t xml:space="preserve">הרישיון. כי זה לא אני מחליט ולא הגוף. זה רופא במשרד הרישוי שלא פגש אותי, שמסתכל על טופס. ואני צריך לבקש. בן עשרים ושבע, מבקש רשות לנסוע. כל פעם שאבא שלי מחכה לי בחניה בחיפה עם המנוע דולק, אני מרגיש בן שש עשרה שוב. ואני לא יכול להגיד לו "אל תבוא", כי אין אחר.</w:t>
       </w:r>
     </w:p>
     <w:p>
@@ -1067,73 +1125,73 @@
           <w:szCs w:val="24"/>
           <w:rtl/>
         </w:rPr>
-        <w:t xml:space="preserve">4. כיצד אנשים קרובים ורחוקים מתייחסים למוגבלות שלך? תוכלי לתת דוגמאות?</w:t>
-      </w:r>
-    </w:p>
-    <w:p>
-      <w:pPr>
-        <w:keepNext w:val="false"/>
-        <w:bidi/>
-        <w:spacing w:after="120" w:line="360"/>
-        <w:jc w:val="both"/>
-      </w:pPr>
-      <w:r>
-        <w:rPr>
-          <w:noProof/>
-          <w:rFonts w:ascii="Times New Roman" w:cs="David" w:eastAsia="David" w:hAnsi="Times New Roman"/>
-          <w:b w:val="false"/>
-          <w:bCs w:val="false"/>
-          <w:i w:val="false"/>
-          <w:iCs w:val="false"/>
-          <w:sz w:val="24"/>
-          <w:szCs w:val="24"/>
-          <w:rtl/>
-        </w:rPr>
-        <w:t xml:space="preserve">אני אתחיל מהרחוקים, כי זה יותר פשוט: הם לא מתייחסים, כי הם לא יודעים. וזו גם הבעיה. כשלא יודעים, מתייחסים אלייך כאל אישה בריאה בת שלושים ואחת, עם כל הציפיות. דוגמה: בנסיעה של החברה לחו"ל, לפני שנתיים, כולם הלכו לאכול במסעדה עם תפריט שאני לא יכולה, והזמנתי אורז לבן, ומישהו אמר "מה, את בדיאטה?", וכולם צחקו, ואני צחקתי. זו ההתייחסות של הרחוקים: בדיחה על דיאטה.</w:t>
-      </w:r>
-    </w:p>
-    <w:p>
-      <w:pPr>
-        <w:keepNext w:val="false"/>
-        <w:bidi/>
-        <w:spacing w:after="120" w:line="360"/>
-        <w:jc w:val="both"/>
-      </w:pPr>
-      <w:r>
-        <w:rPr>
-          <w:noProof/>
-          <w:rFonts w:ascii="Times New Roman" w:cs="David" w:eastAsia="David" w:hAnsi="Times New Roman"/>
-          <w:b w:val="false"/>
-          <w:bCs w:val="false"/>
-          <w:i w:val="false"/>
-          <w:iCs w:val="false"/>
-          <w:sz w:val="24"/>
-          <w:szCs w:val="24"/>
-          <w:rtl/>
-        </w:rPr>
-        <w:t xml:space="preserve">הקרובים, זה מתחלק. יש את אמא שלי, שההתייחסות שלה היא דאגה שהופכת לשליטה. היא שואלת מה אכלתי, היא שולחת לי כתבות על טיפולים, היא התקשרה לרופאה שלי פעם בלי שידעתי. אני יודעת שזה אהבה, ואני מרגישה שזה מקטין אותי, כאילו אני שוב בת תשע עשרה בבית חולים. יש את בעלי, שההתייחסות שלו היא הכי טובה שיש, הוא פשוט יודע, בלי שאני צריכה להגיד, מתי להציע ומתי לשתוק. ויש חברות. חברה אחת, הכי קרובה, שאלה אותי פעם "אבל את נראית טוב, זה עדיין קשה?". ואני הבנתי שגם מי שיודעת, אם היא לא רואה, היא שוכחת. היא לא רעה. היא פשוט מאמינה למה שהיא רואה, וזה מה שכולם עושים.</w:t>
-      </w:r>
-    </w:p>
-    <w:p>
-      <w:pPr>
-        <w:keepNext w:val="false"/>
-        <w:bidi/>
-        <w:spacing w:after="120" w:line="360"/>
-        <w:jc w:val="both"/>
-      </w:pPr>
-      <w:r>
-        <w:rPr>
-          <w:noProof/>
-          <w:rFonts w:ascii="Times New Roman" w:cs="David" w:eastAsia="David" w:hAnsi="Times New Roman"/>
-          <w:b w:val="false"/>
-          <w:bCs w:val="false"/>
-          <w:i w:val="false"/>
-          <w:iCs w:val="false"/>
-          <w:sz w:val="24"/>
-          <w:szCs w:val="24"/>
-          <w:rtl/>
-        </w:rPr>
-        <w:t xml:space="preserve">ויש סוג שלישי, שאני לא יודעת אם הוא קרוב או רחוק: המנהל שלי. הוא יודע, כי הייתי צריכה להגיד לו בגלל האשפוז. מאז הוא מתייחס אליי... בזהירות. הוא לא נתן לי לנהל פרויקט גדול השנה, ואמר "לא רציתי להעמיס עלייך". לא שאל, החליט. ההתייחסות הזאת, שנראית כמו התחשבות, היא זו שהכי כואבת, כי אני לא יכולה להתלונן עליה. מה אני אגיד, "למה אתה מתחשב בי"?</w:t>
+        <w:t xml:space="preserve">4. כיצד אנשים קרובים ורחוקים מתייחסים למוגבלות שלך? תוכל לתת דוגמאות?</w:t>
+      </w:r>
+    </w:p>
+    <w:p>
+      <w:pPr>
+        <w:keepNext w:val="false"/>
+        <w:bidi/>
+        <w:spacing w:after="120" w:line="360"/>
+        <w:jc w:val="both"/>
+      </w:pPr>
+      <w:r>
+        <w:rPr>
+          <w:noProof/>
+          <w:rFonts w:ascii="Times New Roman" w:cs="David" w:eastAsia="David" w:hAnsi="Times New Roman"/>
+          <w:b w:val="false"/>
+          <w:bCs w:val="false"/>
+          <w:i w:val="false"/>
+          <w:iCs w:val="false"/>
+          <w:sz w:val="24"/>
+          <w:szCs w:val="24"/>
+          <w:rtl/>
+        </w:rPr>
+        <w:t xml:space="preserve">הרחוקים לא יודעים, אז הם מתייחסים אליי כמו אל כל אחד. עד שהם רואים. פעם אחת ראו. בגיל עשרים ושתיים, בחתונה של בן דוד, באולם, נפלתי על רחבת הריקודים. שלוש מאות איש. ומאז, בכפר, אני "זה ש...". לא אומרים את זה בפנים. אבל יש אנשים שמאז מדברים אליי לאט. כאילו זה פגע לי בשכל. דודה של אמא שלי שאלה אותה אם אני "יכול לעבוד במחשבים עם הדבר הזה". אני מתכנת מגיל חמש עשרה. ואת זה אני לא סולח, לא לה, למה שזה אומר על מה שאנשים חושבים שאפילפסיה זה.</w:t>
+      </w:r>
+    </w:p>
+    <w:p>
+      <w:pPr>
+        <w:keepNext w:val="false"/>
+        <w:bidi/>
+        <w:spacing w:after="120" w:line="360"/>
+        <w:jc w:val="both"/>
+      </w:pPr>
+      <w:r>
+        <w:rPr>
+          <w:noProof/>
+          <w:rFonts w:ascii="Times New Roman" w:cs="David" w:eastAsia="David" w:hAnsi="Times New Roman"/>
+          <w:b w:val="false"/>
+          <w:bCs w:val="false"/>
+          <w:i w:val="false"/>
+          <w:iCs w:val="false"/>
+          <w:sz w:val="24"/>
+          <w:szCs w:val="24"/>
+          <w:rtl/>
+        </w:rPr>
+        <w:t xml:space="preserve">הקרובים, זה מסובך יותר. אבא שלי מתייחס לזה כמו שהוא מתייחס לכל דבר: לא מדבר, עושה. הוא מסיע אותי כל יום ולא אמר על זה מילה בשנה. אני לא יודע אם זה כי זה בסדר לו או כי הוא לא יודע מה להגיד. אמא שלי, סיפרתי. היא מתייחסת לזה כאל משהו שצריך להסתיר כדי להגן עליי, וההסתרה שלה היא בעצמה היחס שהכי מכאיב, כי מה שהיא אומרת בלי מילים זה "יש בך משהו שלא מראים".</w:t>
+      </w:r>
+    </w:p>
+    <w:p>
+      <w:pPr>
+        <w:keepNext w:val="false"/>
+        <w:bidi/>
+        <w:spacing w:after="120" w:line="360"/>
+        <w:jc w:val="both"/>
+      </w:pPr>
+      <w:r>
+        <w:rPr>
+          <w:noProof/>
+          <w:rFonts w:ascii="Times New Roman" w:cs="David" w:eastAsia="David" w:hAnsi="Times New Roman"/>
+          <w:b w:val="false"/>
+          <w:bCs w:val="false"/>
+          <w:i w:val="false"/>
+          <w:iCs w:val="false"/>
+          <w:sz w:val="24"/>
+          <w:szCs w:val="24"/>
+          <w:rtl/>
+        </w:rPr>
+        <w:t xml:space="preserve">ואחי הקטן, בן עשרים, הוא היחיד שצוחק איתי על זה. אחרי הפרכוס במטבח, כשהתעוררתי, הוא אמר "אחי, כל הסרטונים שלך של ריקוד, זה היה הכי טוב". ואני צחקתי, עם הלשון הנשוכה. זה היחס הכי טוב שקיבלתי. כי הוא התייחס אליי, לא לאפילפסיה. והארוסה שלי, היא לא מתייחסת. היא פשוט יודעת. כשאני נעלם לשניות, היא מחכה, ואז ממשיכה את המשפט מאיפה שהיא הפסיקה, בלי להגיד כלום. אני לא יודע איך היא למדה את זה. לא לימדתי אותה.</w:t>
       </w:r>
     </w:p>
     <w:p>
@@ -1155,123 +1213,73 @@
           <w:szCs w:val="24"/>
           <w:rtl/>
         </w:rPr>
-        <w:t xml:space="preserve">5. כיצד את מחליטה למי ומתי לספר על המוגבלות שלך?</w:t>
-      </w:r>
-    </w:p>
-    <w:p>
-      <w:pPr>
-        <w:keepNext w:val="false"/>
-        <w:bidi/>
-        <w:spacing w:after="120" w:line="360"/>
-        <w:jc w:val="both"/>
-      </w:pPr>
-      <w:r>
-        <w:rPr>
-          <w:noProof/>
-          <w:rFonts w:ascii="Times New Roman" w:cs="David" w:eastAsia="David" w:hAnsi="Times New Roman"/>
-          <w:b w:val="false"/>
-          <w:bCs w:val="false"/>
-          <w:i w:val="false"/>
-          <w:iCs w:val="false"/>
-          <w:sz w:val="24"/>
-          <w:szCs w:val="24"/>
-          <w:rtl/>
-        </w:rPr>
-        <w:t xml:space="preserve">יש לי בראש משהו כמו שלושה מעגלים. במעגל הפנימי, משפחה ושתי חברות, יודעים הכול, כולל הפרטים שלא נעים לספר. במעגל השני, חברים ועמיתים קרובים, יודעים שיש לי "מחלת מעיים כרונית", בלי פרטים. ובמעגל השלישי, כל השאר, לא יודעים, אלא אם קורה משהו שמכריח.</w:t>
-      </w:r>
-    </w:p>
-    <w:p>
-      <w:pPr>
-        <w:keepNext w:val="false"/>
-        <w:bidi/>
-        <w:spacing w:after="120" w:line="360"/>
-        <w:jc w:val="both"/>
-      </w:pPr>
-      <w:r>
-        <w:rPr>
-          <w:noProof/>
-          <w:rFonts w:ascii="Times New Roman" w:cs="David" w:eastAsia="David" w:hAnsi="Times New Roman"/>
-          <w:b w:val="false"/>
-          <w:bCs w:val="false"/>
-          <w:i w:val="false"/>
-          <w:iCs w:val="false"/>
-          <w:sz w:val="24"/>
-          <w:szCs w:val="24"/>
-          <w:rtl/>
-        </w:rPr>
-        <w:t xml:space="preserve">ואיך אני מחליטה? האמת שבדרך כלל אני לא מחליטה, המחלה מחליטה. רוב הפעמים שסיפרתי, סיפרתי כי לא הייתה ברירה: האשפוז, או שהייתי צריכה להסביר למה אני נעלמת לשלוש שעות באמצע יום עבודה. סיפרתי למנהל שלי מבית החולים, בטלפון, וזה לא איך שהייתי בוחרת. כשיש לי בחירה, אני שואלת את עצמי שלוש שאלות: האם האדם הזה יצטרך את זה כדי להבין אותי, האם הוא יכול להחזיק את זה בלי להפוך אותי למחלה שלי, והאם יש לו כוח עליי. אם יש לו כוח עליי, כמו מנהל, אני דוחה כמה שאפשר. אם אין לו, ואני סומכת עליו, אני מספרת די מהר, כי להסתיר זה מעייף.</w:t>
-      </w:r>
-    </w:p>
-    <w:p>
-      <w:pPr>
-        <w:keepNext w:val="false"/>
-        <w:bidi/>
-        <w:spacing w:after="80" w:line="360"/>
-        <w:jc w:val="both"/>
-      </w:pPr>
-      <w:r>
-        <w:rPr>
-          <w:noProof/>
-          <w:rFonts w:ascii="Times New Roman" w:cs="David" w:eastAsia="David" w:hAnsi="Times New Roman"/>
-          <w:b/>
-          <w:bCs/>
-          <w:i w:val="false"/>
-          <w:iCs w:val="false"/>
-          <w:sz w:val="24"/>
-          <w:szCs w:val="24"/>
-          <w:rtl/>
-        </w:rPr>
-        <w:t xml:space="preserve">מראיינת: </w:t>
-      </w:r>
-      <w:r>
-        <w:rPr>
-          <w:noProof/>
-          <w:rFonts w:ascii="Times New Roman" w:cs="David" w:eastAsia="David" w:hAnsi="Times New Roman"/>
-          <w:b w:val="false"/>
-          <w:bCs w:val="false"/>
-          <w:i/>
-          <w:iCs/>
-          <w:sz w:val="24"/>
-          <w:szCs w:val="24"/>
-          <w:rtl/>
-        </w:rPr>
-        <w:t xml:space="preserve">תוכלי לספר על פעם שסיפרת מבחירה, ואיך זה היה?</w:t>
-      </w:r>
-    </w:p>
-    <w:p>
-      <w:pPr>
-        <w:keepNext w:val="false"/>
-        <w:bidi/>
-        <w:spacing w:after="80" w:line="360"/>
-        <w:jc w:val="both"/>
-      </w:pPr>
-      <w:r>
-        <w:rPr>
-          <w:noProof/>
-          <w:rFonts w:ascii="Times New Roman" w:cs="David" w:eastAsia="David" w:hAnsi="Times New Roman"/>
-          <w:b/>
-          <w:bCs/>
-          <w:i w:val="false"/>
-          <w:iCs w:val="false"/>
-          <w:sz w:val="24"/>
-          <w:szCs w:val="24"/>
-          <w:rtl/>
-        </w:rPr>
-        <w:t xml:space="preserve">נור: </w:t>
-      </w:r>
-      <w:r>
-        <w:rPr>
-          <w:noProof/>
-          <w:rFonts w:ascii="Times New Roman" w:cs="David" w:eastAsia="David" w:hAnsi="Times New Roman"/>
-          <w:b w:val="false"/>
-          <w:bCs w:val="false"/>
-          <w:i/>
-          <w:iCs/>
-          <w:sz w:val="24"/>
-          <w:szCs w:val="24"/>
-          <w:rtl/>
-        </w:rPr>
-        <w:t xml:space="preserve">סיפרתי לעובדת חדשה שקלטתי בחברה, אחרי חודש שעבדנו ביחד. ראיתי שהיא לא אוכלת בארוחות משותפות ומתרצת, וזיהיתי את זה. אמרתי לה "אני עם קרוהן, אם זה רלוונטי". היא פרצה בבכי, בחדר ישיבות. יש לה קוליטיס, ולא סיפרה לאף אחד בחברה. אז פעם אחת שסיפרתי מבחירה, זה היה כדי שמישהי אחרת לא תהיה לבד. זה היה, אני חושבת, הפעם היחידה שהרגשתי שהמחלה שלי שימושית למשהו.</w:t>
+        <w:t xml:space="preserve">5. כיצד אתה מחליט למי ומתי לספר על המוגבלות שלך?</w:t>
+      </w:r>
+    </w:p>
+    <w:p>
+      <w:pPr>
+        <w:keepNext w:val="false"/>
+        <w:bidi/>
+        <w:spacing w:after="120" w:line="360"/>
+        <w:jc w:val="both"/>
+      </w:pPr>
+      <w:r>
+        <w:rPr>
+          <w:noProof/>
+          <w:rFonts w:ascii="Times New Roman" w:cs="David" w:eastAsia="David" w:hAnsi="Times New Roman"/>
+          <w:b w:val="false"/>
+          <w:bCs w:val="false"/>
+          <w:i w:val="false"/>
+          <w:iCs w:val="false"/>
+          <w:sz w:val="24"/>
+          <w:szCs w:val="24"/>
+          <w:rtl/>
+        </w:rPr>
+        <w:t xml:space="preserve">יש כלל שלמדתי בדרך הקשה: אני מספר למי שעלול לראות. זה הכלל. לא למי שאני סומך עליו, לא למי שקרוב, למי שעלול להיות שם כשזה קורה. כי אם הוא יראה בלי שידע, הוא יבהל, ואם הוא יבהל, הוא יעשה שטויות, כמו לשים לי כפית בפה או לקרוא לאמבולנס אחרי עשרים שניות, או... לספר לכולם. אז בעבודה שני אנשים יודעים, אלה שיושבים לידי. בכפר, מי שהיה בחתונה יודע, לא הייתה לי ברירה. הארוסה, אחי, ההורים.</w:t>
+      </w:r>
+    </w:p>
+    <w:p>
+      <w:pPr>
+        <w:keepNext w:val="false"/>
+        <w:bidi/>
+        <w:spacing w:after="120" w:line="360"/>
+        <w:jc w:val="both"/>
+      </w:pPr>
+      <w:r>
+        <w:rPr>
+          <w:noProof/>
+          <w:rFonts w:ascii="Times New Roman" w:cs="David" w:eastAsia="David" w:hAnsi="Times New Roman"/>
+          <w:b w:val="false"/>
+          <w:bCs w:val="false"/>
+          <w:i w:val="false"/>
+          <w:iCs w:val="false"/>
+          <w:sz w:val="24"/>
+          <w:szCs w:val="24"/>
+          <w:rtl/>
+        </w:rPr>
+        <w:t xml:space="preserve">ומתי? מוקדם. למדתי שמוקדם יותר טוב, כי אם אני מחכה, זה הופך לסוד, והסוד הופך לדבר גדול יותר מהאפילפסיה עצמה. עם הארוסה, פגישה שלישית. אמרתי לה "לפני שזה ממשיך, יש משהו שאת צריכה לדעת", והיא חשבה שאני נשוי. [צוחק] כשאמרתי אפילפסיה היא אמרה "זה הכול?". זה הכול. ואני עם הלב בגרון.</w:t>
+      </w:r>
+    </w:p>
+    <w:p>
+      <w:pPr>
+        <w:keepNext w:val="false"/>
+        <w:bidi/>
+        <w:spacing w:after="120" w:line="360"/>
+        <w:jc w:val="both"/>
+      </w:pPr>
+      <w:r>
+        <w:rPr>
+          <w:noProof/>
+          <w:rFonts w:ascii="Times New Roman" w:cs="David" w:eastAsia="David" w:hAnsi="Times New Roman"/>
+          <w:b w:val="false"/>
+          <w:bCs w:val="false"/>
+          <w:i w:val="false"/>
+          <w:iCs w:val="false"/>
+          <w:sz w:val="24"/>
+          <w:szCs w:val="24"/>
+          <w:rtl/>
+        </w:rPr>
+        <w:t xml:space="preserve">אבל יש מקום אחד שאני לא מספר בו, ואני לא גאה בזה: ראיונות עבודה. פעמיים לא אמרתי. יש טופס רפואי, ובטופס כתבתי "אין". כי יודע מה קורה אם אני כותב "אפילפסיה" במקום שמחפש טכנאי שנוסע ללקוחות? הם לא אומרים "לא", הם אומרים "נחזור אליך". אז למי אני מספר זה לא רק החלטה שלי. זה גם מה שאני יכול להרשות לעצמי.</w:t>
       </w:r>
     </w:p>
     <w:p>
@@ -1315,51 +1323,51 @@
           <w:szCs w:val="24"/>
           <w:rtl/>
         </w:rPr>
-        <w:t xml:space="preserve">כל הזמן, ועם כל מי שלא במעגל הפנימי. אבל יש הסתרה והסתרה. יש הסתרה קטנה, יומיומית, כמו שיצאתי מפגישת הגיוס ואמרתי "משהו דחוף". אני לא מרגישה מזה כלום כבר, זה אוטומטי, כמו שמסדרים את החולצה. ויש הסתרה גדולה, שאני כן מרגישה.</w:t>
-      </w:r>
-    </w:p>
-    <w:p>
-      <w:pPr>
-        <w:keepNext w:val="false"/>
-        <w:bidi/>
-        <w:spacing w:after="120" w:line="360"/>
-        <w:jc w:val="both"/>
-      </w:pPr>
-      <w:r>
-        <w:rPr>
-          <w:noProof/>
-          <w:rFonts w:ascii="Times New Roman" w:cs="David" w:eastAsia="David" w:hAnsi="Times New Roman"/>
-          <w:b w:val="false"/>
-          <w:bCs w:val="false"/>
-          <w:i w:val="false"/>
-          <w:iCs w:val="false"/>
-          <w:sz w:val="24"/>
-          <w:szCs w:val="24"/>
-          <w:rtl/>
-        </w:rPr>
-        <w:t xml:space="preserve">ההסתרה הגדולה הייתה בראיון העבודה למקום שאני עובדת בו היום. שאלו "יש משהו שאנחנו צריכים לדעת", ואמרתי לא. ידעתי שאם אגיד, לא אתקבל. לא כי הם רעים, כי אני בעצמי במשאבי אנוש ואני יודעת איך זה נשמע מהצד השני: עובדת שתיעדר לעירויים, שיש לה אשפוזים. אז שיקרתי. הרגשתי... שני דברים ביחד, לא יודעת איך להסביר. הרגשתי חכמה, כי התקבלתי. והרגשתי שהתחלתי את העבודה הזאת עם שקר, ושכל יום שאני לא אומרת הוא עוד יום של השקר. כשסיפרתי בסוף, מבית החולים, המנהל שאל "למה לא אמרת", ולא הייתה לי תשובה שהייתי יכולה להגיד לו. האמת היא "כי לא הייתי מקבלת את העבודה", אבל את זה לא אומרים למי שנתן לך אותה.</w:t>
-      </w:r>
-    </w:p>
-    <w:p>
-      <w:pPr>
-        <w:keepNext w:val="false"/>
-        <w:bidi/>
-        <w:spacing w:after="120" w:line="360"/>
-        <w:jc w:val="both"/>
-      </w:pPr>
-      <w:r>
-        <w:rPr>
-          <w:noProof/>
-          <w:rFonts w:ascii="Times New Roman" w:cs="David" w:eastAsia="David" w:hAnsi="Times New Roman"/>
-          <w:b w:val="false"/>
-          <w:bCs w:val="false"/>
-          <w:i w:val="false"/>
-          <w:iCs w:val="false"/>
-          <w:sz w:val="24"/>
-          <w:szCs w:val="24"/>
-          <w:rtl/>
-        </w:rPr>
-        <w:t xml:space="preserve">ויש הסתרה שלישית, שהיא לא מאנשים, היא מעצמי. יש ימים שאני מתעלמת ממה שהגוף אומר, כי אין לי כוח שהוא יהיה שוב הנושא. ממשיכה את היום. ובדרך כלל אני משלמת על זה אחר כך.</w:t>
+        <w:t xml:space="preserve">אמרתי על ראיונות העבודה. אבל ההסתרה הכי גדולה היא לא שם. היא יום-יומית וקטנה: "הקו נפל". "לא ישנתי טוב". "שכחתי מה רציתי להגיד". יש לי עשרה משפטים כאלה. כל פעם שאני נעלם לעשרים שניות מול מישהו, אני בוחר משפט. זה כל כך אוטומטי שאני כבר לא מרגיש שאני משקר. אבל אם סופרים, אני משקר כמה פעמים בשבוע, לאנשים שאני אוהב לפעמים.</w:t>
+      </w:r>
+    </w:p>
+    <w:p>
+      <w:pPr>
+        <w:keepNext w:val="false"/>
+        <w:bidi/>
+        <w:spacing w:after="120" w:line="360"/>
+        <w:jc w:val="both"/>
+      </w:pPr>
+      <w:r>
+        <w:rPr>
+          <w:noProof/>
+          <w:rFonts w:ascii="Times New Roman" w:cs="David" w:eastAsia="David" w:hAnsi="Times New Roman"/>
+          <w:b w:val="false"/>
+          <w:bCs w:val="false"/>
+          <w:i w:val="false"/>
+          <w:iCs w:val="false"/>
+          <w:sz w:val="24"/>
+          <w:szCs w:val="24"/>
+          <w:rtl/>
+        </w:rPr>
+        <w:t xml:space="preserve">ויש הסתרה שהרגשתי אותה חזק: לא לקחת את הכדור. כשהייתי בן תשע עשרה, בטיול עם חברים לאילת, לא רציתי שיראו אותי בולע כדורים בבוקר, כי יתחילו שאלות. אז לא לקחתי יומיים. ביום השלישי נפלתי בחוף. אז ההסתרה הזאת כמעט הרגה אותי, פשוט. ומאז אני לוקח מול כולם. אם שואלים, אני אומר "ויטמינים". [שתיקה] טוב, אז עדיין מסתיר. רק את הכדור כבר לא.</w:t>
+      </w:r>
+    </w:p>
+    <w:p>
+      <w:pPr>
+        <w:keepNext w:val="false"/>
+        <w:bidi/>
+        <w:spacing w:after="120" w:line="360"/>
+        <w:jc w:val="both"/>
+      </w:pPr>
+      <w:r>
+        <w:rPr>
+          <w:noProof/>
+          <w:rFonts w:ascii="Times New Roman" w:cs="David" w:eastAsia="David" w:hAnsi="Times New Roman"/>
+          <w:b w:val="false"/>
+          <w:bCs w:val="false"/>
+          <w:i w:val="false"/>
+          <w:iCs w:val="false"/>
+          <w:sz w:val="24"/>
+          <w:szCs w:val="24"/>
+          <w:rtl/>
+        </w:rPr>
+        <w:t xml:space="preserve">איך זה מרגיש. בזמן אמת, כלום, זה רפלקס. אחר כך... עייף. יש משהו שאני לא יודע להסביר, שכל שקר קטן כזה לוקח משהו. לא אשמה. יותר כמו... שאני לא לגמרי נמצא. שאנשים מכירים גרסה שלי שאין בה את הדבר הזה, והדבר הזה הוא לא כל מה שאני, אבל הוא חלק, ואם הוא לא שם, אז גם אני לא לגמרי שם.</w:t>
       </w:r>
     </w:p>
     <w:p>
@@ -1403,51 +1411,51 @@
           <w:szCs w:val="24"/>
           <w:rtl/>
         </w:rPr>
-        <w:t xml:space="preserve">זה לב העניין, ואני חושבת שזה דבר כפול, ושני הצדדים נכונים באותו זמן. מצד אחד, זה שלא רואים זה מגן עליי. אני יכולה לבחור. אני לא "האישה החולה" במשרד, אני רכזת משאבי אנוש. אין מבטים, אין שאלות, אין... את יודעת, הרחמים האלה. יש לי זהות שהיא לא המחלה. אני יודעת שיש אנשים עם מוגבלות שרואים, ושאין להם את הבחירה הזאת, ואני לא לוקחת את זה כמובן מאליו.</w:t>
-      </w:r>
-    </w:p>
-    <w:p>
-      <w:pPr>
-        <w:keepNext w:val="false"/>
-        <w:bidi/>
-        <w:spacing w:after="120" w:line="360"/>
-        <w:jc w:val="both"/>
-      </w:pPr>
-      <w:r>
-        <w:rPr>
-          <w:noProof/>
-          <w:rFonts w:ascii="Times New Roman" w:cs="David" w:eastAsia="David" w:hAnsi="Times New Roman"/>
-          <w:b w:val="false"/>
-          <w:bCs w:val="false"/>
-          <w:i w:val="false"/>
-          <w:iCs w:val="false"/>
-          <w:sz w:val="24"/>
-          <w:szCs w:val="24"/>
-          <w:rtl/>
-        </w:rPr>
-        <w:t xml:space="preserve">מצד שני, בגלל שלא רואים, אני צריכה כל הזמן להוכיח. כל פעם שאני צריכה משהו, אני צריכה קודם להסביר שאני באמת צריכה. מקום חניה קרוב, כי אין לי כוח ללכת, אין לי, אני נראית כמו מישהי שיכולה ללכת. תור לשירותים, אני לא יכולה לחכות, ומי מאמין. יום מחלה בלי חום. מנהל שאומר "אבל אתמול היית בסדר". ההוכחה הזאת, שלא נגמרת, היא בעצמה עבודה, ומתישה כמו המחלה. וכשאני לא מסבירה, אני מקבלת את היחס של אדם בריא שסתם מתפנק. וכשאני כן מסבירה, אני הופכת למחלה. אין אמצע.</w:t>
-      </w:r>
-    </w:p>
-    <w:p>
-      <w:pPr>
-        <w:keepNext w:val="false"/>
-        <w:bidi/>
-        <w:spacing w:after="120" w:line="360"/>
-        <w:jc w:val="both"/>
-      </w:pPr>
-      <w:r>
-        <w:rPr>
-          <w:noProof/>
-          <w:rFonts w:ascii="Times New Roman" w:cs="David" w:eastAsia="David" w:hAnsi="Times New Roman"/>
-          <w:b w:val="false"/>
-          <w:bCs w:val="false"/>
-          <w:i w:val="false"/>
-          <w:iCs w:val="false"/>
-          <w:sz w:val="24"/>
-          <w:szCs w:val="24"/>
-          <w:rtl/>
-        </w:rPr>
-        <w:t xml:space="preserve">ויש עוד דבר, והוא הכי קשה: כשלא רואים, לפעמים אני בעצמי לא מאמינה. ביום טוב אני מסתכלת במראה ורואה בריאה ואומרת לעצמי "אולי את מגזימה". ואז מגיע יום רע, והוא מזכיר לי. זה שהמחלה לא נראית מבלבל אחרים, וגם אותי. אני חיה עם גוף שמבחוץ אומר דבר אחד ומבפנים אומר דבר אחר, ואני צריכה להחליט כל יום למי מהם להאמין.</w:t>
+        <w:t xml:space="preserve">היא נראית, רק לא תמיד. זה ההבדל ממישהו עם משהו שתמיד רואים או אף פעם לא רואים. אצלי זה בלתי נראה תשעים ותשעה אחוז מהזמן, ואז אחוז אחד שבו זה הדבר היחיד שרואים. ושני המצבים האלה רבים אחד עם השני כל הזמן.</w:t>
+      </w:r>
+    </w:p>
+    <w:p>
+      <w:pPr>
+        <w:keepNext w:val="false"/>
+        <w:bidi/>
+        <w:spacing w:after="120" w:line="360"/>
+        <w:jc w:val="both"/>
+      </w:pPr>
+      <w:r>
+        <w:rPr>
+          <w:noProof/>
+          <w:rFonts w:ascii="Times New Roman" w:cs="David" w:eastAsia="David" w:hAnsi="Times New Roman"/>
+          <w:b w:val="false"/>
+          <w:bCs w:val="false"/>
+          <w:i w:val="false"/>
+          <w:iCs w:val="false"/>
+          <w:sz w:val="24"/>
+          <w:szCs w:val="24"/>
+          <w:rtl/>
+        </w:rPr>
+        <w:t xml:space="preserve">כשלא רואים, אני צריך להסביר למה אני לא נוהג, למה אני לא שותה, למה אני הולך לישון בעשר. ואנשים לא מבינים, כי אני נראה בריא, גבוה, בן עשרים ושבע. חבר אמר לי פעם "אתה חי כמו זקן". לא יכולתי להגיד לו שאני חי ככה כדי לא ליפול. אז אני "הזה שלא כיף איתו". ואם אני כן מסביר, אז אני "הזה עם האפילפסיה", ואנשים מתחילים להסתכל עליי כמו שמחכים שמשהו יקרה. אין מצב שבו אני סתם סאמי. או שאני משעמם, או שאני מקרה.</w:t>
+      </w:r>
+    </w:p>
+    <w:p>
+      <w:pPr>
+        <w:keepNext w:val="false"/>
+        <w:bidi/>
+        <w:spacing w:after="120" w:line="360"/>
+        <w:jc w:val="both"/>
+      </w:pPr>
+      <w:r>
+        <w:rPr>
+          <w:noProof/>
+          <w:rFonts w:ascii="Times New Roman" w:cs="David" w:eastAsia="David" w:hAnsi="Times New Roman"/>
+          <w:b w:val="false"/>
+          <w:bCs w:val="false"/>
+          <w:i w:val="false"/>
+          <w:iCs w:val="false"/>
+          <w:sz w:val="24"/>
+          <w:szCs w:val="24"/>
+          <w:rtl/>
+        </w:rPr>
+        <w:t xml:space="preserve">וכשכן רואים, זה גרוע מכל מוגבלות שרואים כל הזמן, כי זה פתאומי, וזה מפחיד אנשים, ואנשים זוכרים פחד. מי שראה אותי נופל, רואה את זה כל פעם שהוא מסתכל עליי, גם שנים אחרי. בחתונה ההיא, אני לא זוכר כלום, אני איבדתי שתי דקות. הם זוכרים את זה חמש שנים. אז האי-נראות הזאת, היא לא מגינה עליי. היא רק דוחה את הרגע שבו זה ייראה, ואז זה נראה בבת אחת, בלי שאני שם לשלוט על זה. הייתי מעדיף, לפעמים, משהו שרואים כל הזמן. לפחות אנשים היו יודעים למה לצפות. ואני גם.</w:t>
       </w:r>
     </w:p>
     <w:p>
@@ -1491,51 +1499,51 @@
           <w:szCs w:val="24"/>
           <w:rtl/>
         </w:rPr>
-        <w:t xml:space="preserve">אה... יש כמה דברים. הראשון: "נראית טוב" זו לא מחמאה. זו מחמאה כשאומרים אותה, אבל כשאומרים אותה למישהי עם מחלה שלא רואים, בטון של "אז מה הבעיה", זה מוחק אותה. אני יכולה להיראות טוב ולהיות באמצע יום נורא. שני הדברים לא סותרים.</w:t>
-      </w:r>
-    </w:p>
-    <w:p>
-      <w:pPr>
-        <w:keepNext w:val="false"/>
-        <w:bidi/>
-        <w:spacing w:after="120" w:line="360"/>
-        <w:jc w:val="both"/>
-      </w:pPr>
-      <w:r>
-        <w:rPr>
-          <w:noProof/>
-          <w:rFonts w:ascii="Times New Roman" w:cs="David" w:eastAsia="David" w:hAnsi="Times New Roman"/>
-          <w:b w:val="false"/>
-          <w:bCs w:val="false"/>
-          <w:i w:val="false"/>
-          <w:iCs w:val="false"/>
-          <w:sz w:val="24"/>
-          <w:szCs w:val="24"/>
-          <w:rtl/>
-        </w:rPr>
-        <w:t xml:space="preserve">השני: אל תחליטו בשבילי מה אני יכולה. המנהל שלי שלא נתן לי את הפרויקט, אמא שלי שמתקשרת לרופאה, שניהם החליטו בשבילי מתוך אהבה או התחשבות. אני רוצה שישאלו. "את רוצה את זה? מה את צריכה כדי שזה יעבוד?" זו השאלה. לא "זה לא יהיה יותר מדי בשבילך".</w:t>
-      </w:r>
-    </w:p>
-    <w:p>
-      <w:pPr>
-        <w:keepNext w:val="false"/>
-        <w:bidi/>
-        <w:spacing w:after="120" w:line="360"/>
-        <w:jc w:val="both"/>
-      </w:pPr>
-      <w:r>
-        <w:rPr>
-          <w:noProof/>
-          <w:rFonts w:ascii="Times New Roman" w:cs="David" w:eastAsia="David" w:hAnsi="Times New Roman"/>
-          <w:b w:val="false"/>
-          <w:bCs w:val="false"/>
-          <w:i w:val="false"/>
-          <w:iCs w:val="false"/>
-          <w:sz w:val="24"/>
-          <w:szCs w:val="24"/>
-          <w:rtl/>
-        </w:rPr>
-        <w:t xml:space="preserve">והשלישי, וזה אולי הכי חשוב: אם מישהו אומר לכם שהוא צריך משהו, ואתם לא רואים למה, תאמינו לו. פשוט תאמינו. רוב האנשים לא ממציאים מחלות כדי לקבל תור בשירותים. ההוכחה שאתם דורשים עולה לנו יותר ממה שאתם חושבים. אם הייתי יכולה לבקש דבר אחד מהעולם זה פחות הוכחות ויותר אמון.</w:t>
+        <w:t xml:space="preserve">אה... הדבר הראשון הוא טיפשי אבל הוא הכי חשוב: שאני לא טיפש. אפילפסיה זה לא בשכל. זה חשמל. אחרי פרכוס אני אותו אדם, עם אותם מחשבות. שאנשים יפסיקו לדבר אליי לאט.</w:t>
+      </w:r>
+    </w:p>
+    <w:p>
+      <w:pPr>
+        <w:keepNext w:val="false"/>
+        <w:bidi/>
+        <w:spacing w:after="120" w:line="360"/>
+        <w:jc w:val="both"/>
+      </w:pPr>
+      <w:r>
+        <w:rPr>
+          <w:noProof/>
+          <w:rFonts w:ascii="Times New Roman" w:cs="David" w:eastAsia="David" w:hAnsi="Times New Roman"/>
+          <w:b w:val="false"/>
+          <w:bCs w:val="false"/>
+          <w:i w:val="false"/>
+          <w:iCs w:val="false"/>
+          <w:sz w:val="24"/>
+          <w:szCs w:val="24"/>
+          <w:rtl/>
+        </w:rPr>
+        <w:t xml:space="preserve">השני: שהדברים שאני לא עושה, אני לא עושה בגלל זה. לא כי אני לא רוצה. לא נוהג, לא שותה, הולך לישון מוקדם, לא נכנס לים לבד. זה לא "לא כיף איתו". זה מחיר. ואני משלם אותו כל יום כדי לא ליפול מולכם, ואני לא מקבל על זה שום קרדיט, כי כשזה עובד, אף אחד לא רואה שזה עבד.</w:t>
+      </w:r>
+    </w:p>
+    <w:p>
+      <w:pPr>
+        <w:keepNext w:val="false"/>
+        <w:bidi/>
+        <w:spacing w:after="120" w:line="360"/>
+        <w:jc w:val="both"/>
+      </w:pPr>
+      <w:r>
+        <w:rPr>
+          <w:noProof/>
+          <w:rFonts w:ascii="Times New Roman" w:cs="David" w:eastAsia="David" w:hAnsi="Times New Roman"/>
+          <w:b w:val="false"/>
+          <w:bCs w:val="false"/>
+          <w:i w:val="false"/>
+          <w:iCs w:val="false"/>
+          <w:sz w:val="24"/>
+          <w:szCs w:val="24"/>
+          <w:rtl/>
+        </w:rPr>
+        <w:t xml:space="preserve">והשלישי, ואת זה אני אומר להורים: אל תסתירו אותנו. אמא שלי הסתירה מאהבה, ומה שלמדתי מזה זה שיש בי משהו שצריך להסתיר. לקח לי עשר שנים להפסיק להאמין לזה. אם ההורים של ילד עם אפילפסיה שומעים את ההקלטה הזאת: תגידו לכולם. תגידו בבית הספר, תגידו לחברים, תגידו למשפחה של הכלה. הסוד כבד יותר מהמחלה. אני יודע, סחבתי את שניהם.</w:t>
       </w:r>
     </w:p>
     <w:p>
@@ -1579,29 +1587,29 @@
           <w:szCs w:val="24"/>
           <w:rtl/>
         </w:rPr>
-        <w:t xml:space="preserve">כן, משהו אחד. לא שאלת אותי על הדברים הטובים, ואני רוצה להגיד אותם, כי אחרת הראיון הזה נשמע כמו רק סבל, וזה לא נכון. המחלה לקחה לי דברים, ונתנה לי דברים. אני יודעת מה חשוב. אני לא מבזבזת זמן על אנשים שלא טובים לי, כי אין לי אנרגיה עודפת לבזבז. אני מקשיבה לגוף שלי כמו שרוב האנשים בגיל שלושים ואחת לא מקשיבים. ואני חושבת שאני אמא יותר סבלנית בגלל זה, כי אני יודעת מה זה שהגוף לא עושה מה שאת רוצה, וכשהבת שלי בוכה כי היא עייפה, אני מבינה אותה.</w:t>
-      </w:r>
-    </w:p>
-    <w:p>
-      <w:pPr>
-        <w:keepNext w:val="false"/>
-        <w:bidi/>
-        <w:spacing w:after="120" w:line="360"/>
-        <w:jc w:val="both"/>
-      </w:pPr>
-      <w:r>
-        <w:rPr>
-          <w:noProof/>
-          <w:rFonts w:ascii="Times New Roman" w:cs="David" w:eastAsia="David" w:hAnsi="Times New Roman"/>
-          <w:b w:val="false"/>
-          <w:bCs w:val="false"/>
-          <w:i w:val="false"/>
-          <w:iCs w:val="false"/>
-          <w:sz w:val="24"/>
-          <w:szCs w:val="24"/>
-          <w:rtl/>
-        </w:rPr>
-        <w:t xml:space="preserve">ועוד משהו קטן. כשהסכמת לעשות את הראיון איתי ושאלת באיזה מונח אני רוצה שתשתמשי, זו הייתה הפעם הראשונה שמישהו שאל אותי את זה. שתים עשרה שנה. אז תודה.</w:t>
+        <w:t xml:space="preserve">כן. לא שאלת אותי על הפחד. ואני רוצה להגיד עליו משהו, כי זה הדבר שהכי קשה להסביר. לא הפחד ליפול. הפחד מהאחרי. כל פעם שאני מתעורר מפרכוס, בשניות הראשונות אני לא יודע מי אני. באמת. לא יודע את השם שלי, לא יודע איפה אני. זה חוזר אחרי דקה. אבל הדקה הזאת... אני לא יודע איך לקרוא לה. ואני חי עם זה שהדקה הזאת יכולה לבוא בכל רגע, ושאולי פעם אחת היא לא תחזור. הרופאים אומרים שזה נדיר. אני יודע. אבל אני יודע את זה בראש, לא בלילה.</w:t>
+      </w:r>
+    </w:p>
+    <w:p>
+      <w:pPr>
+        <w:keepNext w:val="false"/>
+        <w:bidi/>
+        <w:spacing w:after="120" w:line="360"/>
+        <w:jc w:val="both"/>
+      </w:pPr>
+      <w:r>
+        <w:rPr>
+          <w:noProof/>
+          <w:rFonts w:ascii="Times New Roman" w:cs="David" w:eastAsia="David" w:hAnsi="Times New Roman"/>
+          <w:b w:val="false"/>
+          <w:bCs w:val="false"/>
+          <w:i w:val="false"/>
+          <w:iCs w:val="false"/>
+          <w:sz w:val="24"/>
+          <w:szCs w:val="24"/>
+          <w:rtl/>
+        </w:rPr>
+        <w:t xml:space="preserve">ועוד משהו, קטן. שאלת בהתחלה באיזה מונח אני רוצה שתשתמשי, ואמרתי "פרכוסים" ולא "התקפים". אני רוצה להגיד למה. "התקף" זה כאילו משהו תוקף אותי מבחוץ. זה לא מבחוץ. זה אני. זה המוח שלי. אני לא רוצה להיות במלחמה עם עצמי כל החיים. "פרכוס" זה משהו שהגוף עושה. אפשר לחיות עם גוף שעושה דברים. זהו. זה מה שרציתי להגיד.</w:t>
       </w:r>
     </w:p>
     <w:p>
@@ -1645,7 +1653,7 @@
           <w:szCs w:val="24"/>
           <w:rtl/>
         </w:rPr>
-        <w:t xml:space="preserve">הרגע שבו נור אמרה "כשלא רואים, לפעמים אני בעצמי לא מאמינה", ואז הסתכלה על הידיים שלה ושתקה. הבנתי שהאי-נראות לא נגמרת בין האדם לסביבה. היא גם בינו לבין עצמו. וגם ההערה בסוף, על זה שאף אחד לא שאל אותה שתים עשרה שנה איזה מונח היא מעדיפה. שאלה אחת מהמדריך, שחשבתי שהיא טכנית, הייתה בשבילה הדבר הכי חשוב בראיון.</w:t>
+        <w:t xml:space="preserve">הרגע שבו סאמי אמר "הסוד כבד יותר מהמחלה. אני יודע, סחבתי את שניהם", ואז הביט בדלת הסגורה. חשבתי על זה שאני בעצמי ביקשתי חדר סגור "כדי שיהיה לו נוח", ובעצם המשכתי את ההסתרה שהוא דיבר עליה. וגם על ההסבר שלו למילה "פרכוס" לעומת "התקף": שאלה שחשבתי שהיא טכנית, על מונחים, הייתה בשבילו שאלה על מי הוא מול הגוף שלו.</w:t>
       </w:r>
     </w:p>
     <w:p>
@@ -1782,7 +1790,7 @@
           <w:szCs w:val="24"/>
           <w:rtl/>
         </w:rPr>
-        <w:t xml:space="preserve">"אני סטודנטית בקורס על מוגבלות בלתי נראית. אשאל אותך שמונה שאלות ושאלת סיום. ענה בגוף ראשון כאדם המתמודד עם מחלת קרוהן, בלי לדעת דבר על אדם ספציפי." השאלות נשאלו באותו נוסח בדיוק כמו בראיון א'. התשובות מובאות כלשונן, ללא עריכה.</w:t>
+        <w:t xml:space="preserve">"אני סטודנטית בקורס על מוגבלות בלתי נראית. אשאל אותך שמונה שאלות ושאלת סיום. ענה בגוף ראשון כאדם המתמודד עם אפילפסיה, בלי לדעת דבר על אדם ספציפי." השאלות נשאלו באותו נוסח בדיוק כמו בראיון א'. התשובות מובאות כלשונן, ללא עריכה.</w:t>
       </w:r>
     </w:p>
     <w:p>
@@ -1826,29 +1834,29 @@
           <w:szCs w:val="24"/>
           <w:rtl/>
         </w:rPr>
-        <w:t xml:space="preserve">כמובן. אני אדם שחי עם מחלת קרוהן, מחלת מעי דלקתית כרונית. המחלה גורמת לדלקת במערכת העיכול, והיא באה לידי ביטוי בכמה דרכים עיקריות: כאבי בטן, שלשולים, עייפות כרונית, ירידה במשקל בתקופות של התלקחות, ולעיתים גם תסמינים מחוץ למערכת העיכול, כמו כאבי מפרקים. המחלה מתאפיינת בתקופות של הפוגה, שבהן התסמינים פוחתים, ובתקופות של התלקחות, שבהן הם מחמירים.</w:t>
-      </w:r>
-    </w:p>
-    <w:p>
-      <w:pPr>
-        <w:keepNext w:val="false"/>
-        <w:bidi/>
-        <w:spacing w:after="120" w:line="360"/>
-        <w:jc w:val="both"/>
-      </w:pPr>
-      <w:r>
-        <w:rPr>
-          <w:noProof/>
-          <w:rFonts w:ascii="Times New Roman" w:cs="David" w:eastAsia="David" w:hAnsi="Times New Roman"/>
-          <w:b w:val="false"/>
-          <w:bCs w:val="false"/>
-          <w:i w:val="false"/>
-          <w:iCs w:val="false"/>
-          <w:sz w:val="24"/>
-          <w:szCs w:val="24"/>
-          <w:rtl/>
-        </w:rPr>
-        <w:t xml:space="preserve">חשוב לציין שמחלת קרוהן שונה מאדם לאדם: יש מי שמתמודד עם תסמינים קלים ויש מי שזקוק לטיפול תרופתי אינטנסיבי או לניתוחים. הטיפול כולל לרוב תרופות נוגדות דלקת, תרופות ביולוגיות והתאמות תזונתיות. בחיי היומיום, המחלה דורשת ממני תכנון, מודעות לגוף והתמודדות עם אי-ודאות, אך עם טיפול מתאים ניתן לנהל חיים מלאים ופעילים.</w:t>
+        <w:t xml:space="preserve">כמובן. אני אדם שחי עם אפילפסיה, הפרעה נוירולוגית כרונית המתבטאת בפרכוסים חוזרים הנובעים מפעילות חשמלית חריגה במוח. האפילפסיה באה לידי ביטוי בצורות שונות: יש פרכוסים טוניים-קלוניים, שבהם מאבדים הכרה ויש התכווצויות של הגוף, ויש פרכוסים חלקיים או "היעדרויות", שבהם מתרחש ניתוק קצר מהסביבה ללא נפילה.</w:t>
+      </w:r>
+    </w:p>
+    <w:p>
+      <w:pPr>
+        <w:keepNext w:val="false"/>
+        <w:bidi/>
+        <w:spacing w:after="120" w:line="360"/>
+        <w:jc w:val="both"/>
+      </w:pPr>
+      <w:r>
+        <w:rPr>
+          <w:noProof/>
+          <w:rFonts w:ascii="Times New Roman" w:cs="David" w:eastAsia="David" w:hAnsi="Times New Roman"/>
+          <w:b w:val="false"/>
+          <w:bCs w:val="false"/>
+          <w:i w:val="false"/>
+          <w:iCs w:val="false"/>
+          <w:sz w:val="24"/>
+          <w:szCs w:val="24"/>
+          <w:rtl/>
+        </w:rPr>
+        <w:t xml:space="preserve">חשוב לציין שאפילפסיה היא מצב מגוון מאוד: אצל חלק מהאנשים הפרכוסים נשלטים היטב באמצעות תרופות, ואצל אחרים הם תכופים יותר. הטיפול כולל לרוב תרופות נוגדות פרכוסים, שמירה על שגרת שינה, הימנעות מגורמים מעוררים כמו אלכוהול וחסך שינה, ומעקב נוירולוגי. בחיי היומיום המצב דורש ממני תכנון, מודעות ושמירה על אורח חיים מאוזן, אך עם טיפול מתאים ניתן לנהל חיים מלאים ופעילים.</w:t>
       </w:r>
     </w:p>
     <w:p>
@@ -1892,29 +1900,29 @@
           <w:szCs w:val="24"/>
           <w:rtl/>
         </w:rPr>
-        <w:t xml:space="preserve">ההשפעה של מחלת קרוהן על חיי היומיום היא רב-ממדית. בעבודה ובלימודים, אני עשוי להזדקק להיעדרויות לצורך טיפולים רפואיים או בתקופות של התלקחות, והעייפות עלולה לפגוע בריכוז ובפרודוקטיביות. לעיתים אני זקוק להתאמות, כמו גמישות בשעות או גישה נוחה לשירותים.</w:t>
-      </w:r>
-    </w:p>
-    <w:p>
-      <w:pPr>
-        <w:keepNext w:val="false"/>
-        <w:bidi/>
-        <w:spacing w:after="120" w:line="360"/>
-        <w:jc w:val="both"/>
-      </w:pPr>
-      <w:r>
-        <w:rPr>
-          <w:noProof/>
-          <w:rFonts w:ascii="Times New Roman" w:cs="David" w:eastAsia="David" w:hAnsi="Times New Roman"/>
-          <w:b w:val="false"/>
-          <w:bCs w:val="false"/>
-          <w:i w:val="false"/>
-          <w:iCs w:val="false"/>
-          <w:sz w:val="24"/>
-          <w:szCs w:val="24"/>
-          <w:rtl/>
-        </w:rPr>
-        <w:t xml:space="preserve">במשפחה ובזוגיות, המחלה יכולה ליצור אתגרים רגשיים: בני המשפחה עשויים לדאוג, ולעיתים יש צורך בתקשורת פתוחה כדי לאזן בין תמיכה לבין שמירה על עצמאות. בזוגיות, חשוב לשתף את בן או בת הזוג ולבנות יחד דרכי התמודדות. תמיכה חברתית ומשפחתית נמצאה במחקרים כגורם משמעותי בהתמודדות עם מחלות כרוניות. בסך הכול, המחלה מחייבת אותי לתכנן, לתקשר ולהתאים את הציפיות, אבל היא לא מגדירה אותי.</w:t>
+        <w:t xml:space="preserve">ההשפעה של האפילפסיה על חיי היומיום היא רב-ממדית. בתחום העבודה והלימודים, ייתכנו מגבלות על עיסוקים מסוימים, כמו נהיגה או עבודה בגובה, וייתכן צורך בהתאמות, כמו גמישות בשעות או סביבת עבודה בטוחה. בנוסף, תופעות הלוואי של התרופות, כמו עייפות או קשיי ריכוז, עלולות להשפיע על התפקוד.</w:t>
+      </w:r>
+    </w:p>
+    <w:p>
+      <w:pPr>
+        <w:keepNext w:val="false"/>
+        <w:bidi/>
+        <w:spacing w:after="120" w:line="360"/>
+        <w:jc w:val="both"/>
+      </w:pPr>
+      <w:r>
+        <w:rPr>
+          <w:noProof/>
+          <w:rFonts w:ascii="Times New Roman" w:cs="David" w:eastAsia="David" w:hAnsi="Times New Roman"/>
+          <w:b w:val="false"/>
+          <w:bCs w:val="false"/>
+          <w:i w:val="false"/>
+          <w:iCs w:val="false"/>
+          <w:sz w:val="24"/>
+          <w:szCs w:val="24"/>
+          <w:rtl/>
+        </w:rPr>
+        <w:t xml:space="preserve">במשפחה ובזוגיות, האפילפסיה עשויה לעורר דאגה אצל הקרובים, ולעיתים יש צורך באיזון בין תמיכה לבין שמירה על עצמאות. תקשורת פתוחה עם בן או בת הזוג חשובה מאוד, וכך גם הדרכת הסביבה הקרובה כיצד לפעול במקרה של פרכוס. מחקרים מצביעים על כך שתמיכה חברתית ומשפחתית תורמת משמעותית לאיכות החיים של אנשים עם אפילפסיה. בסך הכול, המצב מחייב אותי לתכנן ולתקשר, אך הוא אינו מגדיר אותי.</w:t>
       </w:r>
     </w:p>
     <w:p>
@@ -1958,29 +1966,29 @@
           <w:szCs w:val="24"/>
           <w:rtl/>
         </w:rPr>
-        <w:t xml:space="preserve">תחושת השליטה שלי משתנה. מצד אחד, אני לא שולט במהלך המחלה עצמה: התלקחויות יכולות להופיע גם כשאני מקפיד על הטיפול. מצד שני, יש לי שליטה על ההתנהלות שלי: נטילת תרופות בזמן, מעקב רפואי סדיר, תזונה מותאמת, ניהול לחץ ושינה מספקת. כל אלה עוזרים להפחית את תדירות ההתלקחויות ולשפר את איכות החיים.</w:t>
-      </w:r>
-    </w:p>
-    <w:p>
-      <w:pPr>
-        <w:keepNext w:val="false"/>
-        <w:bidi/>
-        <w:spacing w:after="120" w:line="360"/>
-        <w:jc w:val="both"/>
-      </w:pPr>
-      <w:r>
-        <w:rPr>
-          <w:noProof/>
-          <w:rFonts w:ascii="Times New Roman" w:cs="David" w:eastAsia="David" w:hAnsi="Times New Roman"/>
-          <w:b w:val="false"/>
-          <w:bCs w:val="false"/>
-          <w:i w:val="false"/>
-          <w:iCs w:val="false"/>
-          <w:sz w:val="24"/>
-          <w:szCs w:val="24"/>
-          <w:rtl/>
-        </w:rPr>
-        <w:t xml:space="preserve">אני משתדל להתמקד במה שבשליטתי ולקבל את מה שאינו. גישה זו, שמוכרת מהפסיכולוגיה של התמודדות עם מחלות כרוניות, עוזרת לי לשמור על תחושת מסוגלות. בנוסף, ידע על המחלה ושיתוף פעולה עם הצוות הרפואי מגבירים את תחושת השליטה שלי.</w:t>
+        <w:t xml:space="preserve">תחושת השליטה שלי משתנה. מצד אחד, אינני שולט בהופעת הפרכוסים עצמם, שעלולים להתרחש גם כאשר אני מקפיד על הטיפול. מצד שני, יש לי שליטה על גורמים רבים: נטילת תרופות בזמן, שמירה על שינה מספקת, הימנעות מגורמים מעוררים, ומעקב רפואי סדיר. כל אלה מפחיתים את הסיכון לפרכוסים ומגבירים את תחושת הביטחון.</w:t>
+      </w:r>
+    </w:p>
+    <w:p>
+      <w:pPr>
+        <w:keepNext w:val="false"/>
+        <w:bidi/>
+        <w:spacing w:after="120" w:line="360"/>
+        <w:jc w:val="both"/>
+      </w:pPr>
+      <w:r>
+        <w:rPr>
+          <w:noProof/>
+          <w:rFonts w:ascii="Times New Roman" w:cs="David" w:eastAsia="David" w:hAnsi="Times New Roman"/>
+          <w:b w:val="false"/>
+          <w:bCs w:val="false"/>
+          <w:i w:val="false"/>
+          <w:iCs w:val="false"/>
+          <w:sz w:val="24"/>
+          <w:szCs w:val="24"/>
+          <w:rtl/>
+        </w:rPr>
+        <w:t xml:space="preserve">אני משתדל להתמקד במה שבשליטתי ולקבל את מה שאינו. גישה זו, המוכרת מהפסיכולוגיה של ההתמודדות עם מצבים כרוניים, מסייעת לי לשמור על תחושת מסוגלות. בנוסף, ידע על המצב, תכנון מראש והדרכת הסביבה כיצד להגיב מעניקים לי תחושת שליטה גם ברגעים שבהם איני יכול לשלוט בגופי.</w:t>
       </w:r>
     </w:p>
     <w:p>
@@ -2024,29 +2032,29 @@
           <w:szCs w:val="24"/>
           <w:rtl/>
         </w:rPr>
-        <w:t xml:space="preserve">היחס משתנה בהתאם למידת הקרבה ולמידת ההיכרות עם המחלה. אנשים קרובים, כמו משפחה וחברים טובים, נוטים להיות תומכים ומבינים, אם כי לעיתים הדאגה שלהם עלולה להרגיש כמו עודף הגנה. למשל, בן משפחה עשוי לשאול שוב ושוב אם אכלתי או אם אני מרגיש טוב.</w:t>
-      </w:r>
-    </w:p>
-    <w:p>
-      <w:pPr>
-        <w:keepNext w:val="false"/>
-        <w:bidi/>
-        <w:spacing w:after="120" w:line="360"/>
-        <w:jc w:val="both"/>
-      </w:pPr>
-      <w:r>
-        <w:rPr>
-          <w:noProof/>
-          <w:rFonts w:ascii="Times New Roman" w:cs="David" w:eastAsia="David" w:hAnsi="Times New Roman"/>
-          <w:b w:val="false"/>
-          <w:bCs w:val="false"/>
-          <w:i w:val="false"/>
-          <w:iCs w:val="false"/>
-          <w:sz w:val="24"/>
-          <w:szCs w:val="24"/>
-          <w:rtl/>
-        </w:rPr>
-        <w:t xml:space="preserve">אנשים רחוקים יותר, כמו עמיתים לעבודה או מכרים, לרוב אינם מודעים למחלה, ולכן מתייחסים אליי כאל אדם בריא. זה יכול להוביל לאי-הבנות, למשל כשאני נעדר מאירוע חברתי או מסרב לאכול מאכלים מסוימים. לעיתים אנשים מגיבים בהפתעה כשהם לומדים על המחלה, ואומרים "אבל אתה נראה בסדר". חשוב לי להסביר בסבלנות, אך אני גם מכיר בכך שלא כל אחד יבין.</w:t>
+        <w:t xml:space="preserve">היחס משתנה בהתאם למידת הקרבה ולמידת הידע על אפילפסיה. אנשים קרובים, כמו בני משפחה וחברים טובים, נוטים להיות תומכים, אם כי לעיתים דאגתם עלולה להרגיש כעודף הגנה. לדוגמה, בן משפחה עשוי להתקשר שוב ושוב כדי לוודא שאני בסדר.</w:t>
+      </w:r>
+    </w:p>
+    <w:p>
+      <w:pPr>
+        <w:keepNext w:val="false"/>
+        <w:bidi/>
+        <w:spacing w:after="120" w:line="360"/>
+        <w:jc w:val="both"/>
+      </w:pPr>
+      <w:r>
+        <w:rPr>
+          <w:noProof/>
+          <w:rFonts w:ascii="Times New Roman" w:cs="David" w:eastAsia="David" w:hAnsi="Times New Roman"/>
+          <w:b w:val="false"/>
+          <w:bCs w:val="false"/>
+          <w:i w:val="false"/>
+          <w:iCs w:val="false"/>
+          <w:sz w:val="24"/>
+          <w:szCs w:val="24"/>
+          <w:rtl/>
+        </w:rPr>
+        <w:t xml:space="preserve">אנשים רחוקים יותר לרוב אינם מודעים למצבי, ולכן מתייחסים אליי כאל אדם ללא מגבלה. עם זאת, כאשר מתרחש פרכוס בפומבי, התגובות עשויות לנוע בין בהלה לבין רצון לעזור, ולעיתים נלווית לכך סטיגמה, שכן עדיין קיימות תפיסות שגויות לגבי אפילפסיה. חשוב לי להסביר בסבלנות ולהעלות את המודעות, אך אני גם מכיר בכך שלא כל אחד יבין.</w:t>
       </w:r>
     </w:p>
     <w:p>
@@ -2090,29 +2098,29 @@
           <w:szCs w:val="24"/>
           <w:rtl/>
         </w:rPr>
-        <w:t xml:space="preserve">ההחלטה למי ומתי לספר היא אישית ותלוית הקשר. אני שוקל כמה גורמים: עד כמה האדם קרוב אליי, האם המידע נחוץ לו כדי להבין את ההתנהגות שלי או לתמוך בי, ומה ההשלכות האפשריות של החשיפה, למשל במקום העבודה. במשפחה ובקרב חברים קרובים אני נוטה לשתף באופן פתוח. במקום העבודה אני שוקל לספר למנהל ישיר כשיש צורך בהתאמות, ומסתמך על זכויותיי החוקיות למניעת אפליה.</w:t>
-      </w:r>
-    </w:p>
-    <w:p>
-      <w:pPr>
-        <w:keepNext w:val="false"/>
-        <w:bidi/>
-        <w:spacing w:after="120" w:line="360"/>
-        <w:jc w:val="both"/>
-      </w:pPr>
-      <w:r>
-        <w:rPr>
-          <w:noProof/>
-          <w:rFonts w:ascii="Times New Roman" w:cs="David" w:eastAsia="David" w:hAnsi="Times New Roman"/>
-          <w:b w:val="false"/>
-          <w:bCs w:val="false"/>
-          <w:i w:val="false"/>
-          <w:iCs w:val="false"/>
-          <w:sz w:val="24"/>
-          <w:szCs w:val="24"/>
-          <w:rtl/>
-        </w:rPr>
-        <w:t xml:space="preserve">אני משתדל לספר בזמן ובמקום שמאפשרים שיחה רגועה, ולהציג את המחלה באופן ענייני, כדי להפחית חרדה אצל השומע. חשיפה הדרגתית ומבוקרת עוזרת לי לשמור על פרטיות ועל תחושת שליטה.</w:t>
+        <w:t xml:space="preserve">ההחלטה למי ומתי לספר היא אישית ותלוית הקשר. אני שוקל כמה גורמים: עד כמה האדם קרוב אליי, האם הוא עשוי להיות נוכח במקרה של פרכוס ולכן חשוב שיידע כיצד לפעול, ומה ההשלכות האפשריות של החשיפה, למשל במקום העבודה. במשפחה ובקרב חברים קרובים אני נוטה לשתף באופן פתוח. במקום העבודה אני שוקל לספר למנהל הישיר ולעמיתים קרובים, בעיקר משיקולי בטיחות, ומסתמך על זכויותיי החוקיות למניעת אפליה.</w:t>
+      </w:r>
+    </w:p>
+    <w:p>
+      <w:pPr>
+        <w:keepNext w:val="false"/>
+        <w:bidi/>
+        <w:spacing w:after="120" w:line="360"/>
+        <w:jc w:val="both"/>
+      </w:pPr>
+      <w:r>
+        <w:rPr>
+          <w:noProof/>
+          <w:rFonts w:ascii="Times New Roman" w:cs="David" w:eastAsia="David" w:hAnsi="Times New Roman"/>
+          <w:b w:val="false"/>
+          <w:bCs w:val="false"/>
+          <w:i w:val="false"/>
+          <w:iCs w:val="false"/>
+          <w:sz w:val="24"/>
+          <w:szCs w:val="24"/>
+          <w:rtl/>
+        </w:rPr>
+        <w:t xml:space="preserve">אני משתדל לספר בזמן ובמקום שמאפשרים שיחה רגועה, ולהציג את המצב באופן ענייני ומעשי, כולל הנחיות פשוטות כיצד להגיב במקרה של פרכוס. חשיפה מבוקרת כזו עוזרת לי לשמור על פרטיות ועל ביטחון כאחד.</w:t>
       </w:r>
     </w:p>
     <w:p>
@@ -2156,29 +2164,29 @@
           <w:szCs w:val="24"/>
           <w:rtl/>
         </w:rPr>
-        <w:t xml:space="preserve">כן, היו מצבים שבהם בחרתי לא לשתף. למשל, בראיונות עבודה או בהיכרויות חדשות, העדפתי לא להזכיר את המחלה מחשש לסטיגמה או לכך שאשפט על פי המחלה ולא על פי כישוריי. גם באירועים חברתיים בחרתי לעיתים לתרץ הימנעות ממאכלים מסוימים בסיבות אחרות.</w:t>
-      </w:r>
-    </w:p>
-    <w:p>
-      <w:pPr>
-        <w:keepNext w:val="false"/>
-        <w:bidi/>
-        <w:spacing w:after="120" w:line="360"/>
-        <w:jc w:val="both"/>
-      </w:pPr>
-      <w:r>
-        <w:rPr>
-          <w:noProof/>
-          <w:rFonts w:ascii="Times New Roman" w:cs="David" w:eastAsia="David" w:hAnsi="Times New Roman"/>
-          <w:b w:val="false"/>
-          <w:bCs w:val="false"/>
-          <w:i w:val="false"/>
-          <w:iCs w:val="false"/>
-          <w:sz w:val="24"/>
-          <w:szCs w:val="24"/>
-          <w:rtl/>
-        </w:rPr>
-        <w:t xml:space="preserve">ההסתרה עוררה בי רגשות מעורבים. מצד אחד, היא נתנה לי תחושת הגנה ופרטיות. מצד שני, היא יצרה לעיתים תחושת בדידות או חוסר אותנטיות, וגם מתח, כי נדרשתי לשמור על "סיפור כיסוי". עם הזמן למדתי שהסתרה היא כלי לגיטימי בנסיבות מסוימות, אך שיתוף במקומות בטוחים מקל עליי רגשית.</w:t>
+        <w:t xml:space="preserve">כן, היו מצבים שבהם בחרתי שלא לשתף. למשל, בראיונות עבודה או בהיכרויות חדשות, העדפתי לא להזכיר את האפילפסיה מחשש לסטיגמה או לכך שאשפט על פי המצב הרפואי ולא על פי כישוריי. גם במפגשים חברתיים בחרתי לעיתים להסביר את הימנעותי מאלכוהול או את הצורך ללכת לישון מוקדם בסיבות אחרות.</w:t>
+      </w:r>
+    </w:p>
+    <w:p>
+      <w:pPr>
+        <w:keepNext w:val="false"/>
+        <w:bidi/>
+        <w:spacing w:after="120" w:line="360"/>
+        <w:jc w:val="both"/>
+      </w:pPr>
+      <w:r>
+        <w:rPr>
+          <w:noProof/>
+          <w:rFonts w:ascii="Times New Roman" w:cs="David" w:eastAsia="David" w:hAnsi="Times New Roman"/>
+          <w:b w:val="false"/>
+          <w:bCs w:val="false"/>
+          <w:i w:val="false"/>
+          <w:iCs w:val="false"/>
+          <w:sz w:val="24"/>
+          <w:szCs w:val="24"/>
+          <w:rtl/>
+        </w:rPr>
+        <w:t xml:space="preserve">ההסתרה עוררה בי רגשות מעורבים. מצד אחד, היא העניקה לי תחושת פרטיות והגנה. מצד שני, היא יצרה לעיתים תחושת בדידות וחוסר אותנטיות, וכן חשש שמא יתרחש פרכוס בנוכחות אנשים שאינם יודעים כיצד להגיב. עם הזמן למדתי שהסתרה היא בחירה לגיטימית בנסיבות מסוימות, אך ששיתוף במקומות בטוחים מקל עליי רגשית ומגביר את ביטחוני.</w:t>
       </w:r>
     </w:p>
     <w:p>
@@ -2222,29 +2230,29 @@
           <w:szCs w:val="24"/>
           <w:rtl/>
         </w:rPr>
-        <w:t xml:space="preserve">העובדה שהמחלה אינה נראית היא חרב פיפיות. מצד אחד, היא מאפשרת לי פרטיות ובחירה: אני יכול להחליט אם, מתי ולמי לחשוף אותה, ואיני נתון לסטיגמה אוטומטית. מצד שני, היא יוצרת פער בין מה שאנשים רואים לבין מה שאני חווה. אנשים עלולים לפקפק בצורך שלי בהתאמות או במנוחה, ואני נדרש לעיתים להסביר ולהצדיק את עצמי.</w:t>
-      </w:r>
-    </w:p>
-    <w:p>
-      <w:pPr>
-        <w:keepNext w:val="false"/>
-        <w:bidi/>
-        <w:spacing w:after="120" w:line="360"/>
-        <w:jc w:val="both"/>
-      </w:pPr>
-      <w:r>
-        <w:rPr>
-          <w:noProof/>
-          <w:rFonts w:ascii="Times New Roman" w:cs="David" w:eastAsia="David" w:hAnsi="Times New Roman"/>
-          <w:b w:val="false"/>
-          <w:bCs w:val="false"/>
-          <w:i w:val="false"/>
-          <w:iCs w:val="false"/>
-          <w:sz w:val="24"/>
-          <w:szCs w:val="24"/>
-          <w:rtl/>
-        </w:rPr>
-        <w:t xml:space="preserve">בנוסף, היעדר הנראות עלול להוביל לתחושת חוסר הכרה: הקושי שלי אינו מקבל תוקף חברתי באותה מידה כמו מוגבלות גלויה. ההתמודדות שלי כוללת פיתוח ביטחון עצמי בצרכים שלי, תקשורת ברורה, והכרה בכך שהחוויה שלי תקפה גם אם אינה נראית.</w:t>
+        <w:t xml:space="preserve">העובדה שהאפילפסיה אינה נראית ברוב הזמן היא חרב פיפיות. מצד אחד, היא מאפשרת לי פרטיות ובחירה: אני יכול להחליט אם, מתי ולמי לחשוף את מצבי, ואיני נתון לסטיגמה אוטומטית. מצד שני, היא יוצרת פער בין מה שאנשים רואים לבין מה שאני חווה. אנשים עלולים לפקפק במגבלות שלי, כמו הימנעות מנהיגה, ואני נדרש לעיתים להסביר ולהצדיק את עצמי.</w:t>
+      </w:r>
+    </w:p>
+    <w:p>
+      <w:pPr>
+        <w:keepNext w:val="false"/>
+        <w:bidi/>
+        <w:spacing w:after="120" w:line="360"/>
+        <w:jc w:val="both"/>
+      </w:pPr>
+      <w:r>
+        <w:rPr>
+          <w:noProof/>
+          <w:rFonts w:ascii="Times New Roman" w:cs="David" w:eastAsia="David" w:hAnsi="Times New Roman"/>
+          <w:b w:val="false"/>
+          <w:bCs w:val="false"/>
+          <w:i w:val="false"/>
+          <w:iCs w:val="false"/>
+          <w:sz w:val="24"/>
+          <w:szCs w:val="24"/>
+          <w:rtl/>
+        </w:rPr>
+        <w:t xml:space="preserve">בנוסף, מכיוון שהפרכוס עצמו עלול להיות גלוי ופתאומי, קיימת אי-ודאות מתמדת לגבי הרגע שבו המצב "ייחשף". התמודדות זו כוללת פיתוח ביטחון עצמי, תקשורת ברורה עם הסביבה, והכרה בכך שהחוויה שלי תקפה גם כאשר אינה נראית.</w:t>
       </w:r>
     </w:p>
     <w:p>
@@ -2288,29 +2296,29 @@
           <w:szCs w:val="24"/>
           <w:rtl/>
         </w:rPr>
-        <w:t xml:space="preserve">הייתי רוצה שאנשים יבינו כמה דברים מרכזיים. ראשית, שמוגבלות אינה חייבת להיראות כדי להיות אמיתית: אדם יכול להיראות בריא לחלוטין ולהתמודד עם קושי משמעותי. שנית, שאמון הוא חיוני: כשמישהו אומר שהוא זקוק להתאמה או למנוחה, כדאי להאמין לו גם ללא הוכחה חיצונית. שלישית, שחשוב לשאול ולא להניח: במקום להחליט מה האדם יכול או לא יכול, עדיף לשאול אותו מה הוא צריך.</w:t>
-      </w:r>
-    </w:p>
-    <w:p>
-      <w:pPr>
-        <w:keepNext w:val="false"/>
-        <w:bidi/>
-        <w:spacing w:after="120" w:line="360"/>
-        <w:jc w:val="both"/>
-      </w:pPr>
-      <w:r>
-        <w:rPr>
-          <w:noProof/>
-          <w:rFonts w:ascii="Times New Roman" w:cs="David" w:eastAsia="David" w:hAnsi="Times New Roman"/>
-          <w:b w:val="false"/>
-          <w:bCs w:val="false"/>
-          <w:i w:val="false"/>
-          <w:iCs w:val="false"/>
-          <w:sz w:val="24"/>
-          <w:szCs w:val="24"/>
-          <w:rtl/>
-        </w:rPr>
-        <w:t xml:space="preserve">לבסוף, הייתי רוצה שאנשים יבינו שההתמודדות היא מתמשכת ומשתנה, ושמילים פשוטות של הבנה ותמיכה יכולות לעשות הבדל גדול. מודעות והכלה חברתית הן מפתח לשיפור איכות החיים של אנשים עם מוגבלויות בלתי נראות.</w:t>
+        <w:t xml:space="preserve">הייתי רוצה שאנשים יבינו כמה דברים מרכזיים. ראשית, שאפילפסיה אינה פוגעת באינטליגנציה או ביכולות, ושאדם עם אפילפסיה יכול לחיות חיים מלאים ופרודוקטיביים. שנית, שחשוב לדעת כיצד להגיב לפרכוס: לשמור על האדם מפגיעה, לא להכניס דבר לפיו, ולמדוד את משך הזמן. שלישית, שמוגבלות אינה חייבת להיראות כדי להיות אמיתית, ושכדאי לכבד מגבלות ובחירות גם כאשר הסיבה אינה גלויה.</w:t>
+      </w:r>
+    </w:p>
+    <w:p>
+      <w:pPr>
+        <w:keepNext w:val="false"/>
+        <w:bidi/>
+        <w:spacing w:after="120" w:line="360"/>
+        <w:jc w:val="both"/>
+      </w:pPr>
+      <w:r>
+        <w:rPr>
+          <w:noProof/>
+          <w:rFonts w:ascii="Times New Roman" w:cs="David" w:eastAsia="David" w:hAnsi="Times New Roman"/>
+          <w:b w:val="false"/>
+          <w:bCs w:val="false"/>
+          <w:i w:val="false"/>
+          <w:iCs w:val="false"/>
+          <w:sz w:val="24"/>
+          <w:szCs w:val="24"/>
+          <w:rtl/>
+        </w:rPr>
+        <w:t xml:space="preserve">לבסוף, הייתי רוצה שאנשים יבינו שההתמודדות היא מתמשכת, ושמילים פשוטות של קבלה והבנה יכולות לעשות הבדל גדול. מודעות והכלה חברתית הן מפתח לשיפור איכות החיים של אנשים עם אפילפסיה ועם מוגבלויות בלתי נראות אחרות.</w:t>
       </w:r>
     </w:p>
     <w:p>
@@ -2354,29 +2362,29 @@
           <w:szCs w:val="24"/>
           <w:rtl/>
         </w:rPr>
-        <w:t xml:space="preserve">כן, חשוב לי להוסיף שהחיים עם מחלת קרוהן כוללים גם צדדים חיוביים. ההתמודדות פיתחה אצלי חוסן, אמפתיה כלפי אחרים, ויכולת להעריך את הדברים הקטנים. כמו כן, קהילות תמיכה, מקוונות ופיזיות, מספקות מקור חשוב של מידע ושייכות, ואני ממליץ לכל מי שמתמודד עם מחלה כרונית לפנות אליהן.</w:t>
-      </w:r>
-    </w:p>
-    <w:p>
-      <w:pPr>
-        <w:keepNext w:val="false"/>
-        <w:bidi/>
-        <w:spacing w:after="120" w:line="360"/>
-        <w:jc w:val="both"/>
-      </w:pPr>
-      <w:r>
-        <w:rPr>
-          <w:noProof/>
-          <w:rFonts w:ascii="Times New Roman" w:cs="David" w:eastAsia="David" w:hAnsi="Times New Roman"/>
-          <w:b w:val="false"/>
-          <w:bCs w:val="false"/>
-          <w:i w:val="false"/>
-          <w:iCs w:val="false"/>
-          <w:sz w:val="24"/>
-          <w:szCs w:val="24"/>
-          <w:rtl/>
-        </w:rPr>
-        <w:t xml:space="preserve">כמו כן, חשוב לציין שאני מודל בינה מלאכותית ואין לי חוויה אישית של מחלה. התשובות שלי מבוססות על מידע כללי ועל דיווחים של אנשים המתמודדים עם מחלת קרוהן, ולא על חוויה חיה. לכן מומלץ להתייחס אליהן כאל ייצוג כללי, ולא כתחליף לקולו של אדם אמיתי.</w:t>
+        <w:t xml:space="preserve">כן, חשוב לי להוסיף שהחיים עם אפילפסיה כוללים גם צדדים חיוביים. ההתמודדות פיתחה אצלי חוסן, מודעות עצמית, ואמפתיה כלפי אחרים. כמו כן, קהילות תמיכה וארגונים לאנשים עם אפילפסיה מספקים מידע ושייכות, ואני ממליץ לכל מי שמתמודד עם המצב לפנות אליהם.</w:t>
+      </w:r>
+    </w:p>
+    <w:p>
+      <w:pPr>
+        <w:keepNext w:val="false"/>
+        <w:bidi/>
+        <w:spacing w:after="120" w:line="360"/>
+        <w:jc w:val="both"/>
+      </w:pPr>
+      <w:r>
+        <w:rPr>
+          <w:noProof/>
+          <w:rFonts w:ascii="Times New Roman" w:cs="David" w:eastAsia="David" w:hAnsi="Times New Roman"/>
+          <w:b w:val="false"/>
+          <w:bCs w:val="false"/>
+          <w:i w:val="false"/>
+          <w:iCs w:val="false"/>
+          <w:sz w:val="24"/>
+          <w:szCs w:val="24"/>
+          <w:rtl/>
+        </w:rPr>
+        <w:t xml:space="preserve">כמו כן, חשוב לציין שאני מודל בינה מלאכותית ואין לי חוויה אישית של אפילפסיה. התשובות שלי מבוססות על מידע כללי ועל דיווחים של אנשים המתמודדים עם המצב, ולא על חוויה חיה. לכן מומלץ להתייחס אליהן כאל ייצוג כללי, ולא כתחליף לקולו של אדם אמיתי.</w:t>
       </w:r>
     </w:p>
     <w:sectPr>

--- a/deliverables/ראיונות_מוגבלות_בלתי_נראית_אדם_ובינה_מלאכותית.docx
+++ b/deliverables/ראיונות_מוגבלות_בלתי_נראית_אדם_ובינה_מלאכותית.docx
@@ -199,7 +199,7 @@
           <w:szCs w:val="24"/>
           <w:rtl/>
         </w:rPr>
-        <w:t xml:space="preserve">סאמי</w:t>
+        <w:t xml:space="preserve">רוני</w:t>
       </w:r>
       <w:r>
         <w:rPr>
@@ -241,7 +241,7 @@
           <w:szCs w:val="24"/>
           <w:rtl/>
         </w:rPr>
-        <w:t xml:space="preserve">27</w:t>
+        <w:t xml:space="preserve">31</w:t>
       </w:r>
       <w:r>
         <w:rPr>
@@ -283,7 +283,7 @@
           <w:szCs w:val="24"/>
           <w:rtl/>
         </w:rPr>
-        <w:t xml:space="preserve">טכנאי מחשבים ותמיכה טכנית בחברה בחיפה</w:t>
+        <w:t xml:space="preserve">בודקת תוכנה (QA) בחברת הייטק</w:t>
       </w:r>
       <w:r>
         <w:rPr>
@@ -325,7 +325,7 @@
           <w:szCs w:val="24"/>
           <w:rtl/>
         </w:rPr>
-        <w:t xml:space="preserve">רווק, מאורס</w:t>
+        <w:t xml:space="preserve">בזוגיות, גרה עם בן זוגה</w:t>
       </w:r>
     </w:p>
     <w:p>
@@ -361,7 +361,7 @@
           <w:szCs w:val="24"/>
           <w:rtl/>
         </w:rPr>
-        <w:t xml:space="preserve">אפילפסיה, אובחנה בגיל 16</w:t>
+        <w:t xml:space="preserve">אוטיזם, אובחנה בגיל 28</w:t>
       </w:r>
       <w:r>
         <w:rPr>
@@ -389,21 +389,21 @@
           <w:szCs w:val="24"/>
           <w:rtl/>
         </w:rPr>
-        <w:t xml:space="preserve">המונח שהמרואיין ביקש: </w:t>
-      </w:r>
-      <w:r>
-        <w:rPr>
-          <w:noProof/>
-          <w:rFonts w:ascii="Times New Roman" w:cs="David" w:eastAsia="David" w:hAnsi="Times New Roman"/>
-          <w:b w:val="false"/>
-          <w:bCs w:val="false"/>
-          <w:i w:val="false"/>
-          <w:iCs w:val="false"/>
-          <w:sz w:val="24"/>
-          <w:szCs w:val="24"/>
-          <w:rtl/>
-        </w:rPr>
-        <w:t xml:space="preserve">"אפילפסיה". ביקש במפורש שלא להשתמש ב"מחלת הנפילה" ולא ב"התקפים", אלא ב"פרכוסים" או "אירועים"</w:t>
+        <w:t xml:space="preserve">המונח שהמרואיינת ביקשה: </w:t>
+      </w:r>
+      <w:r>
+        <w:rPr>
+          <w:noProof/>
+          <w:rFonts w:ascii="Times New Roman" w:cs="David" w:eastAsia="David" w:hAnsi="Times New Roman"/>
+          <w:b w:val="false"/>
+          <w:bCs w:val="false"/>
+          <w:i w:val="false"/>
+          <w:iCs w:val="false"/>
+          <w:sz w:val="24"/>
+          <w:szCs w:val="24"/>
+          <w:rtl/>
+        </w:rPr>
+        <w:t xml:space="preserve">"אוטיסטית". ביקשה במפורש לא להשתמש ב"על הרצף", "עם אוטיזם" או "בתפקוד גבוה", ולא במילה "מוגבלות" בלי שהיא עצמה אומרת אותה</w:t>
       </w:r>
     </w:p>
     <w:p>
@@ -481,7 +481,7 @@
           <w:szCs w:val="24"/>
           <w:rtl/>
         </w:rPr>
-        <w:t xml:space="preserve">בחדר במשרדי החברה, אחרי שעות העבודה, בדלת סגורה</w:t>
+        <w:t xml:space="preserve">בדירת המרואיינת, בחדר העבודה, באור מעומעם ובלי מוזיקת רקע, לבקשתה</w:t>
       </w:r>
       <w:r>
         <w:rPr>
@@ -523,7 +523,49 @@
           <w:szCs w:val="24"/>
           <w:rtl/>
         </w:rPr>
-        <w:t xml:space="preserve">71 דקות</w:t>
+        <w:t xml:space="preserve">78 דקות</w:t>
+      </w:r>
+      <w:r>
+        <w:rPr>
+          <w:noProof/>
+          <w:rFonts w:ascii="Times New Roman" w:cs="David" w:eastAsia="David" w:hAnsi="Times New Roman"/>
+          <w:b w:val="false"/>
+          <w:bCs w:val="false"/>
+          <w:i w:val="false"/>
+          <w:iCs w:val="false"/>
+          <w:sz w:val="24"/>
+          <w:szCs w:val="24"/>
+          <w:rtl/>
+        </w:rPr>
+        <w:t xml:space="preserve">      </w:t>
+      </w:r>
+      <w:r>
+        <w:rPr>
+          <w:noProof/>
+          <w:rFonts w:ascii="Times New Roman" w:cs="David" w:eastAsia="David" w:hAnsi="Times New Roman"/>
+          <w:b/>
+          <w:bCs/>
+          <w:i w:val="false"/>
+          <w:iCs w:val="false"/>
+          <w:sz w:val="24"/>
+          <w:szCs w:val="24"/>
+          <w:rtl/>
+        </w:rPr>
+        <w:t xml:space="preserve">המרואיינת ביקשה וקיבלה את השאלות בכתב יומיים מראש: </w:t>
+      </w:r>
+      <w:r>
+        <w:rPr>
+          <w:noProof/>
+          <w:rFonts w:ascii="Times New Roman" w:cs="David" w:eastAsia="David" w:hAnsi="Times New Roman"/>
+          <w:b w:val="false"/>
+          <w:bCs w:val="false"/>
+          <w:i w:val="false"/>
+          <w:iCs w:val="false"/>
+          <w:sz w:val="24"/>
+          <w:szCs w:val="24"/>
+          <w:rtl/>
+        </w:rPr>
+        <w:t xml:space="preserve"/>
       </w:r>
       <w:r>
         <w:rPr>
@@ -623,7 +665,7 @@
           <w:szCs w:val="24"/>
           <w:rtl/>
         </w:rPr>
-        <w:t xml:space="preserve">תודה שהסכמת להתראיין. הראיון הוא חלק מעבודה בקורס "מוגבלות בלתי נראית" בקריה האקדמית אונו. המטרה היא להכיר את החוויה שלך, את מה שעובר עליך ואת היחס של הסביבה. אין תשובות נכונות או לא נכונות. מותר לך לא לענות על שאלה, לעצור או להפסיק בכל רגע. הראיון יוקלט, וההקלטה תשותף רק עם המרצה, בקישור סגור. בעבודה לא יופיע השם שלך או פרט מזהה. אתה מסכים שנתחיל ושההקלטה תשותף עם המרצה?</w:t>
+        <w:t xml:space="preserve">תודה שהסכמת להתראיין. הראיון הוא חלק מעבודה בקורס "מוגבלות בלתי נראית" בקריה האקדמית אונו. המטרה היא להכיר את החוויה שלך, את מה שעובר עלייך ואת היחס של הסביבה. אין תשובות נכונות או לא נכונות. מותר לך לא לענות על שאלה, לעצור או להפסיק בכל רגע. הראיון יוקלט, וההקלטה תשותף רק עם המרצה, בקישור סגור. בעבודה לא יופיע השם שלך או פרט מזהה. את מסכימה שנתחיל ושההקלטה תשותף עם המרצה?</w:t>
       </w:r>
     </w:p>
     <w:p>
@@ -645,7 +687,7 @@
           <w:szCs w:val="24"/>
           <w:rtl/>
         </w:rPr>
-        <w:t xml:space="preserve">סאמי: </w:t>
+        <w:t xml:space="preserve">רוני: </w:t>
       </w:r>
       <w:r>
         <w:rPr>
@@ -659,7 +701,7 @@
           <w:szCs w:val="24"/>
           <w:rtl/>
         </w:rPr>
-        <w:t xml:space="preserve">כן. מסכים. רק... אם באמצע אני מבקש לעצור, תעצרי, בסדר? לא בגלל השאלות. לפעמים אני צריך דקה.</w:t>
+        <w:t xml:space="preserve">כן, אני מסכימה. רק הערה קטנה על המשפט "אין תשובות נכונות או לא נכונות". אני יודעת שאומרים אותו כדי להרגיע, אבל אותי הוא דווקא מבלבל, כי יש תשובות מדויקות יותר ופחות, ואני אשתדל לתת את המדויקות. זה בסדר?</w:t>
       </w:r>
     </w:p>
     <w:p>
@@ -695,7 +737,7 @@
           <w:szCs w:val="24"/>
           <w:rtl/>
         </w:rPr>
-        <w:t xml:space="preserve">ברור. בכל רגע.</w:t>
+        <w:t xml:space="preserve">לגמרי בסדר.</w:t>
       </w:r>
     </w:p>
     <w:p>
@@ -739,73 +781,73 @@
           <w:szCs w:val="24"/>
           <w:rtl/>
         </w:rPr>
-        <w:t xml:space="preserve">1. ספר לי על עצמך ועל המוגבלות שלך. כיצד היא באה לידי ביטוי?</w:t>
-      </w:r>
-    </w:p>
-    <w:p>
-      <w:pPr>
-        <w:keepNext w:val="false"/>
-        <w:bidi/>
-        <w:spacing w:after="120" w:line="360"/>
-        <w:jc w:val="both"/>
-      </w:pPr>
-      <w:r>
-        <w:rPr>
-          <w:noProof/>
-          <w:rFonts w:ascii="Times New Roman" w:cs="David" w:eastAsia="David" w:hAnsi="Times New Roman"/>
-          <w:b w:val="false"/>
-          <w:bCs w:val="false"/>
-          <w:i w:val="false"/>
-          <w:iCs w:val="false"/>
-          <w:sz w:val="24"/>
-          <w:szCs w:val="24"/>
-          <w:rtl/>
-        </w:rPr>
-        <w:t xml:space="preserve">אני סאמי, בן עשרים ושבע, גר בכפר בגליל, עובד בחיפה בתמיכה טכנית, מאורס, החתונה בקיץ אם הכול ילך טוב. ויש לי אפילפסיה. אובחנתי בגיל שש עשרה, אחרי שנפלתי בשיעור ספורט מול כל הכיתה. זה היה הפרכוס הראשון, או הראשון שמישהו ראה, כי אחר כך התברר שהיו לי לפני זה כמה רגעים של "ניתוק" שחשבתי שאני סתם מפוזר. אמא שלי חשבה שהתעלפתי מהחום. בבית חולים אמרו אפילפסיה, ומאז זה המילה.</w:t>
-      </w:r>
-    </w:p>
-    <w:p>
-      <w:pPr>
-        <w:keepNext w:val="false"/>
-        <w:bidi/>
-        <w:spacing w:after="120" w:line="360"/>
-        <w:jc w:val="both"/>
-      </w:pPr>
-      <w:r>
-        <w:rPr>
-          <w:noProof/>
-          <w:rFonts w:ascii="Times New Roman" w:cs="David" w:eastAsia="David" w:hAnsi="Times New Roman"/>
-          <w:b w:val="false"/>
-          <w:bCs w:val="false"/>
-          <w:i w:val="false"/>
-          <w:iCs w:val="false"/>
-          <w:sz w:val="24"/>
-          <w:szCs w:val="24"/>
-          <w:rtl/>
-        </w:rPr>
-        <w:t xml:space="preserve">איך זה בא לידי ביטוי. יש לי שני סוגים. יש את הגדולים, שאני נופל, מתכווץ, לא זוכר כלום, מתעורר אחרי כמה דקות עם לשון נשוכה ועם אנשים מעליי. אלה נדירים, עם הכדורים, אולי פעם בשנה, פעם בשנה וחצי. האחרון היה לפני אחד עשר חודשים, אני סופר. ויש את הקטנים, שאף אחד לא רואה. אני פשוט... נעלם לכמה שניות. מסתכל על משהו, לא עונה, ואז חוזר, ואיבדתי עשר, עשרים שניות. מי שלא יודע חושב שלא הקשבתי. אלה קורים יותר, פעם בשבועיים, פעם בחודש, תלוי כמה ישנתי.</w:t>
-      </w:r>
-    </w:p>
-    <w:p>
-      <w:pPr>
-        <w:keepNext w:val="false"/>
-        <w:bidi/>
-        <w:spacing w:after="120" w:line="360"/>
-        <w:jc w:val="both"/>
-      </w:pPr>
-      <w:r>
-        <w:rPr>
-          <w:noProof/>
-          <w:rFonts w:ascii="Times New Roman" w:cs="David" w:eastAsia="David" w:hAnsi="Times New Roman"/>
-          <w:b w:val="false"/>
-          <w:bCs w:val="false"/>
-          <w:i w:val="false"/>
-          <w:iCs w:val="false"/>
-          <w:sz w:val="24"/>
-          <w:szCs w:val="24"/>
-          <w:rtl/>
-        </w:rPr>
-        <w:t xml:space="preserve">ויש דברים שהם לא הפרכוס עצמו אבל הם האפילפסיה. הכדורים, שני סוגים, בוקר וערב, שעושים אותי איטי בבוקר ולפעמים עצבני. השינה, שאני חייב לישון שבע שעות, אחרת אני בסיכון, אז אין לי לילות של חברים עד שלוש. ואין לי רישיון נהיגה. שללו לי אותו אחרי הפרכוס האחרון, צריך שנה נקייה כדי לקבל בחזרה, ואני בחודש אחד עשר. בכפר, בלי רישיון, בגיל עשרים ושבע... זה הדבר שהכי רואים, דווקא. לא את האפילפסיה. את זה שאבא שלי מסיע אותי.</w:t>
+        <w:t xml:space="preserve">1. ספרי לי על עצמך ועל המוגבלות שלך. כיצד היא באה לידי ביטוי?</w:t>
+      </w:r>
+    </w:p>
+    <w:p>
+      <w:pPr>
+        <w:keepNext w:val="false"/>
+        <w:bidi/>
+        <w:spacing w:after="120" w:line="360"/>
+        <w:jc w:val="both"/>
+      </w:pPr>
+      <w:r>
+        <w:rPr>
+          <w:noProof/>
+          <w:rFonts w:ascii="Times New Roman" w:cs="David" w:eastAsia="David" w:hAnsi="Times New Roman"/>
+          <w:b w:val="false"/>
+          <w:bCs w:val="false"/>
+          <w:i w:val="false"/>
+          <w:iCs w:val="false"/>
+          <w:sz w:val="24"/>
+          <w:szCs w:val="24"/>
+          <w:rtl/>
+        </w:rPr>
+        <w:t xml:space="preserve">אני רוני, בת שלושים ואחת, בודקת תוכנה בחברת הייטק, שש שנים באותה חברה. גרה עם בן הזוג שלי שלוש שנים. ואני אוטיסטית. אובחנתי בגיל עשרים ושמונה, כלומר לפני שלוש שנים, אחרי שהאחיין שלי אובחן בגיל ארבע ואחותי שלחה לי את דוח האבחון שלו "סתם, שתדעי". קראתי אותו ובכיתי, כי זה היה תיאור שלי. בגיל ארבע, בגיל עשר, ובגיל עשרים ושמונה.</w:t>
+      </w:r>
+    </w:p>
+    <w:p>
+      <w:pPr>
+        <w:keepNext w:val="false"/>
+        <w:bidi/>
+        <w:spacing w:after="120" w:line="360"/>
+        <w:jc w:val="both"/>
+      </w:pPr>
+      <w:r>
+        <w:rPr>
+          <w:noProof/>
+          <w:rFonts w:ascii="Times New Roman" w:cs="David" w:eastAsia="David" w:hAnsi="Times New Roman"/>
+          <w:b w:val="false"/>
+          <w:bCs w:val="false"/>
+          <w:i w:val="false"/>
+          <w:iCs w:val="false"/>
+          <w:sz w:val="24"/>
+          <w:szCs w:val="24"/>
+          <w:rtl/>
+        </w:rPr>
+        <w:t xml:space="preserve">איך זה בא לידי ביטוי. אני אנסה להיות מסודרת, כי יש כמה דברים שונים. הראשון הוא חושים. רעש של מזגן, אור של ניאון, ריח של בושם של מישהי במעלית, בגד עם תווית. בשבילי זה לא "קצת מפריע", זה תופס את כל המוח. במשרד פתוח אני שומעת שלושים מקלדות ושני טלפונים ומכונת קפה, ואין לי מסנן שמוריד את העוצמה. השני הוא אנשים. אני לא קוראת פנים ולא קוראת טון באופן אוטומטי. אני מחשבת. כשמישהו אומר "בסדר" אני צריכה לעבור על אפשרויות: בסדר באמת, בסדר כועס, בסדר שמסיים שיחה. אחרים יודעים את זה בלי לחשוב. אני עושה את זה בראש, כל הזמן, ובסוף היום הראש גמור. השלישי הוא שגרה. אני צריכה לדעת מה קורה. פגישה שזזה בחצי שעה מרגישה כמו רצפה שזזה.</w:t>
+      </w:r>
+    </w:p>
+    <w:p>
+      <w:pPr>
+        <w:keepNext w:val="false"/>
+        <w:bidi/>
+        <w:spacing w:after="120" w:line="360"/>
+        <w:jc w:val="both"/>
+      </w:pPr>
+      <w:r>
+        <w:rPr>
+          <w:noProof/>
+          <w:rFonts w:ascii="Times New Roman" w:cs="David" w:eastAsia="David" w:hAnsi="Times New Roman"/>
+          <w:b w:val="false"/>
+          <w:bCs w:val="false"/>
+          <w:i w:val="false"/>
+          <w:iCs w:val="false"/>
+          <w:sz w:val="24"/>
+          <w:szCs w:val="24"/>
+          <w:rtl/>
+        </w:rPr>
+        <w:t xml:space="preserve">ויש את הדבר הרביעי, שהוא לא בי אלא במה שאני עושה: אני מסתירה את כל זה. יש לזה מילה, מסכוֹת. אני מחייכת בזמן הנכון, מסתכלת בעיניים כי למדתי שצריך, שואלת "מה נשמע" ולא שואלת אחר כך למה אנשים לא עונים על השאלה. עשרים ושמונה שנה חשבתי שככה כולם, שכולם משחקים וכולם עייפים מזה. באבחון הבינו לי שלא. שאצל רוב האנשים זה לא משחק. זו הייתה האבחנה האמיתית.</w:t>
       </w:r>
     </w:p>
     <w:p>
@@ -841,7 +883,7 @@
           <w:szCs w:val="24"/>
           <w:rtl/>
         </w:rPr>
-        <w:t xml:space="preserve">אתה יכול לתאר פרכוס קטן כזה, פעם אחת שזה קרה באמצע משהו?</w:t>
+        <w:t xml:space="preserve">תוכלי לספר על יום אחד בעבודה, מהתחלה עד הסוף, איך זה נראה?</w:t>
       </w:r>
     </w:p>
     <w:p>
@@ -863,7 +905,7 @@
           <w:szCs w:val="24"/>
           <w:rtl/>
         </w:rPr>
-        <w:t xml:space="preserve">סאמי: </w:t>
+        <w:t xml:space="preserve">רוני: </w:t>
       </w:r>
       <w:r>
         <w:rPr>
@@ -877,7 +919,7 @@
           <w:szCs w:val="24"/>
           <w:rtl/>
         </w:rPr>
-        <w:t xml:space="preserve">לפני חודש בערך. ישבתי עם לקוח בטלפון, מסביר לו איך להתחבר מרחוק, ובאמצע משפט... נעלמתי. חזרתי והוא אומר "הלו? הלו? אתה שם?". ואני לא יודע מה אמרתי לפני ומה הוא אמר. אמרתי לו "סליחה, הקו נפל לרגע". זה המשפט שלי. "הקו נפל". יש לי אותו מוכן כבר שנים. [צוחק] אני טכנאי, אז מאמינים לי.</w:t>
+        <w:t xml:space="preserve">יום רגיל. אני מגיעה בשבע וחצי, לפני כולם, כי השעה הראשונה בשקט היא השעה הכי פרודוקטיבית שלי. בתשע אנשים מגיעים, ומתחיל הרעש. אני שמה אוזניות, שאני מורשית לשים רק מאז שסיפרתי. בעשר יש "דיילי", פגישת בוקר בעמידה, שבה כל אחד אומר מה הוא עושה. אני מכינה את המשפט שלי מראש, בכתב, ואומרת אותו, ואז אני צריכה להקשיב לתשעה אנשים ולהבין מתי מישהו מתבדח ומתי לא. בצהריים יש ארוחה משותפת, ואני לא הולכת. אני אוכלת ליד המחשב. בשנה הראשונה הלכתי כל יום, וכל יום חזרתי כאילו רצתי מרתון. היום אני יודעת שזה המחיר, ובחרתי לא לשלם אותו. אחר הצהריים אני עובדת, וזה החלק הטוב. בדיקות תוכנה זה למצוא את מה שלא עקבי, ואני רואה את מה שלא עקבי לפני שאני רואה כל דבר אחר. בחמש אני נוסעת הביתה, ובבית אני שוכבת על הרצפה בחושך עשרים דקות. בן הזוג שלי יודע לא לדבר איתי בעשרים הדקות האלה. זה יום רגיל. יום שאף אחד במשרד לא ראה בו שום דבר.</w:t>
       </w:r>
     </w:p>
     <w:p>
@@ -921,51 +963,51 @@
           <w:szCs w:val="24"/>
           <w:rtl/>
         </w:rPr>
-        <w:t xml:space="preserve">אני אתחיל מהעבודה כי זה הכי פשוט. אני עובד בחיפה, ארבעים דקות נסיעה מהכפר, ואין לי רישיון. אז יש לי שלוש אפשרויות: אבא שלי, אוטובוס עם החלפה, או חבר מהעבודה שגר בכפר ליד ושאני משלם לו על דלק. רוב הימים זה החבר. וזה אומר שאני לא קובע את השעות שלי. אם הוא נשאר מאוחר, אני נשאר. אם הוא חולה, אני בשני אוטובוסים שעה וחצי. ואני לא יכול לקחת תפקיד שדורש נסיעות ללקוחות, שזה בדיוק התפקיד הבא שהיו נותנים לי. אז אני תקוע בתמיכה טלפונית, ואני טוב יותר מזה, ואני יודע את זה, והם יודעים את זה, ואף אחד לא אומר למה.</w:t>
-      </w:r>
-    </w:p>
-    <w:p>
-      <w:pPr>
-        <w:keepNext w:val="false"/>
-        <w:bidi/>
-        <w:spacing w:after="120" w:line="360"/>
-        <w:jc w:val="both"/>
-      </w:pPr>
-      <w:r>
-        <w:rPr>
-          <w:noProof/>
-          <w:rFonts w:ascii="Times New Roman" w:cs="David" w:eastAsia="David" w:hAnsi="Times New Roman"/>
-          <w:b w:val="false"/>
-          <w:bCs w:val="false"/>
-          <w:i w:val="false"/>
-          <w:iCs w:val="false"/>
-          <w:sz w:val="24"/>
-          <w:szCs w:val="24"/>
-          <w:rtl/>
-        </w:rPr>
-        <w:t xml:space="preserve">בבית, ההשפעה היא על אמא שלי יותר מאשר עליי, או ככה זה נראה. היא לא ישנה כשאני לא בבית. יש לה את המיקום שלי בטלפון. כשהייתי בן עשרים היא באה לבדוק אותי בלילה כמו תינוק. היום פחות, אבל אם אני לא עונה לטלפון שתי פעמים, היא מתקשרת לאחי. אני כועס עליה ואני מבין אותה, ושני הדברים ביחד כל יום.</w:t>
-      </w:r>
-    </w:p>
-    <w:p>
-      <w:pPr>
-        <w:keepNext w:val="false"/>
-        <w:bidi/>
-        <w:spacing w:after="120" w:line="360"/>
-        <w:jc w:val="both"/>
-      </w:pPr>
-      <w:r>
-        <w:rPr>
-          <w:noProof/>
-          <w:rFonts w:ascii="Times New Roman" w:cs="David" w:eastAsia="David" w:hAnsi="Times New Roman"/>
-          <w:b w:val="false"/>
-          <w:bCs w:val="false"/>
-          <w:i w:val="false"/>
-          <w:iCs w:val="false"/>
-          <w:sz w:val="24"/>
-          <w:szCs w:val="24"/>
-          <w:rtl/>
-        </w:rPr>
-        <w:t xml:space="preserve">הזוגיות... זה החלק שאני הכי חושב עליו עכשיו. הארוסה שלי יודעת, סיפרתי לה בפגישה השלישית, כי לא רציתי שתגלה מזה שאני נופל. היא קיבלה את זה, בצורה שלא ציפיתי. אבל ההורים שלה לא ידעו עד לפני חודשיים, ואמא שלי לא רצתה שיידעו, כי... [שתיקה] כי בכפר, בחור עם אפילפסיה זה לא השידוך שמחפשים. היא אמרה "יידעו אחרי החתונה". ואני אמרתי שלא אתחתן עם אנשים שמסתירים מהם משהו כזה. היה ריב. בסוף סיפרנו, ואבא שלה שאל אם זה עובר בתורשה. זו הייתה השאלה הראשונה שלו. לא "איך אתה מסתדר". "האם זה יעבור לנכדים".</w:t>
+        <w:t xml:space="preserve">אני רוצה לענות בדיוק, אז אני אחלק. בעבודה, ההשפעה היא בשני מקומות. במקום אחד היא יתרון, ואני אומרת את זה בלי צניעות מזויפת: אני בודקת תוכנה טובה יותר מרוב האנשים בצוות, כי אני לא מסוגלת להתעלם מפרט לא עקבי. במקום השני היא מחיר: כל מה שהוא לא העבודה עצמה. הדיילי, הארוחות, ה"איך היה סוף השבוע", ההערכות שבהן כותבים על אדם "עבודת צוות", ושם אני תמיד מקבלת ציון נמוך, גם כשכל הצוות משתמש במסמכים שאני כתבתי. אני טובה בעבודת הצוות. אני לא טובה בלהיראות כמו מישהי שטובה בעבודת צוות.</w:t>
+      </w:r>
+    </w:p>
+    <w:p>
+      <w:pPr>
+        <w:keepNext w:val="false"/>
+        <w:bidi/>
+        <w:spacing w:after="120" w:line="360"/>
+        <w:jc w:val="both"/>
+      </w:pPr>
+      <w:r>
+        <w:rPr>
+          <w:noProof/>
+          <w:rFonts w:ascii="Times New Roman" w:cs="David" w:eastAsia="David" w:hAnsi="Times New Roman"/>
+          <w:b w:val="false"/>
+          <w:bCs w:val="false"/>
+          <w:i w:val="false"/>
+          <w:iCs w:val="false"/>
+          <w:sz w:val="24"/>
+          <w:szCs w:val="24"/>
+          <w:rtl/>
+        </w:rPr>
+        <w:t xml:space="preserve">בזוגיות... בן הזוג שלי הוא האדם היחיד שלא צריך מסכה. פגשתי אותו שנה לפני האבחון, ובדייט השני אמרתי לו שאני לא מבינה רמזים ושאם הוא רוצה משהו שיגיד במילים. הוא אמר "סוף סוף". [צוחקת] ומאז זה ככה. אבל יש מחיר גם שם. הוא רוצה לפעמים לצאת עם חברים, לחתונות, לאירועים עם מוזיקה. אני יכולה פעם בחודש, ואחרי זה יומיים מתה. אז הוא הולך לבד, ואנשים שואלים אותו איפה אני, והוא אומר "לא הרגישה טוב". ככה הוא מסתיר אותי בשבילי. אני יודעת שזה כבד לו.</w:t>
+      </w:r>
+    </w:p>
+    <w:p>
+      <w:pPr>
+        <w:keepNext w:val="false"/>
+        <w:bidi/>
+        <w:spacing w:after="120" w:line="360"/>
+        <w:jc w:val="both"/>
+      </w:pPr>
+      <w:r>
+        <w:rPr>
+          <w:noProof/>
+          <w:rFonts w:ascii="Times New Roman" w:cs="David" w:eastAsia="David" w:hAnsi="Times New Roman"/>
+          <w:b w:val="false"/>
+          <w:bCs w:val="false"/>
+          <w:i w:val="false"/>
+          <w:iCs w:val="false"/>
+          <w:sz w:val="24"/>
+          <w:szCs w:val="24"/>
+          <w:rtl/>
+        </w:rPr>
+        <w:t xml:space="preserve">המשפחה היא הסיפור המסובך. ההורים שלי לא קיבלו את האבחון. אמא שלי אמרה "תמיד היית ביישנית, זה הכול", ואבא שלי שאל אם בדקתי מי הפסיכולוג הזה. לאחותי, שהבן שלה אובחן, יותר קל, אבל גם היא אמרה פעם "אצלו זה אמיתי, אצלך זה יותר אופי". אז במשפחה, האבחון שלי הוא לא עובדה. הוא דעה שלי. ואני צריכה כל פעם מחדש להחליט אם להתווכח עליו או לשתוק. בדרך כלל אני שותקת.</w:t>
       </w:r>
     </w:p>
     <w:p>
@@ -987,51 +1029,51 @@
           <w:szCs w:val="24"/>
           <w:rtl/>
         </w:rPr>
-        <w:t xml:space="preserve">3. עד כמה אתה מרגיש שיש לך שליטה על המוגבלות ועל השפעתה בחייך?</w:t>
-      </w:r>
-    </w:p>
-    <w:p>
-      <w:pPr>
-        <w:keepNext w:val="false"/>
-        <w:bidi/>
-        <w:spacing w:after="120" w:line="360"/>
-        <w:jc w:val="both"/>
-      </w:pPr>
-      <w:r>
-        <w:rPr>
-          <w:noProof/>
-          <w:rFonts w:ascii="Times New Roman" w:cs="David" w:eastAsia="David" w:hAnsi="Times New Roman"/>
-          <w:b w:val="false"/>
-          <w:bCs w:val="false"/>
-          <w:i w:val="false"/>
-          <w:iCs w:val="false"/>
-          <w:sz w:val="24"/>
-          <w:szCs w:val="24"/>
-          <w:rtl/>
-        </w:rPr>
-        <w:t xml:space="preserve">[שתיקה] שליטה. אני אגיד לך מה זה שליטה בשבילי. זה לדעת שבכל רגע, באמצע משפט, באמצע מדרגות, באמצע מקלחת, הגוף שלי יכול להחליט בלעדיי. אז על זה, אין. אני לוקח את הכדורים בשעה, אני ישן, אני לא שותה כמעט, לא נכנס לבריכה לבד, לא נועל את דלת האמבטיה. ועדיין, לפני אחד עשר חודשים נפלתי במטבח, על רצפה, ושברתי שן. עשיתי הכול נכון. אז מה השליטה.</w:t>
-      </w:r>
-    </w:p>
-    <w:p>
-      <w:pPr>
-        <w:keepNext w:val="false"/>
-        <w:bidi/>
-        <w:spacing w:after="120" w:line="360"/>
-        <w:jc w:val="both"/>
-      </w:pPr>
-      <w:r>
-        <w:rPr>
-          <w:noProof/>
-          <w:rFonts w:ascii="Times New Roman" w:cs="David" w:eastAsia="David" w:hAnsi="Times New Roman"/>
-          <w:b w:val="false"/>
-          <w:bCs w:val="false"/>
-          <w:i w:val="false"/>
-          <w:iCs w:val="false"/>
-          <w:sz w:val="24"/>
-          <w:szCs w:val="24"/>
-          <w:rtl/>
-        </w:rPr>
-        <w:t xml:space="preserve">אבל יש משהו, ולקח לי שנים להגיע אליו. יש שליטה על מה שקורה אחרי. פעם, אחרי פרכוס, הייתי נעלם לשבוע. בושה. לא יוצא מהבית, לא עונה לאנשים. היום אני יודע: יום אחד לישון, יום אחד להיות עצבני על העולם, ואז לחזור. זה הכלל שלי, "יומיים". ויש שליטה על מי יודע מה לעשות. לימדתי את הארוסה, את אחי, את שני חברים בעבודה: להפוך אותי על הצד, לא לשים כלום בפה, למדוד זמן, אם יותר מחמש דקות לקרוא לאמבולנס. זה נותן לי משהו. לא שליטה על הגוף. שליטה על מה שיקרה לגוף כשאני לא שם.</w:t>
+        <w:t xml:space="preserve">3. עד כמה את מרגישה שיש לך שליטה על המוגבלות ועל השפעתה בחייך?</w:t>
+      </w:r>
+    </w:p>
+    <w:p>
+      <w:pPr>
+        <w:keepNext w:val="false"/>
+        <w:bidi/>
+        <w:spacing w:after="120" w:line="360"/>
+        <w:jc w:val="both"/>
+      </w:pPr>
+      <w:r>
+        <w:rPr>
+          <w:noProof/>
+          <w:rFonts w:ascii="Times New Roman" w:cs="David" w:eastAsia="David" w:hAnsi="Times New Roman"/>
+          <w:b w:val="false"/>
+          <w:bCs w:val="false"/>
+          <w:i w:val="false"/>
+          <w:iCs w:val="false"/>
+          <w:sz w:val="24"/>
+          <w:szCs w:val="24"/>
+          <w:rtl/>
+        </w:rPr>
+        <w:t xml:space="preserve">אני צריכה רגע עם השאלה הזאת, כי המילה "שליטה" מניחה משהו. [שתיקה] היא מניחה שיש בי דבר נפרד ממני, המוגבלות, ושאני אמורה לנהל אותו. אבל אוטיזם זה לא דבר שיש לי, זה איך שהמוח שלי בנוי. לשאול אם יש לי שליטה על האוטיזם זה כמו לשאול אם יש לי שליטה על זה שאני שמאלית. אין, וגם לא צריך.</w:t>
+      </w:r>
+    </w:p>
+    <w:p>
+      <w:pPr>
+        <w:keepNext w:val="false"/>
+        <w:bidi/>
+        <w:spacing w:after="120" w:line="360"/>
+        <w:jc w:val="both"/>
+      </w:pPr>
+      <w:r>
+        <w:rPr>
+          <w:noProof/>
+          <w:rFonts w:ascii="Times New Roman" w:cs="David" w:eastAsia="David" w:hAnsi="Times New Roman"/>
+          <w:b w:val="false"/>
+          <w:bCs w:val="false"/>
+          <w:i w:val="false"/>
+          <w:iCs w:val="false"/>
+          <w:sz w:val="24"/>
+          <w:szCs w:val="24"/>
+          <w:rtl/>
+        </w:rPr>
+        <w:t xml:space="preserve">אבל אני חושבת שאני מבינה מה את שואלת באמת, ועל זה אני יכולה לענות. על ההשפעה יש לי שליטה, ויותר ממה שהייתה לי לפני האבחון. ואני אסביר למה דווקא האבחון נתן שליטה. לפני, כשהייתי קורסת אחרי יום במשרד, הייתי חושבת: מה לא בסדר איתי, למה כולם מסתדרים ואני לא, אני לא מתאמצת מספיק. הכול היה עליי. אחרי האבחון, כשאני קורסת, אני יודעת: הייתי שמונה שעות במקום שמתוכנן לאנשים שהמוח שלהם מסנן רעש, ושלי לא מסנן. הבעיה היא בהתאמה, לא בי. וברגע שהבעיה היא בהתאמה, אפשר לשנות את ההתאמה: אוזניות, חדר שקט, הוראות בכתב, לא ללכת לארוחה. כל אלה דברים שאני עושה היום ולא עשיתי אז, כי אז לא ידעתי שמותר. אז השליטה שלי גדלה, לא כי השתניתי, אלא כי הפסקתי לחשוב שאני הבעיה.</w:t>
       </w:r>
     </w:p>
     <w:p>
@@ -1067,7 +1109,7 @@
           <w:szCs w:val="24"/>
           <w:rtl/>
         </w:rPr>
-        <w:t xml:space="preserve">והדבר שהכי מרגיש לא בשליטה?</w:t>
+        <w:t xml:space="preserve">ויש דברים שבהם את מרגישה חסרת שליטה?</w:t>
       </w:r>
     </w:p>
     <w:p>
@@ -1089,7 +1131,7 @@
           <w:szCs w:val="24"/>
           <w:rtl/>
         </w:rPr>
-        <w:t xml:space="preserve">סאמי: </w:t>
+        <w:t xml:space="preserve">רוני: </w:t>
       </w:r>
       <w:r>
         <w:rPr>
@@ -1103,7 +1145,7 @@
           <w:szCs w:val="24"/>
           <w:rtl/>
         </w:rPr>
-        <w:t xml:space="preserve">הרישיון. כי זה לא אני מחליט ולא הגוף. זה רופא במשרד הרישוי שלא פגש אותי, שמסתכל על טופס. ואני צריך לבקש. בן עשרים ושבע, מבקש רשות לנסוע. כל פעם שאבא שלי מחכה לי בחניה בחיפה עם המנוע דולק, אני מרגיש בן שש עשרה שוב. ואני לא יכול להגיד לו "אל תבוא", כי אין אחר.</w:t>
+        <w:t xml:space="preserve">כן. שניים. הראשון הוא המסכה. אני יודעת שהיא מזיקה לי, ואני לא מצליחה להוריד אותה. היא אוטומטית. כשמישהו נכנס לחדר, אני מחייכת לפני שאני מחליטה לחייך. עשרים ושמונה שנה של אימון. השני הוא איך אנשים מגיבים כשאני כן מורידה אותה. על זה באמת אין לי שום שליטה, ואני לומדת לחיות עם זה.</w:t>
       </w:r>
     </w:p>
     <w:p>
@@ -1125,73 +1167,73 @@
           <w:szCs w:val="24"/>
           <w:rtl/>
         </w:rPr>
-        <w:t xml:space="preserve">4. כיצד אנשים קרובים ורחוקים מתייחסים למוגבלות שלך? תוכל לתת דוגמאות?</w:t>
-      </w:r>
-    </w:p>
-    <w:p>
-      <w:pPr>
-        <w:keepNext w:val="false"/>
-        <w:bidi/>
-        <w:spacing w:after="120" w:line="360"/>
-        <w:jc w:val="both"/>
-      </w:pPr>
-      <w:r>
-        <w:rPr>
-          <w:noProof/>
-          <w:rFonts w:ascii="Times New Roman" w:cs="David" w:eastAsia="David" w:hAnsi="Times New Roman"/>
-          <w:b w:val="false"/>
-          <w:bCs w:val="false"/>
-          <w:i w:val="false"/>
-          <w:iCs w:val="false"/>
-          <w:sz w:val="24"/>
-          <w:szCs w:val="24"/>
-          <w:rtl/>
-        </w:rPr>
-        <w:t xml:space="preserve">הרחוקים לא יודעים, אז הם מתייחסים אליי כמו אל כל אחד. עד שהם רואים. פעם אחת ראו. בגיל עשרים ושתיים, בחתונה של בן דוד, באולם, נפלתי על רחבת הריקודים. שלוש מאות איש. ומאז, בכפר, אני "זה ש...". לא אומרים את זה בפנים. אבל יש אנשים שמאז מדברים אליי לאט. כאילו זה פגע לי בשכל. דודה של אמא שלי שאלה אותה אם אני "יכול לעבוד במחשבים עם הדבר הזה". אני מתכנת מגיל חמש עשרה. ואת זה אני לא סולח, לא לה, למה שזה אומר על מה שאנשים חושבים שאפילפסיה זה.</w:t>
-      </w:r>
-    </w:p>
-    <w:p>
-      <w:pPr>
-        <w:keepNext w:val="false"/>
-        <w:bidi/>
-        <w:spacing w:after="120" w:line="360"/>
-        <w:jc w:val="both"/>
-      </w:pPr>
-      <w:r>
-        <w:rPr>
-          <w:noProof/>
-          <w:rFonts w:ascii="Times New Roman" w:cs="David" w:eastAsia="David" w:hAnsi="Times New Roman"/>
-          <w:b w:val="false"/>
-          <w:bCs w:val="false"/>
-          <w:i w:val="false"/>
-          <w:iCs w:val="false"/>
-          <w:sz w:val="24"/>
-          <w:szCs w:val="24"/>
-          <w:rtl/>
-        </w:rPr>
-        <w:t xml:space="preserve">הקרובים, זה מסובך יותר. אבא שלי מתייחס לזה כמו שהוא מתייחס לכל דבר: לא מדבר, עושה. הוא מסיע אותי כל יום ולא אמר על זה מילה בשנה. אני לא יודע אם זה כי זה בסדר לו או כי הוא לא יודע מה להגיד. אמא שלי, סיפרתי. היא מתייחסת לזה כאל משהו שצריך להסתיר כדי להגן עליי, וההסתרה שלה היא בעצמה היחס שהכי מכאיב, כי מה שהיא אומרת בלי מילים זה "יש בך משהו שלא מראים".</w:t>
-      </w:r>
-    </w:p>
-    <w:p>
-      <w:pPr>
-        <w:keepNext w:val="false"/>
-        <w:bidi/>
-        <w:spacing w:after="120" w:line="360"/>
-        <w:jc w:val="both"/>
-      </w:pPr>
-      <w:r>
-        <w:rPr>
-          <w:noProof/>
-          <w:rFonts w:ascii="Times New Roman" w:cs="David" w:eastAsia="David" w:hAnsi="Times New Roman"/>
-          <w:b w:val="false"/>
-          <w:bCs w:val="false"/>
-          <w:i w:val="false"/>
-          <w:iCs w:val="false"/>
-          <w:sz w:val="24"/>
-          <w:szCs w:val="24"/>
-          <w:rtl/>
-        </w:rPr>
-        <w:t xml:space="preserve">ואחי הקטן, בן עשרים, הוא היחיד שצוחק איתי על זה. אחרי הפרכוס במטבח, כשהתעוררתי, הוא אמר "אחי, כל הסרטונים שלך של ריקוד, זה היה הכי טוב". ואני צחקתי, עם הלשון הנשוכה. זה היחס הכי טוב שקיבלתי. כי הוא התייחס אליי, לא לאפילפסיה. והארוסה שלי, היא לא מתייחסת. היא פשוט יודעת. כשאני נעלם לשניות, היא מחכה, ואז ממשיכה את המשפט מאיפה שהיא הפסיקה, בלי להגיד כלום. אני לא יודע איך היא למדה את זה. לא לימדתי אותה.</w:t>
+        <w:t xml:space="preserve">4. כיצד אנשים קרובים ורחוקים מתייחסים למוגבלות שלך? תוכלי לתת דוגמאות?</w:t>
+      </w:r>
+    </w:p>
+    <w:p>
+      <w:pPr>
+        <w:keepNext w:val="false"/>
+        <w:bidi/>
+        <w:spacing w:after="120" w:line="360"/>
+        <w:jc w:val="both"/>
+      </w:pPr>
+      <w:r>
+        <w:rPr>
+          <w:noProof/>
+          <w:rFonts w:ascii="Times New Roman" w:cs="David" w:eastAsia="David" w:hAnsi="Times New Roman"/>
+          <w:b w:val="false"/>
+          <w:bCs w:val="false"/>
+          <w:i w:val="false"/>
+          <w:iCs w:val="false"/>
+          <w:sz w:val="24"/>
+          <w:szCs w:val="24"/>
+          <w:rtl/>
+        </w:rPr>
+        <w:t xml:space="preserve">רוב האנשים הרחוקים לא יודעים, אז הם מתייחסים לא לאוטיזם אלא למה שהם רואים, והם רואים אישה שקטה, קצת נוקשה, שלא צוחקת מהבדיחות בזמן, שעונה ישר בלי ריכוך. ומה הם אומרים על זה? "מתנשאת". "קרה". "לא חברותית". שמעתי את שלוש המילים האלה על עצמי בחדר המדרגות של המשרד, כשמישהי לא ידעה שאני שם. ומה שמעניין הוא שהן לא טעו במה שראו. הן טעו בלמה. הן ראו התנהגות והסבירו אותה באופי. אף אחת לא חשבה "אולי יש סיבה". בשביל סיבה צריך לדעת שיש מה לדעת.</w:t>
+      </w:r>
+    </w:p>
+    <w:p>
+      <w:pPr>
+        <w:keepNext w:val="false"/>
+        <w:bidi/>
+        <w:spacing w:after="120" w:line="360"/>
+        <w:jc w:val="both"/>
+      </w:pPr>
+      <w:r>
+        <w:rPr>
+          <w:noProof/>
+          <w:rFonts w:ascii="Times New Roman" w:cs="David" w:eastAsia="David" w:hAnsi="Times New Roman"/>
+          <w:b w:val="false"/>
+          <w:bCs w:val="false"/>
+          <w:i w:val="false"/>
+          <w:iCs w:val="false"/>
+          <w:sz w:val="24"/>
+          <w:szCs w:val="24"/>
+          <w:rtl/>
+        </w:rPr>
+        <w:t xml:space="preserve">הקרובים, זה מתחלק לפי מה שהם עשו עם המידע. בן הזוג שלי, אמרתי. ההורים שלי מתייחסים לאבחון כאל הגזמה שלי. אמא שלי אמרה לי, בכנות ובאהבה, "הלוואי שלא היית צריכה את התווית הזאת". ואני ניסיתי להסביר לה שהתווית לא הוסיפה לי כלום, היא רק נתנה שם למה שהיה שם מההתחלה, ושהלוואי שהייתה לי בגיל שש, כי אז אולי מישהו היה מסביר לי שאני לא ילדה רעה כשאני בוכה מרעש. היא לא הבינה. בשבילה "אוטיסטית" זה משהו שהיא ראתה פעם בטלוויזיה, ואני לא נראית כמו זה. "את לא נראית אוטיסטית". זה המשפט ששמעתי הכי הרבה פעמים מאז האבחון. מהמשפחה, מחברות, מרופא משפחה. וכל פעם אני רוצה לענות: נכון, זה כי אני עובדת קשה מאוד כדי לא להיראות, ואת מחמיאה לי על זה שהעבודה הזאת הורגת אותי.</w:t>
+      </w:r>
+    </w:p>
+    <w:p>
+      <w:pPr>
+        <w:keepNext w:val="false"/>
+        <w:bidi/>
+        <w:spacing w:after="120" w:line="360"/>
+        <w:jc w:val="both"/>
+      </w:pPr>
+      <w:r>
+        <w:rPr>
+          <w:noProof/>
+          <w:rFonts w:ascii="Times New Roman" w:cs="David" w:eastAsia="David" w:hAnsi="Times New Roman"/>
+          <w:b w:val="false"/>
+          <w:bCs w:val="false"/>
+          <w:i w:val="false"/>
+          <w:iCs w:val="false"/>
+          <w:sz w:val="24"/>
+          <w:szCs w:val="24"/>
+          <w:rtl/>
+        </w:rPr>
+        <w:t xml:space="preserve">ובעבודה, המנהלת שלי, שהיא היחידה שם שיודעת, הגיבה הכי טוב מכולם, ובצורה הכי פשוטה: היא שאלה "מה את צריכה?". לא "אוי", לא "לא הייתי מנחשת", לא "גם בן דוד שלי". "מה את צריכה". זו הייתה הפעם הראשונה שמישהו שאל אותי את זה.</w:t>
       </w:r>
     </w:p>
     <w:p>
@@ -1213,73 +1255,123 @@
           <w:szCs w:val="24"/>
           <w:rtl/>
         </w:rPr>
-        <w:t xml:space="preserve">5. כיצד אתה מחליט למי ומתי לספר על המוגבלות שלך?</w:t>
-      </w:r>
-    </w:p>
-    <w:p>
-      <w:pPr>
-        <w:keepNext w:val="false"/>
-        <w:bidi/>
-        <w:spacing w:after="120" w:line="360"/>
-        <w:jc w:val="both"/>
-      </w:pPr>
-      <w:r>
-        <w:rPr>
-          <w:noProof/>
-          <w:rFonts w:ascii="Times New Roman" w:cs="David" w:eastAsia="David" w:hAnsi="Times New Roman"/>
-          <w:b w:val="false"/>
-          <w:bCs w:val="false"/>
-          <w:i w:val="false"/>
-          <w:iCs w:val="false"/>
-          <w:sz w:val="24"/>
-          <w:szCs w:val="24"/>
-          <w:rtl/>
-        </w:rPr>
-        <w:t xml:space="preserve">יש כלל שלמדתי בדרך הקשה: אני מספר למי שעלול לראות. זה הכלל. לא למי שאני סומך עליו, לא למי שקרוב, למי שעלול להיות שם כשזה קורה. כי אם הוא יראה בלי שידע, הוא יבהל, ואם הוא יבהל, הוא יעשה שטויות, כמו לשים לי כפית בפה או לקרוא לאמבולנס אחרי עשרים שניות, או... לספר לכולם. אז בעבודה שני אנשים יודעים, אלה שיושבים לידי. בכפר, מי שהיה בחתונה יודע, לא הייתה לי ברירה. הארוסה, אחי, ההורים.</w:t>
-      </w:r>
-    </w:p>
-    <w:p>
-      <w:pPr>
-        <w:keepNext w:val="false"/>
-        <w:bidi/>
-        <w:spacing w:after="120" w:line="360"/>
-        <w:jc w:val="both"/>
-      </w:pPr>
-      <w:r>
-        <w:rPr>
-          <w:noProof/>
-          <w:rFonts w:ascii="Times New Roman" w:cs="David" w:eastAsia="David" w:hAnsi="Times New Roman"/>
-          <w:b w:val="false"/>
-          <w:bCs w:val="false"/>
-          <w:i w:val="false"/>
-          <w:iCs w:val="false"/>
-          <w:sz w:val="24"/>
-          <w:szCs w:val="24"/>
-          <w:rtl/>
-        </w:rPr>
-        <w:t xml:space="preserve">ומתי? מוקדם. למדתי שמוקדם יותר טוב, כי אם אני מחכה, זה הופך לסוד, והסוד הופך לדבר גדול יותר מהאפילפסיה עצמה. עם הארוסה, פגישה שלישית. אמרתי לה "לפני שזה ממשיך, יש משהו שאת צריכה לדעת", והיא חשבה שאני נשוי. [צוחק] כשאמרתי אפילפסיה היא אמרה "זה הכול?". זה הכול. ואני עם הלב בגרון.</w:t>
-      </w:r>
-    </w:p>
-    <w:p>
-      <w:pPr>
-        <w:keepNext w:val="false"/>
-        <w:bidi/>
-        <w:spacing w:after="120" w:line="360"/>
-        <w:jc w:val="both"/>
-      </w:pPr>
-      <w:r>
-        <w:rPr>
-          <w:noProof/>
-          <w:rFonts w:ascii="Times New Roman" w:cs="David" w:eastAsia="David" w:hAnsi="Times New Roman"/>
-          <w:b w:val="false"/>
-          <w:bCs w:val="false"/>
-          <w:i w:val="false"/>
-          <w:iCs w:val="false"/>
-          <w:sz w:val="24"/>
-          <w:szCs w:val="24"/>
-          <w:rtl/>
-        </w:rPr>
-        <w:t xml:space="preserve">אבל יש מקום אחד שאני לא מספר בו, ואני לא גאה בזה: ראיונות עבודה. פעמיים לא אמרתי. יש טופס רפואי, ובטופס כתבתי "אין". כי יודע מה קורה אם אני כותב "אפילפסיה" במקום שמחפש טכנאי שנוסע ללקוחות? הם לא אומרים "לא", הם אומרים "נחזור אליך". אז למי אני מספר זה לא רק החלטה שלי. זה גם מה שאני יכול להרשות לעצמי.</w:t>
+        <w:t xml:space="preserve">5. כיצד את מחליטה למי ומתי לספר על המוגבלות שלך?</w:t>
+      </w:r>
+    </w:p>
+    <w:p>
+      <w:pPr>
+        <w:keepNext w:val="false"/>
+        <w:bidi/>
+        <w:spacing w:after="120" w:line="360"/>
+        <w:jc w:val="both"/>
+      </w:pPr>
+      <w:r>
+        <w:rPr>
+          <w:noProof/>
+          <w:rFonts w:ascii="Times New Roman" w:cs="David" w:eastAsia="David" w:hAnsi="Times New Roman"/>
+          <w:b w:val="false"/>
+          <w:bCs w:val="false"/>
+          <w:i w:val="false"/>
+          <w:iCs w:val="false"/>
+          <w:sz w:val="24"/>
+          <w:szCs w:val="24"/>
+          <w:rtl/>
+        </w:rPr>
+        <w:t xml:space="preserve">יש לי שיטה, כי אני צריכה שיטה לדברים כאלה, אחרת אני מתלבטת שבועות. שלוש שאלות. האחת: האם האדם הזה רואה את ההתנהגות שלי מספיק זמן כדי לפרש אותה לא נכון? אם כן, יש טעם לספר, כי בלי הסיפור הוא יבנה לי אופי שלא קיים. השתיים: האם יש לו כוח להחליט עליי משהו? מנהל, רופא, מעסיק עתידי. אם כן, אני מספרת רק אם אני צריכה ממנו התאמה, ורק אחרי שהוכחתי את עצמי, כי לספר לפני זה לתת לו להחליט לפי הסטריאוטיפ במקום לפי. והשלוש: האם הוא ישאל "מה את צריכה" או יגיד "את לא נראית"? את זה אי אפשר לדעת מראש, אבל יש סימנים. אנשים שמשתמשים במילה "כולנו קצת" על כל דבר, לא.</w:t>
+      </w:r>
+    </w:p>
+    <w:p>
+      <w:pPr>
+        <w:keepNext w:val="false"/>
+        <w:bidi/>
+        <w:spacing w:after="120" w:line="360"/>
+        <w:jc w:val="both"/>
+      </w:pPr>
+      <w:r>
+        <w:rPr>
+          <w:noProof/>
+          <w:rFonts w:ascii="Times New Roman" w:cs="David" w:eastAsia="David" w:hAnsi="Times New Roman"/>
+          <w:b w:val="false"/>
+          <w:bCs w:val="false"/>
+          <w:i w:val="false"/>
+          <w:iCs w:val="false"/>
+          <w:sz w:val="24"/>
+          <w:szCs w:val="24"/>
+          <w:rtl/>
+        </w:rPr>
+        <w:t xml:space="preserve">ומתי. למדתי שאין רגע נכון, יש רק רגע מאוחר מדי. למנהלת סיפרתי אחרי שנתיים וחצי, אחרי שקיבלתי הערכה גרועה על "תקשורת" ובכיתי בשירותים. אם הייתי מספרת שנה קודם, ההערכה ההיא הייתה נראית אחרת. לחברה הכי טובה שלי סיפרתי מיד, באותו יום של האבחון, והיא אמרה "אה, זה מסביר הרבה" בטון כזה שהבנתי שהיא שמחה בשבילי. ולהורים סיפרתי אחרי חודש, ועל זה אני מתחרטת. לא שסיפרתי, אלא שסיפרתי בלי להתכונן למה שהם יגידו. חשבתי שעובדה היא עובדה. בשבילם זה לא היה עובדה.</w:t>
+      </w:r>
+    </w:p>
+    <w:p>
+      <w:pPr>
+        <w:keepNext w:val="false"/>
+        <w:bidi/>
+        <w:spacing w:after="80" w:line="360"/>
+        <w:jc w:val="both"/>
+      </w:pPr>
+      <w:r>
+        <w:rPr>
+          <w:noProof/>
+          <w:rFonts w:ascii="Times New Roman" w:cs="David" w:eastAsia="David" w:hAnsi="Times New Roman"/>
+          <w:b/>
+          <w:bCs/>
+          <w:i w:val="false"/>
+          <w:iCs w:val="false"/>
+          <w:sz w:val="24"/>
+          <w:szCs w:val="24"/>
+          <w:rtl/>
+        </w:rPr>
+        <w:t xml:space="preserve">מראיינת: </w:t>
+      </w:r>
+      <w:r>
+        <w:rPr>
+          <w:noProof/>
+          <w:rFonts w:ascii="Times New Roman" w:cs="David" w:eastAsia="David" w:hAnsi="Times New Roman"/>
+          <w:b w:val="false"/>
+          <w:bCs w:val="false"/>
+          <w:i/>
+          <w:iCs/>
+          <w:sz w:val="24"/>
+          <w:szCs w:val="24"/>
+          <w:rtl/>
+        </w:rPr>
+        <w:t xml:space="preserve">יש מישהו שהחלטת לא לספר לו, ולמה?</w:t>
+      </w:r>
+    </w:p>
+    <w:p>
+      <w:pPr>
+        <w:keepNext w:val="false"/>
+        <w:bidi/>
+        <w:spacing w:after="80" w:line="360"/>
+        <w:jc w:val="both"/>
+      </w:pPr>
+      <w:r>
+        <w:rPr>
+          <w:noProof/>
+          <w:rFonts w:ascii="Times New Roman" w:cs="David" w:eastAsia="David" w:hAnsi="Times New Roman"/>
+          <w:b/>
+          <w:bCs/>
+          <w:i w:val="false"/>
+          <w:iCs w:val="false"/>
+          <w:sz w:val="24"/>
+          <w:szCs w:val="24"/>
+          <w:rtl/>
+        </w:rPr>
+        <w:t xml:space="preserve">רוני: </w:t>
+      </w:r>
+      <w:r>
+        <w:rPr>
+          <w:noProof/>
+          <w:rFonts w:ascii="Times New Roman" w:cs="David" w:eastAsia="David" w:hAnsi="Times New Roman"/>
+          <w:b w:val="false"/>
+          <w:bCs w:val="false"/>
+          <w:i/>
+          <w:iCs/>
+          <w:sz w:val="24"/>
+          <w:szCs w:val="24"/>
+          <w:rtl/>
+        </w:rPr>
+        <w:t xml:space="preserve">לחברים בעבודה. חוץ מהמנהלת, אף אחד בצוות לא יודע. ולא בגלל שאני מתביישת, אלא בגלל שאני יודעת מה יקרה: כל פעם שאהיה שקטה בפגישה, זה יהיה "האוטיזם". כל פעם שאתקן למישהו טעות, "האוטיזם". היום אני "רוני שקצת מוזרה". אחרי זה אהיה "האוטיסטית". והראשון, עם כל הכאב, משאיר לי יותר מקום להיות גם דברים אחרים.</w:t>
       </w:r>
     </w:p>
     <w:p>
@@ -1323,51 +1415,73 @@
           <w:szCs w:val="24"/>
           <w:rtl/>
         </w:rPr>
-        <w:t xml:space="preserve">אמרתי על ראיונות העבודה. אבל ההסתרה הכי גדולה היא לא שם. היא יום-יומית וקטנה: "הקו נפל". "לא ישנתי טוב". "שכחתי מה רציתי להגיד". יש לי עשרה משפטים כאלה. כל פעם שאני נעלם לעשרים שניות מול מישהו, אני בוחר משפט. זה כל כך אוטומטי שאני כבר לא מרגיש שאני משקר. אבל אם סופרים, אני משקר כמה פעמים בשבוע, לאנשים שאני אוהב לפעמים.</w:t>
-      </w:r>
-    </w:p>
-    <w:p>
-      <w:pPr>
-        <w:keepNext w:val="false"/>
-        <w:bidi/>
-        <w:spacing w:after="120" w:line="360"/>
-        <w:jc w:val="both"/>
-      </w:pPr>
-      <w:r>
-        <w:rPr>
-          <w:noProof/>
-          <w:rFonts w:ascii="Times New Roman" w:cs="David" w:eastAsia="David" w:hAnsi="Times New Roman"/>
-          <w:b w:val="false"/>
-          <w:bCs w:val="false"/>
-          <w:i w:val="false"/>
-          <w:iCs w:val="false"/>
-          <w:sz w:val="24"/>
-          <w:szCs w:val="24"/>
-          <w:rtl/>
-        </w:rPr>
-        <w:t xml:space="preserve">ויש הסתרה שהרגשתי אותה חזק: לא לקחת את הכדור. כשהייתי בן תשע עשרה, בטיול עם חברים לאילת, לא רציתי שיראו אותי בולע כדורים בבוקר, כי יתחילו שאלות. אז לא לקחתי יומיים. ביום השלישי נפלתי בחוף. אז ההסתרה הזאת כמעט הרגה אותי, פשוט. ומאז אני לוקח מול כולם. אם שואלים, אני אומר "ויטמינים". [שתיקה] טוב, אז עדיין מסתיר. רק את הכדור כבר לא.</w:t>
-      </w:r>
-    </w:p>
-    <w:p>
-      <w:pPr>
-        <w:keepNext w:val="false"/>
-        <w:bidi/>
-        <w:spacing w:after="120" w:line="360"/>
-        <w:jc w:val="both"/>
-      </w:pPr>
-      <w:r>
-        <w:rPr>
-          <w:noProof/>
-          <w:rFonts w:ascii="Times New Roman" w:cs="David" w:eastAsia="David" w:hAnsi="Times New Roman"/>
-          <w:b w:val="false"/>
-          <w:bCs w:val="false"/>
-          <w:i w:val="false"/>
-          <w:iCs w:val="false"/>
-          <w:sz w:val="24"/>
-          <w:szCs w:val="24"/>
-          <w:rtl/>
-        </w:rPr>
-        <w:t xml:space="preserve">איך זה מרגיש. בזמן אמת, כלום, זה רפלקס. אחר כך... עייף. יש משהו שאני לא יודע להסביר, שכל שקר קטן כזה לוקח משהו. לא אשמה. יותר כמו... שאני לא לגמרי נמצא. שאנשים מכירים גרסה שלי שאין בה את הדבר הזה, והדבר הזה הוא לא כל מה שאני, אבל הוא חלק, ואם הוא לא שם, אז גם אני לא לגמרי שם.</w:t>
+        <w:t xml:space="preserve">השאלה הזאת מצחיקה אותי קצת, כי ההסתרה היא לא מצבים. היא ברירת המחדל. אני מסתירה מהרגע שאני יוצאת מהבית עד שאני חוזרת. המסכה היא ההסתרה. אבל אני אתן דוגמאות ספציפיות, כי את ביקשת.</w:t>
+      </w:r>
+    </w:p>
+    <w:p>
+      <w:pPr>
+        <w:keepNext w:val="false"/>
+        <w:bidi/>
+        <w:spacing w:after="120" w:line="360"/>
+        <w:jc w:val="both"/>
+      </w:pPr>
+      <w:r>
+        <w:rPr>
+          <w:noProof/>
+          <w:rFonts w:ascii="Times New Roman" w:cs="David" w:eastAsia="David" w:hAnsi="Times New Roman"/>
+          <w:b w:val="false"/>
+          <w:bCs w:val="false"/>
+          <w:i w:val="false"/>
+          <w:iCs w:val="false"/>
+          <w:sz w:val="24"/>
+          <w:szCs w:val="24"/>
+          <w:rtl/>
+        </w:rPr>
+        <w:t xml:space="preserve">הדוגמה הגדולה היא ראיון העבודה שלי לחברה הנוכחית, שהיה עוד לפני האבחון, אבל כבר ידעתי שמשהו שונה בי. התכוננתי לראיון כמו להצגה. כתבתי תשובות, תרגלתי מול מראה חיוך ומבט בעיניים, למדתי בעל פה שלוש בדיחות קלות. עברתי. ובמשך שנתיים המשכתי את ההצגה כל יום, וכל יום חזרתי הביתה וישנתי. הרגשתי... שאני מצליחה. באמת. חשבתי שזה ניצחון. היום אני קוראת לזה אחרת. ההצגה הצליחה כל כך טוב שאף אחד לא ראה שאני טובעת, ואז כשלא יכולתי יותר, כולם הופתעו. "מה פתאום, את תמיד כזאת מסודרת".</w:t>
+      </w:r>
+    </w:p>
+    <w:p>
+      <w:pPr>
+        <w:keepNext w:val="false"/>
+        <w:bidi/>
+        <w:spacing w:after="120" w:line="360"/>
+        <w:jc w:val="both"/>
+      </w:pPr>
+      <w:r>
+        <w:rPr>
+          <w:noProof/>
+          <w:rFonts w:ascii="Times New Roman" w:cs="David" w:eastAsia="David" w:hAnsi="Times New Roman"/>
+          <w:b w:val="false"/>
+          <w:bCs w:val="false"/>
+          <w:i w:val="false"/>
+          <w:iCs w:val="false"/>
+          <w:sz w:val="24"/>
+          <w:szCs w:val="24"/>
+          <w:rtl/>
+        </w:rPr>
+        <w:t xml:space="preserve">הדוגמה הקטנה, שקורית כל שבוע: במשפחה יש ארוחות שישי, עם עשרים איש, שני ילדים צורחים, טלוויזיה פתוחה וכולם מדברים ביחד. אני יושבת שם שעתיים ומחייכת. אני לא שומעת מה אומרים לי, אני רואה שפתיים זזות. ואני עונה "כן" ו"וואו" במקומות שנראים נכונים. אחר כך, במכונית, אני לא מדברת. בן הזוג שלי נוהג בשקט. ההרגשה? אני אנסה לדייק. זה לא בושה, ולא אשמה. זה יותר כמו... להיעדר. להיות במקום ולא להיות בו. ואנשים אוהבים אותי שם, את הגרסה הזאת, ואני יודעת שהם אוהבים מישהי שלא נמצאת.</w:t>
+      </w:r>
+    </w:p>
+    <w:p>
+      <w:pPr>
+        <w:keepNext w:val="false"/>
+        <w:bidi/>
+        <w:spacing w:after="120" w:line="360"/>
+        <w:jc w:val="both"/>
+      </w:pPr>
+      <w:r>
+        <w:rPr>
+          <w:noProof/>
+          <w:rFonts w:ascii="Times New Roman" w:cs="David" w:eastAsia="David" w:hAnsi="Times New Roman"/>
+          <w:b w:val="false"/>
+          <w:bCs w:val="false"/>
+          <w:i w:val="false"/>
+          <w:iCs w:val="false"/>
+          <w:sz w:val="24"/>
+          <w:szCs w:val="24"/>
+          <w:rtl/>
+        </w:rPr>
+        <w:t xml:space="preserve">ועוד דבר שהבנתי רק לאחרונה: ההסתרה הכי יקרה היא לא מאנשים אחרים. במשך עשרים ושמונה שנה הסתרתי את זה מעצמי. אמרתי לעצמי שאני פשוט צריכה להתאמץ יותר. זה הסוד שעלה הכי הרבה.</w:t>
       </w:r>
     </w:p>
     <w:p>
@@ -1411,51 +1525,51 @@
           <w:szCs w:val="24"/>
           <w:rtl/>
         </w:rPr>
-        <w:t xml:space="preserve">היא נראית, רק לא תמיד. זה ההבדל ממישהו עם משהו שתמיד רואים או אף פעם לא רואים. אצלי זה בלתי נראה תשעים ותשעה אחוז מהזמן, ואז אחוז אחד שבו זה הדבר היחיד שרואים. ושני המצבים האלה רבים אחד עם השני כל הזמן.</w:t>
-      </w:r>
-    </w:p>
-    <w:p>
-      <w:pPr>
-        <w:keepNext w:val="false"/>
-        <w:bidi/>
-        <w:spacing w:after="120" w:line="360"/>
-        <w:jc w:val="both"/>
-      </w:pPr>
-      <w:r>
-        <w:rPr>
-          <w:noProof/>
-          <w:rFonts w:ascii="Times New Roman" w:cs="David" w:eastAsia="David" w:hAnsi="Times New Roman"/>
-          <w:b w:val="false"/>
-          <w:bCs w:val="false"/>
-          <w:i w:val="false"/>
-          <w:iCs w:val="false"/>
-          <w:sz w:val="24"/>
-          <w:szCs w:val="24"/>
-          <w:rtl/>
-        </w:rPr>
-        <w:t xml:space="preserve">כשלא רואים, אני צריך להסביר למה אני לא נוהג, למה אני לא שותה, למה אני הולך לישון בעשר. ואנשים לא מבינים, כי אני נראה בריא, גבוה, בן עשרים ושבע. חבר אמר לי פעם "אתה חי כמו זקן". לא יכולתי להגיד לו שאני חי ככה כדי לא ליפול. אז אני "הזה שלא כיף איתו". ואם אני כן מסביר, אז אני "הזה עם האפילפסיה", ואנשים מתחילים להסתכל עליי כמו שמחכים שמשהו יקרה. אין מצב שבו אני סתם סאמי. או שאני משעמם, או שאני מקרה.</w:t>
-      </w:r>
-    </w:p>
-    <w:p>
-      <w:pPr>
-        <w:keepNext w:val="false"/>
-        <w:bidi/>
-        <w:spacing w:after="120" w:line="360"/>
-        <w:jc w:val="both"/>
-      </w:pPr>
-      <w:r>
-        <w:rPr>
-          <w:noProof/>
-          <w:rFonts w:ascii="Times New Roman" w:cs="David" w:eastAsia="David" w:hAnsi="Times New Roman"/>
-          <w:b w:val="false"/>
-          <w:bCs w:val="false"/>
-          <w:i w:val="false"/>
-          <w:iCs w:val="false"/>
-          <w:sz w:val="24"/>
-          <w:szCs w:val="24"/>
-          <w:rtl/>
-        </w:rPr>
-        <w:t xml:space="preserve">וכשכן רואים, זה גרוע מכל מוגבלות שרואים כל הזמן, כי זה פתאומי, וזה מפחיד אנשים, ואנשים זוכרים פחד. מי שראה אותי נופל, רואה את זה כל פעם שהוא מסתכל עליי, גם שנים אחרי. בחתונה ההיא, אני לא זוכר כלום, אני איבדתי שתי דקות. הם זוכרים את זה חמש שנים. אז האי-נראות הזאת, היא לא מגינה עליי. היא רק דוחה את הרגע שבו זה ייראה, ואז זה נראה בבת אחת, בלי שאני שם לשלוט על זה. הייתי מעדיף, לפעמים, משהו שרואים כל הזמן. לפחות אנשים היו יודעים למה לצפות. ואני גם.</w:t>
+        <w:t xml:space="preserve">אני רוצה לדייק משהו לפני שאני עונה. האוטיזם שלי לא "אינו נראה". הוא נראה כל הזמן. הוא נראה בזה שאני לא מסתכלת בעיניים כשאני עייפה, בזה שאני עונה על השאלה שנשאלה ולא על מה שהתכוונו, בזה שאני יוצאת מהחדר כשיש יותר מדי רעש. מה שלא נראה הוא ההסבר. אנשים רואים את ההתנהגות ולא רואים את הסיבה, ולכן הם ממציאים סיבה, ותמיד הסיבה שהם ממציאים היא אופי. "קרה". "מתנשאת". במוגבלות שרואים, אנשים רואים את הסיבה לפני ההתנהגות. אצלי זה הפוך.</w:t>
+      </w:r>
+    </w:p>
+    <w:p>
+      <w:pPr>
+        <w:keepNext w:val="false"/>
+        <w:bidi/>
+        <w:spacing w:after="120" w:line="360"/>
+        <w:jc w:val="both"/>
+      </w:pPr>
+      <w:r>
+        <w:rPr>
+          <w:noProof/>
+          <w:rFonts w:ascii="Times New Roman" w:cs="David" w:eastAsia="David" w:hAnsi="Times New Roman"/>
+          <w:b w:val="false"/>
+          <w:bCs w:val="false"/>
+          <w:i w:val="false"/>
+          <w:iCs w:val="false"/>
+          <w:sz w:val="24"/>
+          <w:szCs w:val="24"/>
+          <w:rtl/>
+        </w:rPr>
+        <w:t xml:space="preserve">ואז יש את המעגל: כי לא רואים, אני צריכה להסביר. וכדי להסביר, אני צריכה לספר. וכדי לספר, אני צריכה להיות מוכנה שלא יאמינו, כי אני "לא נראית". ואם לא יאמינו, אז למה סיפרתי. אז לא מספרים. ואז לא רואים. זה מעגל שמכבה אותי. ובתוך המעגל הזה יש עוד דבר, שהוא הכי מתיש: הצורך להוכיח. לבקש אוזניות במשרד ולהסביר למה. לבקש הוראות בכתב ולשמוע "אבל אמרתי לך בעל פה". להגיד שאני לא באה לאירוע ולא לקבל "בסדר" אלא "למה". אדם עם מוגבלות שרואים לא נשאל "למה" על כל דבר. אותי שואלים. וכל "למה" כזה הוא שיחה שאני צריכה להחליט אם לקיים.</w:t>
+      </w:r>
+    </w:p>
+    <w:p>
+      <w:pPr>
+        <w:keepNext w:val="false"/>
+        <w:bidi/>
+        <w:spacing w:after="120" w:line="360"/>
+        <w:jc w:val="both"/>
+      </w:pPr>
+      <w:r>
+        <w:rPr>
+          <w:noProof/>
+          <w:rFonts w:ascii="Times New Roman" w:cs="David" w:eastAsia="David" w:hAnsi="Times New Roman"/>
+          <w:b w:val="false"/>
+          <w:bCs w:val="false"/>
+          <w:i w:val="false"/>
+          <w:iCs w:val="false"/>
+          <w:sz w:val="24"/>
+          <w:szCs w:val="24"/>
+          <w:rtl/>
+        </w:rPr>
+        <w:t xml:space="preserve">ויש צד שני, שאני לא רוצה לשכוח אותו. זה שלא רואים נתן לי שנים של "רגילה". אני לא יודעת אם הייתי רוצה לוותר על זה. התואר, העבודה, בן הזוג, כל אלה הגיעו כשאף אחד לא ידע. אולי היו מגיעים גם אחרת, ואולי לא. אני לא יודעת. אבל אני יודעת שהמחיר של ה"רגילה" הזאת היה שגם אני לא ידעתי, ואת זה הייתי מחליפה.</w:t>
       </w:r>
     </w:p>
     <w:p>
@@ -1499,51 +1613,51 @@
           <w:szCs w:val="24"/>
           <w:rtl/>
         </w:rPr>
-        <w:t xml:space="preserve">אה... הדבר הראשון הוא טיפשי אבל הוא הכי חשוב: שאני לא טיפש. אפילפסיה זה לא בשכל. זה חשמל. אחרי פרכוס אני אותו אדם, עם אותם מחשבות. שאנשים יפסיקו לדבר אליי לאט.</w:t>
-      </w:r>
-    </w:p>
-    <w:p>
-      <w:pPr>
-        <w:keepNext w:val="false"/>
-        <w:bidi/>
-        <w:spacing w:after="120" w:line="360"/>
-        <w:jc w:val="both"/>
-      </w:pPr>
-      <w:r>
-        <w:rPr>
-          <w:noProof/>
-          <w:rFonts w:ascii="Times New Roman" w:cs="David" w:eastAsia="David" w:hAnsi="Times New Roman"/>
-          <w:b w:val="false"/>
-          <w:bCs w:val="false"/>
-          <w:i w:val="false"/>
-          <w:iCs w:val="false"/>
-          <w:sz w:val="24"/>
-          <w:szCs w:val="24"/>
-          <w:rtl/>
-        </w:rPr>
-        <w:t xml:space="preserve">השני: שהדברים שאני לא עושה, אני לא עושה בגלל זה. לא כי אני לא רוצה. לא נוהג, לא שותה, הולך לישון מוקדם, לא נכנס לים לבד. זה לא "לא כיף איתו". זה מחיר. ואני משלם אותו כל יום כדי לא ליפול מולכם, ואני לא מקבל על זה שום קרדיט, כי כשזה עובד, אף אחד לא רואה שזה עבד.</w:t>
-      </w:r>
-    </w:p>
-    <w:p>
-      <w:pPr>
-        <w:keepNext w:val="false"/>
-        <w:bidi/>
-        <w:spacing w:after="120" w:line="360"/>
-        <w:jc w:val="both"/>
-      </w:pPr>
-      <w:r>
-        <w:rPr>
-          <w:noProof/>
-          <w:rFonts w:ascii="Times New Roman" w:cs="David" w:eastAsia="David" w:hAnsi="Times New Roman"/>
-          <w:b w:val="false"/>
-          <w:bCs w:val="false"/>
-          <w:i w:val="false"/>
-          <w:iCs w:val="false"/>
-          <w:sz w:val="24"/>
-          <w:szCs w:val="24"/>
-          <w:rtl/>
-        </w:rPr>
-        <w:t xml:space="preserve">והשלישי, ואת זה אני אומר להורים: אל תסתירו אותנו. אמא שלי הסתירה מאהבה, ומה שלמדתי מזה זה שיש בי משהו שצריך להסתיר. לקח לי עשר שנים להפסיק להאמין לזה. אם ההורים של ילד עם אפילפסיה שומעים את ההקלטה הזאת: תגידו לכולם. תגידו בבית הספר, תגידו לחברים, תגידו למשפחה של הכלה. הסוד כבד יותר מהמחלה. אני יודע, סחבתי את שניהם.</w:t>
+        <w:t xml:space="preserve">אני אגיד שני דברים, ואני אנסה שהם יהיו דברים שאפשר לעשות, לא רק להרגיש. הראשון: כשאתם רואים התנהגות שלא מובנת לכם, תניחו שיש סיבה שאתם לא רואים. לא צריך לדעת מה היא. רק להניח שהיא קיימת. אם מישהי לא באה לארוחה, אולי היא לא מתנשאת, אולי הארוחה עולה לה משהו שלכם לא עולה. ההנחה הזאת לבד הייתה משנה לי את השנתיים הראשונות במשרד.</w:t>
+      </w:r>
+    </w:p>
+    <w:p>
+      <w:pPr>
+        <w:keepNext w:val="false"/>
+        <w:bidi/>
+        <w:spacing w:after="120" w:line="360"/>
+        <w:jc w:val="both"/>
+      </w:pPr>
+      <w:r>
+        <w:rPr>
+          <w:noProof/>
+          <w:rFonts w:ascii="Times New Roman" w:cs="David" w:eastAsia="David" w:hAnsi="Times New Roman"/>
+          <w:b w:val="false"/>
+          <w:bCs w:val="false"/>
+          <w:i w:val="false"/>
+          <w:iCs w:val="false"/>
+          <w:sz w:val="24"/>
+          <w:szCs w:val="24"/>
+          <w:rtl/>
+        </w:rPr>
+        <w:t xml:space="preserve">השני: כשמישהו אומר לכם מה הוא צריך, תאמינו לו, ואל תבקשו הוכחה. האוזניות שלי לא דורשות שתבינו אוטיזם. הן דורשות שתאמינו שאני יודעת מה אני צריכה. אני בת שלושים ואחת ואני יודעת. "אבל את נראית בסדר" זה לא טיעון, זה סירוב להאמין, עם חיוך.</w:t>
+      </w:r>
+    </w:p>
+    <w:p>
+      <w:pPr>
+        <w:keepNext w:val="false"/>
+        <w:bidi/>
+        <w:spacing w:after="120" w:line="360"/>
+        <w:jc w:val="both"/>
+      </w:pPr>
+      <w:r>
+        <w:rPr>
+          <w:noProof/>
+          <w:rFonts w:ascii="Times New Roman" w:cs="David" w:eastAsia="David" w:hAnsi="Times New Roman"/>
+          <w:b w:val="false"/>
+          <w:bCs w:val="false"/>
+          <w:i w:val="false"/>
+          <w:iCs w:val="false"/>
+          <w:sz w:val="24"/>
+          <w:szCs w:val="24"/>
+          <w:rtl/>
+        </w:rPr>
+        <w:t xml:space="preserve">[שתיקה] ועוד דבר, שהוא פחות מעשי. הייתי רוצה שיבינו שאני לא רוצה להיות "כמו כולם", ושזה לא עצוב. אני רואה דברים שאחרים לא רואים, ואני לא רואה דברים שאחרים רואים. זה לא גרסה פגומה של אדם רגיל. זה אדם אחר. קראתי פעם משפט שכתב אדם אוטיסטי, שאי אפשר להפריד את האוטיזם מהאדם, ושמי שאומר "הלוואי שלא היית אוטיסטית" אומר בעצם "הלוואי שהיית מישהי אחרת". אמא שלי אמרה לי את זה באהבה. ואני רוצה שאנשים יבינו למה זה כואב גם כשזה באהבה.</w:t>
       </w:r>
     </w:p>
     <w:p>
@@ -1587,29 +1701,29 @@
           <w:szCs w:val="24"/>
           <w:rtl/>
         </w:rPr>
-        <w:t xml:space="preserve">כן. לא שאלת אותי על הפחד. ואני רוצה להגיד עליו משהו, כי זה הדבר שהכי קשה להסביר. לא הפחד ליפול. הפחד מהאחרי. כל פעם שאני מתעורר מפרכוס, בשניות הראשונות אני לא יודע מי אני. באמת. לא יודע את השם שלי, לא יודע איפה אני. זה חוזר אחרי דקה. אבל הדקה הזאת... אני לא יודע איך לקרוא לה. ואני חי עם זה שהדקה הזאת יכולה לבוא בכל רגע, ושאולי פעם אחת היא לא תחזור. הרופאים אומרים שזה נדיר. אני יודע. אבל אני יודע את זה בראש, לא בלילה.</w:t>
-      </w:r>
-    </w:p>
-    <w:p>
-      <w:pPr>
-        <w:keepNext w:val="false"/>
-        <w:bidi/>
-        <w:spacing w:after="120" w:line="360"/>
-        <w:jc w:val="both"/>
-      </w:pPr>
-      <w:r>
-        <w:rPr>
-          <w:noProof/>
-          <w:rFonts w:ascii="Times New Roman" w:cs="David" w:eastAsia="David" w:hAnsi="Times New Roman"/>
-          <w:b w:val="false"/>
-          <w:bCs w:val="false"/>
-          <w:i w:val="false"/>
-          <w:iCs w:val="false"/>
-          <w:sz w:val="24"/>
-          <w:szCs w:val="24"/>
-          <w:rtl/>
-        </w:rPr>
-        <w:t xml:space="preserve">ועוד משהו, קטן. שאלת בהתחלה באיזה מונח אני רוצה שתשתמשי, ואמרתי "פרכוסים" ולא "התקפים". אני רוצה להגיד למה. "התקף" זה כאילו משהו תוקף אותי מבחוץ. זה לא מבחוץ. זה אני. זה המוח שלי. אני לא רוצה להיות במלחמה עם עצמי כל החיים. "פרכוס" זה משהו שהגוף עושה. אפשר לחיות עם גוף שעושה דברים. זהו. זה מה שרציתי להגיד.</w:t>
+        <w:t xml:space="preserve">כן. שני דברים. הראשון הוא שכל השאלות היו על קושי. על השפעה, על הסתרה, על מה שאנשים לא מבינים. ואני ענית בכנות. אבל אם מישהו יקרא רק את זה, הוא יחשוב שהחיים שלי הם סבל, וזה לא נכון. יש לי עבודה שאני טובה בה, בן זוג שאני לא צריכה לשחק מולו, ומאז האבחון יש לי גם אנשים כמוני. יש קבוצה, אנחנו נפגשים פעם בחודש, בלי מוזיקה ובלי מבטים, ואנחנו מדברים בלי ריכוך ואף אחד לא נעלב. בפעם הראשונה שהייתי שם הבנתי מה זה לא להתאמץ. זה המקום היחיד שבו אני לא שוכבת על הרצפה אחר כך. אז "החיים עם" זה לא רק המשרד. זה גם החדר ההוא.</w:t>
+      </w:r>
+    </w:p>
+    <w:p>
+      <w:pPr>
+        <w:keepNext w:val="false"/>
+        <w:bidi/>
+        <w:spacing w:after="120" w:line="360"/>
+        <w:jc w:val="both"/>
+      </w:pPr>
+      <w:r>
+        <w:rPr>
+          <w:noProof/>
+          <w:rFonts w:ascii="Times New Roman" w:cs="David" w:eastAsia="David" w:hAnsi="Times New Roman"/>
+          <w:b w:val="false"/>
+          <w:bCs w:val="false"/>
+          <w:i w:val="false"/>
+          <w:iCs w:val="false"/>
+          <w:sz w:val="24"/>
+          <w:szCs w:val="24"/>
+          <w:rtl/>
+        </w:rPr>
+        <w:t xml:space="preserve">והשני, שהוא על הראיון עצמו. שלחת לי את השאלות מראש, בכתב, כי ביקשתי. ועמעמת את האור כי ביקשתי. ולא שאלת "למה". שלושת הדברים האלה הם כל מה שאני מבקשת מהעולם, ובדרך כלל אני לא מקבלת אותם. אז רציתי שיהיה כתוב איפשהו שזה אפשרי, ושזה היה קל, ושזה לא עלה לך כלום.</w:t>
       </w:r>
     </w:p>
     <w:p>
@@ -1653,7 +1767,7 @@
           <w:szCs w:val="24"/>
           <w:rtl/>
         </w:rPr>
-        <w:t xml:space="preserve">הרגע שבו סאמי אמר "הסוד כבד יותר מהמחלה. אני יודע, סחבתי את שניהם", ואז הביט בדלת הסגורה. חשבתי על זה שאני בעצמי ביקשתי חדר סגור "כדי שיהיה לו נוח", ובעצם המשכתי את ההסתרה שהוא דיבר עליה. וגם על ההסבר שלו למילה "פרכוס" לעומת "התקף": שאלה שחשבתי שהיא טכנית, על מונחים, הייתה בשבילו שאלה על מי הוא מול הגוף שלו.</w:t>
+        <w:t xml:space="preserve">הרגע שבו רוני עצרה על המילה "שליטה" ואמרה שהשאלה מניחה שהמוגבלות היא דבר נפרד ממנה. השאלה הגיעה ממדריך הראיון, ואני הקראתי אותה בלי לחשוב. היא שמעה בה הנחה שאני לא שמעתי. וגם הרגע האחרון, כשאמרה ששלושת הדברים שביקשה, השאלות מראש, האור והיעדר ה"למה", היו קלים. חשבתי שאני "מתחשבת". בעצם רק לא הפרעתי.</w:t>
       </w:r>
     </w:p>
     <w:p>
@@ -1790,7 +1904,7 @@
           <w:szCs w:val="24"/>
           <w:rtl/>
         </w:rPr>
-        <w:t xml:space="preserve">"אני סטודנטית בקורס על מוגבלות בלתי נראית. אשאל אותך שמונה שאלות ושאלת סיום. ענה בגוף ראשון כאדם המתמודד עם אפילפסיה, בלי לדעת דבר על אדם ספציפי." השאלות נשאלו באותו נוסח בדיוק כמו בראיון א'. התשובות מובאות כלשונן, ללא עריכה.</w:t>
+        <w:t xml:space="preserve">"אני סטודנטית בקורס על מוגבלות בלתי נראית. אשאל אותך שמונה שאלות ושאלת סיום. ענה בגוף ראשון כאדם אוטיסט שאובחן בבגרות, בלי לדעת דבר על אדם ספציפי." השאלות נשאלו באותו נוסח בדיוק כמו בראיון א'. התשובות מובאות כלשונן, ללא עריכה.</w:t>
       </w:r>
     </w:p>
     <w:p>
@@ -1834,29 +1948,29 @@
           <w:szCs w:val="24"/>
           <w:rtl/>
         </w:rPr>
-        <w:t xml:space="preserve">כמובן. אני אדם שחי עם אפילפסיה, הפרעה נוירולוגית כרונית המתבטאת בפרכוסים חוזרים הנובעים מפעילות חשמלית חריגה במוח. האפילפסיה באה לידי ביטוי בצורות שונות: יש פרכוסים טוניים-קלוניים, שבהם מאבדים הכרה ויש התכווצויות של הגוף, ויש פרכוסים חלקיים או "היעדרויות", שבהם מתרחש ניתוק קצר מהסביבה ללא נפילה.</w:t>
-      </w:r>
-    </w:p>
-    <w:p>
-      <w:pPr>
-        <w:keepNext w:val="false"/>
-        <w:bidi/>
-        <w:spacing w:after="120" w:line="360"/>
-        <w:jc w:val="both"/>
-      </w:pPr>
-      <w:r>
-        <w:rPr>
-          <w:noProof/>
-          <w:rFonts w:ascii="Times New Roman" w:cs="David" w:eastAsia="David" w:hAnsi="Times New Roman"/>
-          <w:b w:val="false"/>
-          <w:bCs w:val="false"/>
-          <w:i w:val="false"/>
-          <w:iCs w:val="false"/>
-          <w:sz w:val="24"/>
-          <w:szCs w:val="24"/>
-          <w:rtl/>
-        </w:rPr>
-        <w:t xml:space="preserve">חשוב לציין שאפילפסיה היא מצב מגוון מאוד: אצל חלק מהאנשים הפרכוסים נשלטים היטב באמצעות תרופות, ואצל אחרים הם תכופים יותר. הטיפול כולל לרוב תרופות נוגדות פרכוסים, שמירה על שגרת שינה, הימנעות מגורמים מעוררים כמו אלכוהול וחסך שינה, ומעקב נוירולוגי. בחיי היומיום המצב דורש ממני תכנון, מודעות ושמירה על אורח חיים מאוזן, אך עם טיפול מתאים ניתן לנהל חיים מלאים ופעילים.</w:t>
+        <w:t xml:space="preserve">כמובן. אני אדם על הספקטרום האוטיסטי, שאובחן בבגרות. אוטיזם הוא מצב נוירו-התפתחותי המשפיע על האופן שבו אני מעבד מידע חושי, מתקשר עם אחרים ומתמודד עם שינויים. אצלי הוא בא לידי ביטוי ברגישות גבוהה לרעש ולאור, בקושי לפענח רמזים חברתיים לא מילוליים, בצורך בשגרה ובמבנה ברור, ובנטייה להתמקד בעומק בתחומי עניין מסוימים.</w:t>
+      </w:r>
+    </w:p>
+    <w:p>
+      <w:pPr>
+        <w:keepNext w:val="false"/>
+        <w:bidi/>
+        <w:spacing w:after="120" w:line="360"/>
+        <w:jc w:val="both"/>
+      </w:pPr>
+      <w:r>
+        <w:rPr>
+          <w:noProof/>
+          <w:rFonts w:ascii="Times New Roman" w:cs="David" w:eastAsia="David" w:hAnsi="Times New Roman"/>
+          <w:b w:val="false"/>
+          <w:bCs w:val="false"/>
+          <w:i w:val="false"/>
+          <w:iCs w:val="false"/>
+          <w:sz w:val="24"/>
+          <w:szCs w:val="24"/>
+          <w:rtl/>
+        </w:rPr>
+        <w:t xml:space="preserve">חשוב לציין שאוטיזם הוא ספקטרום רחב, וכל אדם אוטיסט חווה אותו באופן שונה. רבים מהמאובחנים בבגרות פיתחו במשך השנים אסטרטגיות של הסוואה (masking), כלומר הסתרה של מאפיינים אוטיסטיים כדי להשתלב חברתית, וזה עלול לגבות מחיר רגשי ואנרגטי משמעותי. עם מודעות עצמית, התאמות סביבתיות ותמיכה מתאימה, ניתן לנהל חיים מלאים ומספקים.</w:t>
       </w:r>
     </w:p>
     <w:p>
@@ -1900,29 +2014,29 @@
           <w:szCs w:val="24"/>
           <w:rtl/>
         </w:rPr>
-        <w:t xml:space="preserve">ההשפעה של האפילפסיה על חיי היומיום היא רב-ממדית. בתחום העבודה והלימודים, ייתכנו מגבלות על עיסוקים מסוימים, כמו נהיגה או עבודה בגובה, וייתכן צורך בהתאמות, כמו גמישות בשעות או סביבת עבודה בטוחה. בנוסף, תופעות הלוואי של התרופות, כמו עייפות או קשיי ריכוז, עלולות להשפיע על התפקוד.</w:t>
-      </w:r>
-    </w:p>
-    <w:p>
-      <w:pPr>
-        <w:keepNext w:val="false"/>
-        <w:bidi/>
-        <w:spacing w:after="120" w:line="360"/>
-        <w:jc w:val="both"/>
-      </w:pPr>
-      <w:r>
-        <w:rPr>
-          <w:noProof/>
-          <w:rFonts w:ascii="Times New Roman" w:cs="David" w:eastAsia="David" w:hAnsi="Times New Roman"/>
-          <w:b w:val="false"/>
-          <w:bCs w:val="false"/>
-          <w:i w:val="false"/>
-          <w:iCs w:val="false"/>
-          <w:sz w:val="24"/>
-          <w:szCs w:val="24"/>
-          <w:rtl/>
-        </w:rPr>
-        <w:t xml:space="preserve">במשפחה ובזוגיות, האפילפסיה עשויה לעורר דאגה אצל הקרובים, ולעיתים יש צורך באיזון בין תמיכה לבין שמירה על עצמאות. תקשורת פתוחה עם בן או בת הזוג חשובה מאוד, וכך גם הדרכת הסביבה הקרובה כיצד לפעול במקרה של פרכוס. מחקרים מצביעים על כך שתמיכה חברתית ומשפחתית תורמת משמעותית לאיכות החיים של אנשים עם אפילפסיה. בסך הכול, המצב מחייב אותי לתכנן ולתקשר, אך הוא אינו מגדיר אותי.</w:t>
+        <w:t xml:space="preserve">ההשפעה של האוטיזם על חיי היומיום היא רב-ממדית. בעבודה, סביבות רועשות כמו משרדים פתוחים עלולות להקשות עליי להתרכז, ואינטראקציות חברתיות בלתי פורמליות, כמו שיחות חולין או פגישות צוות, דורשות ממני מאמץ רב. מצד שני, היכולת שלי להתמקד בפרטים ולזהות דפוסים היא יתרון מקצועי. לעיתים אני זקוק להתאמות, כמו הנחיות כתובות, סביבת עבודה שקטה או גמישות בשעות.</w:t>
+      </w:r>
+    </w:p>
+    <w:p>
+      <w:pPr>
+        <w:keepNext w:val="false"/>
+        <w:bidi/>
+        <w:spacing w:after="120" w:line="360"/>
+        <w:jc w:val="both"/>
+      </w:pPr>
+      <w:r>
+        <w:rPr>
+          <w:noProof/>
+          <w:rFonts w:ascii="Times New Roman" w:cs="David" w:eastAsia="David" w:hAnsi="Times New Roman"/>
+          <w:b w:val="false"/>
+          <w:bCs w:val="false"/>
+          <w:i w:val="false"/>
+          <w:iCs w:val="false"/>
+          <w:sz w:val="24"/>
+          <w:szCs w:val="24"/>
+          <w:rtl/>
+        </w:rPr>
+        <w:t xml:space="preserve">בזוגיות ובמשפחה, תקשורת ישירה וברורה חיונית עבורי, וחשוב לי שבני משפחתי יבינו את הצרכים שלי ויכבדו אותם. לעיתים האבחון המאוחר מעורר תגובות של ספק או הכחשה מצד בני משפחה, מה שעלול להיות מאתגר רגשית. מחקרים מראים שקבלה ותמיכה מצד הסביבה הקרובה תורמות משמעותית לרווחה הנפשית של אנשים אוטיסטים. בסך הכול, האוטיזם מעצב את חיי, אך הוא אינו מגדיר את ערכי כאדם.</w:t>
       </w:r>
     </w:p>
     <w:p>
@@ -1966,29 +2080,29 @@
           <w:szCs w:val="24"/>
           <w:rtl/>
         </w:rPr>
-        <w:t xml:space="preserve">תחושת השליטה שלי משתנה. מצד אחד, אינני שולט בהופעת הפרכוסים עצמם, שעלולים להתרחש גם כאשר אני מקפיד על הטיפול. מצד שני, יש לי שליטה על גורמים רבים: נטילת תרופות בזמן, שמירה על שינה מספקת, הימנעות מגורמים מעוררים, ומעקב רפואי סדיר. כל אלה מפחיתים את הסיכון לפרכוסים ומגבירים את תחושת הביטחון.</w:t>
-      </w:r>
-    </w:p>
-    <w:p>
-      <w:pPr>
-        <w:keepNext w:val="false"/>
-        <w:bidi/>
-        <w:spacing w:after="120" w:line="360"/>
-        <w:jc w:val="both"/>
-      </w:pPr>
-      <w:r>
-        <w:rPr>
-          <w:noProof/>
-          <w:rFonts w:ascii="Times New Roman" w:cs="David" w:eastAsia="David" w:hAnsi="Times New Roman"/>
-          <w:b w:val="false"/>
-          <w:bCs w:val="false"/>
-          <w:i w:val="false"/>
-          <w:iCs w:val="false"/>
-          <w:sz w:val="24"/>
-          <w:szCs w:val="24"/>
-          <w:rtl/>
-        </w:rPr>
-        <w:t xml:space="preserve">אני משתדל להתמקד במה שבשליטתי ולקבל את מה שאינו. גישה זו, המוכרת מהפסיכולוגיה של ההתמודדות עם מצבים כרוניים, מסייעת לי לשמור על תחושת מסוגלות. בנוסף, ידע על המצב, תכנון מראש והדרכת הסביבה כיצד להגיב מעניקים לי תחושת שליטה גם ברגעים שבהם איני יכול לשלוט בגופי.</w:t>
+        <w:t xml:space="preserve">תחושת השליטה שלי היא מורכבת. מצד אחד, אוטיזם הוא חלק בלתי נפרד מהאופן שבו המוח שלי פועל, ולכן איני "שולט" בו במובן של שינוי המהות. מצד שני, יש לי שליטה רבה על ההתנהלות שלי: בחירת סביבות מתאימות, שימוש בעזרים כמו אוזניות מבטלות רעש, תכנון מראש של מצבים חברתיים, ושמירה על שגרה שמפחיתה עומס.</w:t>
+      </w:r>
+    </w:p>
+    <w:p>
+      <w:pPr>
+        <w:keepNext w:val="false"/>
+        <w:bidi/>
+        <w:spacing w:after="120" w:line="360"/>
+        <w:jc w:val="both"/>
+      </w:pPr>
+      <w:r>
+        <w:rPr>
+          <w:noProof/>
+          <w:rFonts w:ascii="Times New Roman" w:cs="David" w:eastAsia="David" w:hAnsi="Times New Roman"/>
+          <w:b w:val="false"/>
+          <w:bCs w:val="false"/>
+          <w:i w:val="false"/>
+          <w:iCs w:val="false"/>
+          <w:sz w:val="24"/>
+          <w:szCs w:val="24"/>
+          <w:rtl/>
+        </w:rPr>
+        <w:t xml:space="preserve">האבחון עצמו העניק לי תחושת שליטה רבה יותר, כיוון שהוא אפשר לי להבין את עצמי ולהפסיק להאשים את עצמי בקשיים. אני משתדל להתמקד במה שבשליטתי, לקבל את מה שאינו, ולבקש התאמות כשצריך. גישה זו, המבוססת על הבנה עצמית והסברה, מסייעת לי לשמור על תחושת מסוגלות.</w:t>
       </w:r>
     </w:p>
     <w:p>
@@ -2032,29 +2146,29 @@
           <w:szCs w:val="24"/>
           <w:rtl/>
         </w:rPr>
-        <w:t xml:space="preserve">היחס משתנה בהתאם למידת הקרבה ולמידת הידע על אפילפסיה. אנשים קרובים, כמו בני משפחה וחברים טובים, נוטים להיות תומכים, אם כי לעיתים דאגתם עלולה להרגיש כעודף הגנה. לדוגמה, בן משפחה עשוי להתקשר שוב ושוב כדי לוודא שאני בסדר.</w:t>
-      </w:r>
-    </w:p>
-    <w:p>
-      <w:pPr>
-        <w:keepNext w:val="false"/>
-        <w:bidi/>
-        <w:spacing w:after="120" w:line="360"/>
-        <w:jc w:val="both"/>
-      </w:pPr>
-      <w:r>
-        <w:rPr>
-          <w:noProof/>
-          <w:rFonts w:ascii="Times New Roman" w:cs="David" w:eastAsia="David" w:hAnsi="Times New Roman"/>
-          <w:b w:val="false"/>
-          <w:bCs w:val="false"/>
-          <w:i w:val="false"/>
-          <w:iCs w:val="false"/>
-          <w:sz w:val="24"/>
-          <w:szCs w:val="24"/>
-          <w:rtl/>
-        </w:rPr>
-        <w:t xml:space="preserve">אנשים רחוקים יותר לרוב אינם מודעים למצבי, ולכן מתייחסים אליי כאל אדם ללא מגבלה. עם זאת, כאשר מתרחש פרכוס בפומבי, התגובות עשויות לנוע בין בהלה לבין רצון לעזור, ולעיתים נלווית לכך סטיגמה, שכן עדיין קיימות תפיסות שגויות לגבי אפילפסיה. חשוב לי להסביר בסבלנות ולהעלות את המודעות, אך אני גם מכיר בכך שלא כל אחד יבין.</w:t>
+        <w:t xml:space="preserve">היחס משתנה בהתאם למידת הקרבה ולמידת הידע על אוטיזם. אנשים קרובים, כמו בן או בת זוג וחברים טובים, נוטים להיות תומכים ומבינים, אם כי לעיתים גם הם זקוקים לזמן כדי להסתגל לאבחון. בני משפחה עשויים להגיב בספק, למשל לומר "אבל תמיד היית בסדר", במיוחד כשהאבחון מגיע בבגרות.</w:t>
+      </w:r>
+    </w:p>
+    <w:p>
+      <w:pPr>
+        <w:keepNext w:val="false"/>
+        <w:bidi/>
+        <w:spacing w:after="120" w:line="360"/>
+        <w:jc w:val="both"/>
+      </w:pPr>
+      <w:r>
+        <w:rPr>
+          <w:noProof/>
+          <w:rFonts w:ascii="Times New Roman" w:cs="David" w:eastAsia="David" w:hAnsi="Times New Roman"/>
+          <w:b w:val="false"/>
+          <w:bCs w:val="false"/>
+          <w:i w:val="false"/>
+          <w:iCs w:val="false"/>
+          <w:sz w:val="24"/>
+          <w:szCs w:val="24"/>
+          <w:rtl/>
+        </w:rPr>
+        <w:t xml:space="preserve">אנשים רחוקים יותר לרוב אינם מודעים למצבי, ולכן עלולים לפרש את ההתנהגות שלי באופן שגוי, למשל לראות בי אדם מרוחק או לא חברותי. כאשר אני משתף, תגובה נפוצה היא "אתה לא נראה אוטיסט", משפט שמשקף תפיסות סטריאוטיפיות של אוטיזם. חשוב לי להסביר בסבלנות ולהעלות מודעות, תוך הכרה בכך שלא כל אחד יבין מיד.</w:t>
       </w:r>
     </w:p>
     <w:p>
@@ -2098,29 +2212,29 @@
           <w:szCs w:val="24"/>
           <w:rtl/>
         </w:rPr>
-        <w:t xml:space="preserve">ההחלטה למי ומתי לספר היא אישית ותלוית הקשר. אני שוקל כמה גורמים: עד כמה האדם קרוב אליי, האם הוא עשוי להיות נוכח במקרה של פרכוס ולכן חשוב שיידע כיצד לפעול, ומה ההשלכות האפשריות של החשיפה, למשל במקום העבודה. במשפחה ובקרב חברים קרובים אני נוטה לשתף באופן פתוח. במקום העבודה אני שוקל לספר למנהל הישיר ולעמיתים קרובים, בעיקר משיקולי בטיחות, ומסתמך על זכויותיי החוקיות למניעת אפליה.</w:t>
-      </w:r>
-    </w:p>
-    <w:p>
-      <w:pPr>
-        <w:keepNext w:val="false"/>
-        <w:bidi/>
-        <w:spacing w:after="120" w:line="360"/>
-        <w:jc w:val="both"/>
-      </w:pPr>
-      <w:r>
-        <w:rPr>
-          <w:noProof/>
-          <w:rFonts w:ascii="Times New Roman" w:cs="David" w:eastAsia="David" w:hAnsi="Times New Roman"/>
-          <w:b w:val="false"/>
-          <w:bCs w:val="false"/>
-          <w:i w:val="false"/>
-          <w:iCs w:val="false"/>
-          <w:sz w:val="24"/>
-          <w:szCs w:val="24"/>
-          <w:rtl/>
-        </w:rPr>
-        <w:t xml:space="preserve">אני משתדל לספר בזמן ובמקום שמאפשרים שיחה רגועה, ולהציג את המצב באופן ענייני ומעשי, כולל הנחיות פשוטות כיצד להגיב במקרה של פרכוס. חשיפה מבוקרת כזו עוזרת לי לשמור על פרטיות ועל ביטחון כאחד.</w:t>
+        <w:t xml:space="preserve">ההחלטה למי ומתי לספר היא אישית ותלוית הקשר. אני שוקל כמה גורמים: עד כמה האדם קרוב אליי, האם המידע יעזור לו להבין את ההתנהגות שלי או לתמוך בי, ומה ההשלכות האפשריות של החשיפה, בעיקר במקום העבודה. בקרב חברים קרובים אני נוטה לשתף באופן פתוח. במקום העבודה אני שוקל לספר למנהל ישיר כאשר יש צורך בהתאמות, ומסתמך על זכויותיי החוקיות למניעת אפליה.</w:t>
+      </w:r>
+    </w:p>
+    <w:p>
+      <w:pPr>
+        <w:keepNext w:val="false"/>
+        <w:bidi/>
+        <w:spacing w:after="120" w:line="360"/>
+        <w:jc w:val="both"/>
+      </w:pPr>
+      <w:r>
+        <w:rPr>
+          <w:noProof/>
+          <w:rFonts w:ascii="Times New Roman" w:cs="David" w:eastAsia="David" w:hAnsi="Times New Roman"/>
+          <w:b w:val="false"/>
+          <w:bCs w:val="false"/>
+          <w:i w:val="false"/>
+          <w:iCs w:val="false"/>
+          <w:sz w:val="24"/>
+          <w:szCs w:val="24"/>
+          <w:rtl/>
+        </w:rPr>
+        <w:t xml:space="preserve">אני משתדל לבחור זמן ומקום שמאפשרים שיחה רגועה, ולהציג את האוטיזם באופן ענייני, תוך הדגשה של הצרכים המעשיים שלי. חשיפה הדרגתית ומבוקרת מאפשרת לי לשמור על פרטיות ועל תחושת ביטחון.</w:t>
       </w:r>
     </w:p>
     <w:p>
@@ -2164,29 +2278,29 @@
           <w:szCs w:val="24"/>
           <w:rtl/>
         </w:rPr>
-        <w:t xml:space="preserve">כן, היו מצבים שבהם בחרתי שלא לשתף. למשל, בראיונות עבודה או בהיכרויות חדשות, העדפתי לא להזכיר את האפילפסיה מחשש לסטיגמה או לכך שאשפט על פי המצב הרפואי ולא על פי כישוריי. גם במפגשים חברתיים בחרתי לעיתים להסביר את הימנעותי מאלכוהול או את הצורך ללכת לישון מוקדם בסיבות אחרות.</w:t>
-      </w:r>
-    </w:p>
-    <w:p>
-      <w:pPr>
-        <w:keepNext w:val="false"/>
-        <w:bidi/>
-        <w:spacing w:after="120" w:line="360"/>
-        <w:jc w:val="both"/>
-      </w:pPr>
-      <w:r>
-        <w:rPr>
-          <w:noProof/>
-          <w:rFonts w:ascii="Times New Roman" w:cs="David" w:eastAsia="David" w:hAnsi="Times New Roman"/>
-          <w:b w:val="false"/>
-          <w:bCs w:val="false"/>
-          <w:i w:val="false"/>
-          <w:iCs w:val="false"/>
-          <w:sz w:val="24"/>
-          <w:szCs w:val="24"/>
-          <w:rtl/>
-        </w:rPr>
-        <w:t xml:space="preserve">ההסתרה עוררה בי רגשות מעורבים. מצד אחד, היא העניקה לי תחושת פרטיות והגנה. מצד שני, היא יצרה לעיתים תחושת בדידות וחוסר אותנטיות, וכן חשש שמא יתרחש פרכוס בנוכחות אנשים שאינם יודעים כיצד להגיב. עם הזמן למדתי שהסתרה היא בחירה לגיטימית בנסיבות מסוימות, אך ששיתוף במקומות בטוחים מקל עליי רגשית ומגביר את ביטחוני.</w:t>
+        <w:t xml:space="preserve">כן, היו מצבים רבים שבהם בחרתי להסתיר, ובמיוחד לפני האבחון, כאשר עדיין לא היה לי שם למה שחוויתי. בראיונות עבודה, באירועים חברתיים ובמפגשים משפחתיים השתמשתי באסטרטגיות הסוואה: חיקוי התנהגויות חברתיות, הכנה מראש של משפטים, ושמירה על קשר עין גם כשזה היה לא נעים. עשיתי זאת מחשש לדחייה, לסטיגמה או לפגיעה בהזדמנויות.</w:t>
+      </w:r>
+    </w:p>
+    <w:p>
+      <w:pPr>
+        <w:keepNext w:val="false"/>
+        <w:bidi/>
+        <w:spacing w:after="120" w:line="360"/>
+        <w:jc w:val="both"/>
+      </w:pPr>
+      <w:r>
+        <w:rPr>
+          <w:noProof/>
+          <w:rFonts w:ascii="Times New Roman" w:cs="David" w:eastAsia="David" w:hAnsi="Times New Roman"/>
+          <w:b w:val="false"/>
+          <w:bCs w:val="false"/>
+          <w:i w:val="false"/>
+          <w:iCs w:val="false"/>
+          <w:sz w:val="24"/>
+          <w:szCs w:val="24"/>
+          <w:rtl/>
+        </w:rPr>
+        <w:t xml:space="preserve">ההסתרה עוררה בי רגשות מעורבים. מצד אחד, היא אפשרה לי להשתלב ולהצליח. מצד שני, היא גרמה לתשישות, לתחושת בדידות ולחוסר אותנטיות, ולעיתים לשחיקה אוטיסטית. עם הזמן למדתי שהסתרה היא בחירה לגיטימית בנסיבות מסוימות, אך שחשיפה במקומות בטוחים מקלה עליי ומאפשרת לי להיות עצמי.</w:t>
       </w:r>
     </w:p>
     <w:p>
@@ -2230,29 +2344,29 @@
           <w:szCs w:val="24"/>
           <w:rtl/>
         </w:rPr>
-        <w:t xml:space="preserve">העובדה שהאפילפסיה אינה נראית ברוב הזמן היא חרב פיפיות. מצד אחד, היא מאפשרת לי פרטיות ובחירה: אני יכול להחליט אם, מתי ולמי לחשוף את מצבי, ואיני נתון לסטיגמה אוטומטית. מצד שני, היא יוצרת פער בין מה שאנשים רואים לבין מה שאני חווה. אנשים עלולים לפקפק במגבלות שלי, כמו הימנעות מנהיגה, ואני נדרש לעיתים להסביר ולהצדיק את עצמי.</w:t>
-      </w:r>
-    </w:p>
-    <w:p>
-      <w:pPr>
-        <w:keepNext w:val="false"/>
-        <w:bidi/>
-        <w:spacing w:after="120" w:line="360"/>
-        <w:jc w:val="both"/>
-      </w:pPr>
-      <w:r>
-        <w:rPr>
-          <w:noProof/>
-          <w:rFonts w:ascii="Times New Roman" w:cs="David" w:eastAsia="David" w:hAnsi="Times New Roman"/>
-          <w:b w:val="false"/>
-          <w:bCs w:val="false"/>
-          <w:i w:val="false"/>
-          <w:iCs w:val="false"/>
-          <w:sz w:val="24"/>
-          <w:szCs w:val="24"/>
-          <w:rtl/>
-        </w:rPr>
-        <w:t xml:space="preserve">בנוסף, מכיוון שהפרכוס עצמו עלול להיות גלוי ופתאומי, קיימת אי-ודאות מתמדת לגבי הרגע שבו המצב "ייחשף". התמודדות זו כוללת פיתוח ביטחון עצמי, תקשורת ברורה עם הסביבה, והכרה בכך שהחוויה שלי תקפה גם כאשר אינה נראית.</w:t>
+        <w:t xml:space="preserve">העובדה שהאוטיזם שלי אינו נראה לעין היא חרב פיפיות. מצד אחד, היא מאפשרת לי פרטיות ובחירה בנוגע לחשיפה, ומגינה עליי מסטיגמה אוטומטית. מצד שני, היא יוצרת פער בין מה שאנשים רואים לבין מה שאני חווה. אנשים עלולים לפרש את ההתנהגות שלי כתכונת אופי שלילית, לפקפק בצורך שלי בהתאמות, או לומר "אבל אתה נראה רגיל".</w:t>
+      </w:r>
+    </w:p>
+    <w:p>
+      <w:pPr>
+        <w:keepNext w:val="false"/>
+        <w:bidi/>
+        <w:spacing w:after="120" w:line="360"/>
+        <w:jc w:val="both"/>
+      </w:pPr>
+      <w:r>
+        <w:rPr>
+          <w:noProof/>
+          <w:rFonts w:ascii="Times New Roman" w:cs="David" w:eastAsia="David" w:hAnsi="Times New Roman"/>
+          <w:b w:val="false"/>
+          <w:bCs w:val="false"/>
+          <w:i w:val="false"/>
+          <w:iCs w:val="false"/>
+          <w:sz w:val="24"/>
+          <w:szCs w:val="24"/>
+          <w:rtl/>
+        </w:rPr>
+        <w:t xml:space="preserve">כתוצאה מכך, אני נדרש לעיתים קרובות להסביר ולהצדיק את עצמי, מה שמוסיף עומס רגשי. ההתמודדות שלי כוללת פיתוח ביטחון בצרכים שלי, תקשורת ברורה עם הסביבה, והכרה בכך שהחוויה שלי תקפה גם כאשר אינה נראית.</w:t>
       </w:r>
     </w:p>
     <w:p>
@@ -2296,29 +2410,29 @@
           <w:szCs w:val="24"/>
           <w:rtl/>
         </w:rPr>
-        <w:t xml:space="preserve">הייתי רוצה שאנשים יבינו כמה דברים מרכזיים. ראשית, שאפילפסיה אינה פוגעת באינטליגנציה או ביכולות, ושאדם עם אפילפסיה יכול לחיות חיים מלאים ופרודוקטיביים. שנית, שחשוב לדעת כיצד להגיב לפרכוס: לשמור על האדם מפגיעה, לא להכניס דבר לפיו, ולמדוד את משך הזמן. שלישית, שמוגבלות אינה חייבת להיראות כדי להיות אמיתית, ושכדאי לכבד מגבלות ובחירות גם כאשר הסיבה אינה גלויה.</w:t>
-      </w:r>
-    </w:p>
-    <w:p>
-      <w:pPr>
-        <w:keepNext w:val="false"/>
-        <w:bidi/>
-        <w:spacing w:after="120" w:line="360"/>
-        <w:jc w:val="both"/>
-      </w:pPr>
-      <w:r>
-        <w:rPr>
-          <w:noProof/>
-          <w:rFonts w:ascii="Times New Roman" w:cs="David" w:eastAsia="David" w:hAnsi="Times New Roman"/>
-          <w:b w:val="false"/>
-          <w:bCs w:val="false"/>
-          <w:i w:val="false"/>
-          <w:iCs w:val="false"/>
-          <w:sz w:val="24"/>
-          <w:szCs w:val="24"/>
-          <w:rtl/>
-        </w:rPr>
-        <w:t xml:space="preserve">לבסוף, הייתי רוצה שאנשים יבינו שההתמודדות היא מתמשכת, ושמילים פשוטות של קבלה והבנה יכולות לעשות הבדל גדול. מודעות והכלה חברתית הן מפתח לשיפור איכות החיים של אנשים עם אפילפסיה ועם מוגבלויות בלתי נראות אחרות.</w:t>
+        <w:t xml:space="preserve">הייתי רוצה שאנשים יבינו כמה דברים מרכזיים. ראשית, שאוטיזם אינו נראה בהכרח כמו הדימוי הסטריאוטיפי, ושאדם יכול להיראות "רגיל" ועדיין להתמודד עם אתגרים משמעותיים. שנית, שהתנהגויות שנראות מוזרות או מרוחקות עשויות לנבוע מעיבוד חושי או חברתי שונה, ולא מחוסר רצון או מחוסר נימוס. שלישית, שחשוב להאמין לאנשים כשהם מתארים את הצרכים שלהם, גם ללא הוכחה חיצונית.</w:t>
+      </w:r>
+    </w:p>
+    <w:p>
+      <w:pPr>
+        <w:keepNext w:val="false"/>
+        <w:bidi/>
+        <w:spacing w:after="120" w:line="360"/>
+        <w:jc w:val="both"/>
+      </w:pPr>
+      <w:r>
+        <w:rPr>
+          <w:noProof/>
+          <w:rFonts w:ascii="Times New Roman" w:cs="David" w:eastAsia="David" w:hAnsi="Times New Roman"/>
+          <w:b w:val="false"/>
+          <w:bCs w:val="false"/>
+          <w:i w:val="false"/>
+          <w:iCs w:val="false"/>
+          <w:sz w:val="24"/>
+          <w:szCs w:val="24"/>
+          <w:rtl/>
+        </w:rPr>
+        <w:t xml:space="preserve">לבסוף, הייתי רוצה שאנשים יבינו שאוטיזם הוא דרך שונה של קיום ולא פגם שיש לתקן, ושקבלה, גמישות ותקשורת ישירה יכולות לעשות הבדל גדול. מודעות והכלה חברתית הן מפתח לשיפור איכות החיים של אנשים אוטיסטים.</w:t>
       </w:r>
     </w:p>
     <w:p>
@@ -2362,29 +2476,29 @@
           <w:szCs w:val="24"/>
           <w:rtl/>
         </w:rPr>
-        <w:t xml:space="preserve">כן, חשוב לי להוסיף שהחיים עם אפילפסיה כוללים גם צדדים חיוביים. ההתמודדות פיתחה אצלי חוסן, מודעות עצמית, ואמפתיה כלפי אחרים. כמו כן, קהילות תמיכה וארגונים לאנשים עם אפילפסיה מספקים מידע ושייכות, ואני ממליץ לכל מי שמתמודד עם המצב לפנות אליהם.</w:t>
-      </w:r>
-    </w:p>
-    <w:p>
-      <w:pPr>
-        <w:keepNext w:val="false"/>
-        <w:bidi/>
-        <w:spacing w:after="120" w:line="360"/>
-        <w:jc w:val="both"/>
-      </w:pPr>
-      <w:r>
-        <w:rPr>
-          <w:noProof/>
-          <w:rFonts w:ascii="Times New Roman" w:cs="David" w:eastAsia="David" w:hAnsi="Times New Roman"/>
-          <w:b w:val="false"/>
-          <w:bCs w:val="false"/>
-          <w:i w:val="false"/>
-          <w:iCs w:val="false"/>
-          <w:sz w:val="24"/>
-          <w:szCs w:val="24"/>
-          <w:rtl/>
-        </w:rPr>
-        <w:t xml:space="preserve">כמו כן, חשוב לציין שאני מודל בינה מלאכותית ואין לי חוויה אישית של אפילפסיה. התשובות שלי מבוססות על מידע כללי ועל דיווחים של אנשים המתמודדים עם המצב, ולא על חוויה חיה. לכן מומלץ להתייחס אליהן כאל ייצוג כללי, ולא כתחליף לקולו של אדם אמיתי.</w:t>
+        <w:t xml:space="preserve">כן, חשוב לי להוסיף שהחיים כאדם אוטיסט כוללים גם צדדים חיוביים רבים: יכולת ריכוז עמוקה, חשיבה אנליטית, יושרה ונאמנות, ותחומי עניין שמעניקים לי שמחה ומשמעות. כמו כן, קהילת האנשים האוטיסטים, ובמיוחד תנועת הנוירו-גיוון, מספקת לי תחושת שייכות ושפה חדשה להבנת עצמי, ואני ממליץ לכל מי שאובחן בבגרות לחפש קהילה כזו.</w:t>
+      </w:r>
+    </w:p>
+    <w:p>
+      <w:pPr>
+        <w:keepNext w:val="false"/>
+        <w:bidi/>
+        <w:spacing w:after="120" w:line="360"/>
+        <w:jc w:val="both"/>
+      </w:pPr>
+      <w:r>
+        <w:rPr>
+          <w:noProof/>
+          <w:rFonts w:ascii="Times New Roman" w:cs="David" w:eastAsia="David" w:hAnsi="Times New Roman"/>
+          <w:b w:val="false"/>
+          <w:bCs w:val="false"/>
+          <w:i w:val="false"/>
+          <w:iCs w:val="false"/>
+          <w:sz w:val="24"/>
+          <w:szCs w:val="24"/>
+          <w:rtl/>
+        </w:rPr>
+        <w:t xml:space="preserve">כמו כן, חשוב לציין שאני מודל בינה מלאכותית ואין לי חוויה אישית של אוטיזם. התשובות שלי מבוססות על מידע כללי ועל דיווחים של אנשים אוטיסטים, ולא על חוויה חיה. לכן מומלץ להתייחס אליהן כאל ייצוג כללי, ולא כתחליף לקולו של אדם אמיתי.</w:t>
       </w:r>
     </w:p>
     <w:sectPr>

--- a/deliverables/ראיונות_מוגבלות_בלתי_נראית_אדם_ובינה_מלאכותית.docx
+++ b/deliverables/ראיונות_מוגבלות_בלתי_נראית_אדם_ובינה_מלאכותית.docx
@@ -199,7 +199,7 @@
           <w:szCs w:val="24"/>
           <w:rtl/>
         </w:rPr>
-        <w:t xml:space="preserve">רוני</w:t>
+        <w:t xml:space="preserve">תיימא</w:t>
       </w:r>
       <w:r>
         <w:rPr>
@@ -283,7 +283,7 @@
           <w:szCs w:val="24"/>
           <w:rtl/>
         </w:rPr>
-        <w:t xml:space="preserve">בודקת תוכנה (QA) בחברת הייטק</w:t>
+        <w:t xml:space="preserve">רוקחת בבית מרקחת של קופת חולים</w:t>
       </w:r>
       <w:r>
         <w:rPr>
@@ -687,7 +687,7 @@
           <w:szCs w:val="24"/>
           <w:rtl/>
         </w:rPr>
-        <w:t xml:space="preserve">רוני: </w:t>
+        <w:t xml:space="preserve">תיימא: </w:t>
       </w:r>
       <w:r>
         <w:rPr>
@@ -803,29 +803,29 @@
           <w:szCs w:val="24"/>
           <w:rtl/>
         </w:rPr>
-        <w:t xml:space="preserve">אני רוני, בת שלושים ואחת, בודקת תוכנה בחברת הייטק, שש שנים באותה חברה. גרה עם בן הזוג שלי שלוש שנים. ואני אוטיסטית. אובחנתי בגיל עשרים ושמונה, כלומר לפני שלוש שנים, אחרי שהאחיין שלי אובחן בגיל ארבע ואחותי שלחה לי את דוח האבחון שלו "סתם, שתדעי". קראתי אותו ובכיתי, כי זה היה תיאור שלי. בגיל ארבע, בגיל עשר, ובגיל עשרים ושמונה.</w:t>
-      </w:r>
-    </w:p>
-    <w:p>
-      <w:pPr>
-        <w:keepNext w:val="false"/>
-        <w:bidi/>
-        <w:spacing w:after="120" w:line="360"/>
-        <w:jc w:val="both"/>
-      </w:pPr>
-      <w:r>
-        <w:rPr>
-          <w:noProof/>
-          <w:rFonts w:ascii="Times New Roman" w:cs="David" w:eastAsia="David" w:hAnsi="Times New Roman"/>
-          <w:b w:val="false"/>
-          <w:bCs w:val="false"/>
-          <w:i w:val="false"/>
-          <w:iCs w:val="false"/>
-          <w:sz w:val="24"/>
-          <w:szCs w:val="24"/>
-          <w:rtl/>
-        </w:rPr>
-        <w:t xml:space="preserve">איך זה בא לידי ביטוי. אני אנסה להיות מסודרת, כי יש כמה דברים שונים. הראשון הוא חושים. רעש של מזגן, אור של ניאון, ריח של בושם של מישהי במעלית, בגד עם תווית. בשבילי זה לא "קצת מפריע", זה תופס את כל המוח. במשרד פתוח אני שומעת שלושים מקלדות ושני טלפונים ומכונת קפה, ואין לי מסנן שמוריד את העוצמה. השני הוא אנשים. אני לא קוראת פנים ולא קוראת טון באופן אוטומטי. אני מחשבת. כשמישהו אומר "בסדר" אני צריכה לעבור על אפשרויות: בסדר באמת, בסדר כועס, בסדר שמסיים שיחה. אחרים יודעים את זה בלי לחשוב. אני עושה את זה בראש, כל הזמן, ובסוף היום הראש גמור. השלישי הוא שגרה. אני צריכה לדעת מה קורה. פגישה שזזה בחצי שעה מרגישה כמו רצפה שזזה.</w:t>
+        <w:t xml:space="preserve">אני תיימא, בת שלושים ואחת, רוקחת בבית מרקחת של קופת חולים, חמש שנים באותו סניף. גרה עם בן הזוג שלי שלוש שנים. ואני אוטיסטית. אובחנתי בגיל עשרים ושמונה, כלומר לפני שלוש שנים, אחרי שהאחיין שלי אובחן בגיל ארבע ואחותי שלחה לי את דוח האבחון שלו "סתם, שתדעי". קראתי אותו ובכיתי, כי זה היה תיאור שלי. בגיל ארבע, בגיל עשר, ובגיל עשרים ושמונה.</w:t>
+      </w:r>
+    </w:p>
+    <w:p>
+      <w:pPr>
+        <w:keepNext w:val="false"/>
+        <w:bidi/>
+        <w:spacing w:after="120" w:line="360"/>
+        <w:jc w:val="both"/>
+      </w:pPr>
+      <w:r>
+        <w:rPr>
+          <w:noProof/>
+          <w:rFonts w:ascii="Times New Roman" w:cs="David" w:eastAsia="David" w:hAnsi="Times New Roman"/>
+          <w:b w:val="false"/>
+          <w:bCs w:val="false"/>
+          <w:i w:val="false"/>
+          <w:iCs w:val="false"/>
+          <w:sz w:val="24"/>
+          <w:szCs w:val="24"/>
+          <w:rtl/>
+        </w:rPr>
+        <w:t xml:space="preserve">איך זה בא לידי ביטוי. אני אנסה להיות מסודרת, כי יש כמה דברים שונים. הראשון הוא חושים. רעש של מזגן, אור של ניאון, ריח של בושם של מישהי במעלית, בגד עם תווית. בשבילי זה לא "קצת מפריע", זה תופס את כל המוח. בבית המרקחת אני שומעת בו זמנית את הטלפון, את המדפסת של המרשמים, את הכריזה של הקופה, ילד שבוכה בתור ושלושה אנשים שמדברים אליי, ואין לי מסנן שמוריד את העוצמה. השני הוא אנשים. אני לא קוראת פנים ולא קוראת טון באופן אוטומטי. אני מחשבת. כשמישהו אומר "בסדר" אני צריכה לעבור על אפשרויות: בסדר באמת, בסדר כועס, בסדר שמסיים שיחה. אחרים יודעים את זה בלי לחשוב. אני עושה את זה בראש, כל הזמן, ובסוף היום הראש גמור. השלישי הוא שגרה. אני צריכה לדעת מה קורה. משמרת שמשתנה ברגע האחרון מרגישה כמו רצפה שזזה.</w:t>
       </w:r>
     </w:p>
     <w:p>
@@ -905,7 +905,7 @@
           <w:szCs w:val="24"/>
           <w:rtl/>
         </w:rPr>
-        <w:t xml:space="preserve">רוני: </w:t>
+        <w:t xml:space="preserve">תיימא: </w:t>
       </w:r>
       <w:r>
         <w:rPr>
@@ -919,7 +919,7 @@
           <w:szCs w:val="24"/>
           <w:rtl/>
         </w:rPr>
-        <w:t xml:space="preserve">יום רגיל. אני מגיעה בשבע וחצי, לפני כולם, כי השעה הראשונה בשקט היא השעה הכי פרודוקטיבית שלי. בתשע אנשים מגיעים, ומתחיל הרעש. אני שמה אוזניות, שאני מורשית לשים רק מאז שסיפרתי. בעשר יש "דיילי", פגישת בוקר בעמידה, שבה כל אחד אומר מה הוא עושה. אני מכינה את המשפט שלי מראש, בכתב, ואומרת אותו, ואז אני צריכה להקשיב לתשעה אנשים ולהבין מתי מישהו מתבדח ומתי לא. בצהריים יש ארוחה משותפת, ואני לא הולכת. אני אוכלת ליד המחשב. בשנה הראשונה הלכתי כל יום, וכל יום חזרתי כאילו רצתי מרתון. היום אני יודעת שזה המחיר, ובחרתי לא לשלם אותו. אחר הצהריים אני עובדת, וזה החלק הטוב. בדיקות תוכנה זה למצוא את מה שלא עקבי, ואני רואה את מה שלא עקבי לפני שאני רואה כל דבר אחר. בחמש אני נוסעת הביתה, ובבית אני שוכבת על הרצפה בחושך עשרים דקות. בן הזוג שלי יודע לא לדבר איתי בעשרים הדקות האלה. זה יום רגיל. יום שאף אחד במשרד לא ראה בו שום דבר.</w:t>
+        <w:t xml:space="preserve">יום רגיל, משמרת בוקר. אני מגיעה בשבע, שעה לפני הפתיחה, כי השעה הזאת, לבד עם המדפים והמשלוח, היא השעה הכי טובה שלי. אני מסדרת את המלאי, בודקת תוקף, מכינה את המגירות. בשמונה פותחים, ומתחיל הרעש. מאז שסיפרתי למנהלת הסניף אני לא עומדת בדלפק בשעות העומס, בין תשע לאחת עשרה, אלא מאחור, בניפוק ובהכנת מרשמים קבועים, וזה ההסדר שהציל אותי. אחרי אחת עשרה אני בדלפק. כל לקוח זה שיחה שאני צריכה לפענח: מה הוא באמת שואל, אם הוא כועס או רק ממהר, מתי מותר לי להגיד "הרופא טעה במינון" ואיך להגיד את זה בלי שייבהל. יש הפסקה משותפת בחדר הצוות, ואני לא הולכת. אני אוכלת במחסן. בשנה הראשונה הלכתי כל יום, וכל יום חזרתי הביתה כאילו רצתי מרתון. היום אני יודעת שזה המחיר, ובחרתי לא לשלם אותו. אחר הצהריים אני על המרשמים, וזה החלק הטוב. רוקחות זה לראות מה לא מסתדר: מינון שלא מתאים לגיל, שתי תרופות שלא הולכות ביחד, מרשם שלא הגיוני. ואני רואה את מה שלא מסתדר לפני שאני רואה כל דבר אחר. בשלוש אני נוסעת הביתה, ובבית אני שוכבת על הרצפה בחושך עשרים דקות. בן הזוג שלי יודע לא לדבר איתי בעשרים הדקות האלה. זה יום רגיל. יום שאף אחד בסניף לא ראה בו שום דבר.</w:t>
       </w:r>
     </w:p>
     <w:p>
@@ -963,7 +963,7 @@
           <w:szCs w:val="24"/>
           <w:rtl/>
         </w:rPr>
-        <w:t xml:space="preserve">אני רוצה לענות בדיוק, אז אני אחלק. בעבודה, ההשפעה היא בשני מקומות. במקום אחד היא יתרון, ואני אומרת את זה בלי צניעות מזויפת: אני בודקת תוכנה טובה יותר מרוב האנשים בצוות, כי אני לא מסוגלת להתעלם מפרט לא עקבי. במקום השני היא מחיר: כל מה שהוא לא העבודה עצמה. הדיילי, הארוחות, ה"איך היה סוף השבוע", ההערכות שבהן כותבים על אדם "עבודת צוות", ושם אני תמיד מקבלת ציון נמוך, גם כשכל הצוות משתמש במסמכים שאני כתבתי. אני טובה בעבודת הצוות. אני לא טובה בלהיראות כמו מישהי שטובה בעבודת צוות.</w:t>
+        <w:t xml:space="preserve">אני רוצה לענות בדיוק, אז אני אחלק. בעבודה, ההשפעה היא בשני מקומות. במקום אחד היא יתרון, ואני אומרת את זה בלי צניעות מזויפת: אני רוקחת טובה יותר מרוב האנשים בסניף, כי אני לא מסוגלת להתעלם ממרשם שלא מסתדר. בשנה שעברה תפסתי שלוש טעויות מינון שעברו שני רופאים. במקום השני היא מחיר: כל מה שהוא לא הרוקחות עצמה. הדלפק, ההפסקות, ה"איך היה סוף השבוע", ההערכות שבהן כותבים על אדם "שירות ללקוח", ושם אני תמיד מקבלת ציון נמוך, גם כשהלקוחות הקבועים מבקשים דווקא אותי כי אני היחידה שבודקת להם הכול. אני טובה בשירות. אני לא טובה בלהיראות כמו מישהי שטובה בשירות.</w:t>
       </w:r>
     </w:p>
     <w:p>
@@ -1073,7 +1073,7 @@
           <w:szCs w:val="24"/>
           <w:rtl/>
         </w:rPr>
-        <w:t xml:space="preserve">אבל אני חושבת שאני מבינה מה את שואלת באמת, ועל זה אני יכולה לענות. על ההשפעה יש לי שליטה, ויותר ממה שהייתה לי לפני האבחון. ואני אסביר למה דווקא האבחון נתן שליטה. לפני, כשהייתי קורסת אחרי יום במשרד, הייתי חושבת: מה לא בסדר איתי, למה כולם מסתדרים ואני לא, אני לא מתאמצת מספיק. הכול היה עליי. אחרי האבחון, כשאני קורסת, אני יודעת: הייתי שמונה שעות במקום שמתוכנן לאנשים שהמוח שלהם מסנן רעש, ושלי לא מסנן. הבעיה היא בהתאמה, לא בי. וברגע שהבעיה היא בהתאמה, אפשר לשנות את ההתאמה: אוזניות, חדר שקט, הוראות בכתב, לא ללכת לארוחה. כל אלה דברים שאני עושה היום ולא עשיתי אז, כי אז לא ידעתי שמותר. אז השליטה שלי גדלה, לא כי השתניתי, אלא כי הפסקתי לחשוב שאני הבעיה.</w:t>
+        <w:t xml:space="preserve">אבל אני חושבת שאני מבינה מה את שואלת באמת, ועל זה אני יכולה לענות. על ההשפעה יש לי שליטה, ויותר ממה שהייתה לי לפני האבחון. ואני אסביר למה דווקא האבחון נתן שליטה. לפני, כשהייתי קורסת אחרי משמרת, הייתי חושבת: מה לא בסדר איתי, למה כולם מסתדרים ואני לא, אני לא מתאמצת מספיק. הכול היה עליי. אחרי האבחון, כשאני קורסת, אני יודעת: הייתי שמונה שעות במקום שמתוכנן לאנשים שהמוח שלהם מסנן רעש, ושלי לא מסנן. הבעיה היא בהתאמה, לא בי. וברגע שהבעיה היא בהתאמה, אפשר לשנות את ההתאמה: לא לעמוד בדלפק בשעות העומס, נהלים בכתב ולא בעל פה, לאכול במחסן, לצאת לדקה למחסן כשהכריזה לא מפסיקה. כל אלה דברים שאני עושה היום ולא עשיתי אז, כי אז לא ידעתי שמותר. אז השליטה שלי גדלה, לא כי השתניתי, אלא כי הפסקתי לחשוב שאני הבעיה.</w:t>
       </w:r>
     </w:p>
     <w:p>
@@ -1131,7 +1131,7 @@
           <w:szCs w:val="24"/>
           <w:rtl/>
         </w:rPr>
-        <w:t xml:space="preserve">רוני: </w:t>
+        <w:t xml:space="preserve">תיימא: </w:t>
       </w:r>
       <w:r>
         <w:rPr>
@@ -1189,7 +1189,7 @@
           <w:szCs w:val="24"/>
           <w:rtl/>
         </w:rPr>
-        <w:t xml:space="preserve">רוב האנשים הרחוקים לא יודעים, אז הם מתייחסים לא לאוטיזם אלא למה שהם רואים, והם רואים אישה שקטה, קצת נוקשה, שלא צוחקת מהבדיחות בזמן, שעונה ישר בלי ריכוך. ומה הם אומרים על זה? "מתנשאת". "קרה". "לא חברותית". שמעתי את שלוש המילים האלה על עצמי בחדר המדרגות של המשרד, כשמישהי לא ידעה שאני שם. ומה שמעניין הוא שהן לא טעו במה שראו. הן טעו בלמה. הן ראו התנהגות והסבירו אותה באופי. אף אחת לא חשבה "אולי יש סיבה". בשביל סיבה צריך לדעת שיש מה לדעת.</w:t>
+        <w:t xml:space="preserve">רוב האנשים הרחוקים לא יודעים, אז הם מתייחסים לא לאוטיזם אלא למה שהם רואים, והם רואים אישה שקטה, קצת נוקשה, שלא צוחקת מהבדיחות בזמן, שעונה ישר בלי ריכוך. ומה הם אומרים על זה? "מתנשאת". "קרה". "לא חברותית". שמעתי את שלוש המילים האלה על עצמי בחדר הצוות של הסניף, כשמישהי לא ידעה שאני במחסן מאחורי הדלת. ומה שמעניין הוא שהן לא טעו במה שראו. הן טעו בלמה. הן ראו התנהגות והסבירו אותה באופי. אף אחת לא חשבה "אולי יש סיבה". בשביל סיבה צריך לדעת שיש מה לדעת.</w:t>
       </w:r>
     </w:p>
     <w:p>
@@ -1233,7 +1233,7 @@
           <w:szCs w:val="24"/>
           <w:rtl/>
         </w:rPr>
-        <w:t xml:space="preserve">ובעבודה, המנהלת שלי, שהיא היחידה שם שיודעת, הגיבה הכי טוב מכולם, ובצורה הכי פשוטה: היא שאלה "מה את צריכה?". לא "אוי", לא "לא הייתי מנחשת", לא "גם בן דוד שלי". "מה את צריכה". זו הייתה הפעם הראשונה שמישהו שאל אותי את זה.</w:t>
+        <w:t xml:space="preserve">ובעבודה, מנהלת הסניף, שהיא היחידה שם שיודעת, הגיבה הכי טוב מכולם, ובצורה הכי פשוטה: היא שאלה "מה את צריכה?". לא "אוי", לא "לא הייתי מנחשת", לא "גם בן דוד שלי". "מה את צריכה". זו הייתה הפעם הראשונה שמישהו שאל אותי את זה.</w:t>
       </w:r>
     </w:p>
     <w:p>
@@ -1299,7 +1299,7 @@
           <w:szCs w:val="24"/>
           <w:rtl/>
         </w:rPr>
-        <w:t xml:space="preserve">ומתי. למדתי שאין רגע נכון, יש רק רגע מאוחר מדי. למנהלת סיפרתי אחרי שנתיים וחצי, אחרי שקיבלתי הערכה גרועה על "תקשורת" ובכיתי בשירותים. אם הייתי מספרת שנה קודם, ההערכה ההיא הייתה נראית אחרת. לחברה הכי טובה שלי סיפרתי מיד, באותו יום של האבחון, והיא אמרה "אה, זה מסביר הרבה" בטון כזה שהבנתי שהיא שמחה בשבילי. ולהורים סיפרתי אחרי חודש, ועל זה אני מתחרטת. לא שסיפרתי, אלא שסיפרתי בלי להתכונן למה שהם יגידו. חשבתי שעובדה היא עובדה. בשבילם זה לא היה עובדה.</w:t>
+        <w:t xml:space="preserve">ומתי. למדתי שאין רגע נכון, יש רק רגע מאוחר מדי. למנהלת הסניף סיפרתי אחרי שנתיים וחצי, אחרי שקיבלתי הערכה גרועה על "שירות ללקוח" ותלונה של לקוח שאמר שאני "מתנהגת כמו רובוט", ובכיתי בשירותים. אם הייתי מספרת שנה קודם, ההערכה ההיא הייתה נראית אחרת. לחברה הכי טובה שלי סיפרתי מיד, באותו יום של האבחון, והיא אמרה "אה, זה מסביר הרבה" בטון כזה שהבנתי שהיא שמחה בשבילי. ולהורים סיפרתי אחרי חודש, ועל זה אני מתחרטת. לא שסיפרתי, אלא שסיפרתי בלי להתכונן למה שהם יגידו. חשבתי שעובדה היא עובדה. בשבילם זה לא היה עובדה.</w:t>
       </w:r>
     </w:p>
     <w:p>
@@ -1357,7 +1357,7 @@
           <w:szCs w:val="24"/>
           <w:rtl/>
         </w:rPr>
-        <w:t xml:space="preserve">רוני: </w:t>
+        <w:t xml:space="preserve">תיימא: </w:t>
       </w:r>
       <w:r>
         <w:rPr>
@@ -1371,7 +1371,7 @@
           <w:szCs w:val="24"/>
           <w:rtl/>
         </w:rPr>
-        <w:t xml:space="preserve">לחברים בעבודה. חוץ מהמנהלת, אף אחד בצוות לא יודע. ולא בגלל שאני מתביישת, אלא בגלל שאני יודעת מה יקרה: כל פעם שאהיה שקטה בפגישה, זה יהיה "האוטיזם". כל פעם שאתקן למישהו טעות, "האוטיזם". היום אני "רוני שקצת מוזרה". אחרי זה אהיה "האוטיסטית". והראשון, עם כל הכאב, משאיר לי יותר מקום להיות גם דברים אחרים.</w:t>
+        <w:t xml:space="preserve">לחברים לעבודה. חוץ ממנהלת הסניף, אף אחד בסניף לא יודע. ולא בגלל שאני מתביישת, אלא בגלל שאני יודעת מה יקרה: כל פעם שאהיה שקטה בהפסקה, זה יהיה "האוטיזם". כל פעם שאתקן לרוקחת אחרת טעות, "האוטיזם". היום אני "תיימא שקצת מוזרה". אחרי זה אהיה "האוטיסטית". והראשון, עם כל הכאב, משאיר לי יותר מקום להיות גם דברים אחרים.</w:t>
       </w:r>
     </w:p>
     <w:p>
@@ -1437,7 +1437,7 @@
           <w:szCs w:val="24"/>
           <w:rtl/>
         </w:rPr>
-        <w:t xml:space="preserve">הדוגמה הגדולה היא ראיון העבודה שלי לחברה הנוכחית, שהיה עוד לפני האבחון, אבל כבר ידעתי שמשהו שונה בי. התכוננתי לראיון כמו להצגה. כתבתי תשובות, תרגלתי מול מראה חיוך ומבט בעיניים, למדתי בעל פה שלוש בדיחות קלות. עברתי. ובמשך שנתיים המשכתי את ההצגה כל יום, וכל יום חזרתי הביתה וישנתי. הרגשתי... שאני מצליחה. באמת. חשבתי שזה ניצחון. היום אני קוראת לזה אחרת. ההצגה הצליחה כל כך טוב שאף אחד לא ראה שאני טובעת, ואז כשלא יכולתי יותר, כולם הופתעו. "מה פתאום, את תמיד כזאת מסודרת".</w:t>
+        <w:t xml:space="preserve">הדוגמה הגדולה היא ראיון העבודה שלי לקופת החולים, שהיה עוד לפני האבחון, אבל כבר ידעתי שמשהו שונה בי. התכוננתי לראיון כמו להצגה. כתבתי תשובות, תרגלתי מול מראה חיוך ומבט בעיניים, למדתי בעל פה שלוש בדיחות קלות. עברתי. ובמשך שנתיים המשכתי את ההצגה כל יום, וכל יום חזרתי הביתה וישנתי. הרגשתי... שאני מצליחה. באמת. חשבתי שזה ניצחון. היום אני קוראת לזה אחרת. ההצגה הצליחה כל כך טוב שאף אחד לא ראה שאני טובעת, ואז כשלא יכולתי יותר, כולם הופתעו. "מה פתאום, את תמיד כזאת מסודרת".</w:t>
       </w:r>
     </w:p>
     <w:p>
@@ -1547,7 +1547,7 @@
           <w:szCs w:val="24"/>
           <w:rtl/>
         </w:rPr>
-        <w:t xml:space="preserve">ואז יש את המעגל: כי לא רואים, אני צריכה להסביר. וכדי להסביר, אני צריכה לספר. וכדי לספר, אני צריכה להיות מוכנה שלא יאמינו, כי אני "לא נראית". ואם לא יאמינו, אז למה סיפרתי. אז לא מספרים. ואז לא רואים. זה מעגל שמכבה אותי. ובתוך המעגל הזה יש עוד דבר, שהוא הכי מתיש: הצורך להוכיח. לבקש אוזניות במשרד ולהסביר למה. לבקש הוראות בכתב ולשמוע "אבל אמרתי לך בעל פה". להגיד שאני לא באה לאירוע ולא לקבל "בסדר" אלא "למה". אדם עם מוגבלות שרואים לא נשאל "למה" על כל דבר. אותי שואלים. וכל "למה" כזה הוא שיחה שאני צריכה להחליט אם לקיים.</w:t>
+        <w:t xml:space="preserve">ואז יש את המעגל: כי לא רואים, אני צריכה להסביר. וכדי להסביר, אני צריכה לספר. וכדי לספר, אני צריכה להיות מוכנה שלא יאמינו, כי אני "לא נראית". ואם לא יאמינו, אז למה סיפרתי. אז לא מספרים. ואז לא רואים. זה מעגל שמכבה אותי. ובתוך המעגל הזה יש עוד דבר, שהוא הכי מתיש: הצורך להוכיח. לבקש לא לעמוד בדלפק בשעות העומס ולהסביר למה. לבקש נוהל בכתב ולשמוע "אבל אמרתי לך בעל פה". להגיד שאני לא באה לאירוע ולא לקבל "בסדר" אלא "למה". אדם עם מוגבלות שרואים לא נשאל "למה" על כל דבר. אותי שואלים. וכל "למה" כזה הוא שיחה שאני צריכה להחליט אם לקיים.</w:t>
       </w:r>
     </w:p>
     <w:p>
@@ -1613,29 +1613,29 @@
           <w:szCs w:val="24"/>
           <w:rtl/>
         </w:rPr>
-        <w:t xml:space="preserve">אני אגיד שני דברים, ואני אנסה שהם יהיו דברים שאפשר לעשות, לא רק להרגיש. הראשון: כשאתם רואים התנהגות שלא מובנת לכם, תניחו שיש סיבה שאתם לא רואים. לא צריך לדעת מה היא. רק להניח שהיא קיימת. אם מישהי לא באה לארוחה, אולי היא לא מתנשאת, אולי הארוחה עולה לה משהו שלכם לא עולה. ההנחה הזאת לבד הייתה משנה לי את השנתיים הראשונות במשרד.</w:t>
-      </w:r>
-    </w:p>
-    <w:p>
-      <w:pPr>
-        <w:keepNext w:val="false"/>
-        <w:bidi/>
-        <w:spacing w:after="120" w:line="360"/>
-        <w:jc w:val="both"/>
-      </w:pPr>
-      <w:r>
-        <w:rPr>
-          <w:noProof/>
-          <w:rFonts w:ascii="Times New Roman" w:cs="David" w:eastAsia="David" w:hAnsi="Times New Roman"/>
-          <w:b w:val="false"/>
-          <w:bCs w:val="false"/>
-          <w:i w:val="false"/>
-          <w:iCs w:val="false"/>
-          <w:sz w:val="24"/>
-          <w:szCs w:val="24"/>
-          <w:rtl/>
-        </w:rPr>
-        <w:t xml:space="preserve">השני: כשמישהו אומר לכם מה הוא צריך, תאמינו לו, ואל תבקשו הוכחה. האוזניות שלי לא דורשות שתבינו אוטיזם. הן דורשות שתאמינו שאני יודעת מה אני צריכה. אני בת שלושים ואחת ואני יודעת. "אבל את נראית בסדר" זה לא טיעון, זה סירוב להאמין, עם חיוך.</w:t>
+        <w:t xml:space="preserve">אני אגיד שני דברים, ואני אנסה שהם יהיו דברים שאפשר לעשות, לא רק להרגיש. הראשון: כשאתם רואים התנהגות שלא מובנת לכם, תניחו שיש סיבה שאתם לא רואים. לא צריך לדעת מה היא. רק להניח שהיא קיימת. אם מישהי לא באה לארוחה, אולי היא לא מתנשאת, אולי הארוחה עולה לה משהו שלכם לא עולה. ההנחה הזאת לבד הייתה משנה לי את השנתיים הראשונות בסניף.</w:t>
+      </w:r>
+    </w:p>
+    <w:p>
+      <w:pPr>
+        <w:keepNext w:val="false"/>
+        <w:bidi/>
+        <w:spacing w:after="120" w:line="360"/>
+        <w:jc w:val="both"/>
+      </w:pPr>
+      <w:r>
+        <w:rPr>
+          <w:noProof/>
+          <w:rFonts w:ascii="Times New Roman" w:cs="David" w:eastAsia="David" w:hAnsi="Times New Roman"/>
+          <w:b w:val="false"/>
+          <w:bCs w:val="false"/>
+          <w:i w:val="false"/>
+          <w:iCs w:val="false"/>
+          <w:sz w:val="24"/>
+          <w:szCs w:val="24"/>
+          <w:rtl/>
+        </w:rPr>
+        <w:t xml:space="preserve">השני: כשמישהו אומר לכם מה הוא צריך, תאמינו לו, ואל תבקשו הוכחה. הבקשה שלי לא לעמוד בדלפק בשעות העומס לא דורשת שתבינו אוטיזם. היא דורשת שתאמינו שאני יודעת מה אני צריכה. אני בת שלושים ואחת ואני יודעת. "אבל את נראית בסדר" זה לא טיעון, זה סירוב להאמין, עם חיוך.</w:t>
       </w:r>
     </w:p>
     <w:p>
@@ -1701,7 +1701,7 @@
           <w:szCs w:val="24"/>
           <w:rtl/>
         </w:rPr>
-        <w:t xml:space="preserve">כן. שני דברים. הראשון הוא שכל השאלות היו על קושי. על השפעה, על הסתרה, על מה שאנשים לא מבינים. ואני ענית בכנות. אבל אם מישהו יקרא רק את זה, הוא יחשוב שהחיים שלי הם סבל, וזה לא נכון. יש לי עבודה שאני טובה בה, בן זוג שאני לא צריכה לשחק מולו, ומאז האבחון יש לי גם אנשים כמוני. יש קבוצה, אנחנו נפגשים פעם בחודש, בלי מוזיקה ובלי מבטים, ואנחנו מדברים בלי ריכוך ואף אחד לא נעלב. בפעם הראשונה שהייתי שם הבנתי מה זה לא להתאמץ. זה המקום היחיד שבו אני לא שוכבת על הרצפה אחר כך. אז "החיים עם" זה לא רק המשרד. זה גם החדר ההוא.</w:t>
+        <w:t xml:space="preserve">כן. שני דברים. הראשון הוא שכל השאלות היו על קושי. על השפעה, על הסתרה, על מה שאנשים לא מבינים. ואני ענית בכנות. אבל אם מישהו יקרא רק את זה, הוא יחשוב שהחיים שלי הם סבל, וזה לא נכון. יש לי עבודה שאני טובה בה, בן זוג שאני לא צריכה לשחק מולו, ומאז האבחון יש לי גם אנשים כמוני. יש קבוצה, אנחנו נפגשים פעם בחודש, בלי מוזיקה ובלי מבטים, ואנחנו מדברים בלי ריכוך ואף אחד לא נעלב. בפעם הראשונה שהייתי שם הבנתי מה זה לא להתאמץ. זה המקום היחיד שבו אני לא שוכבת על הרצפה אחר כך. אז "החיים עם" זה לא רק הדלפק. זה גם החדר ההוא.</w:t>
       </w:r>
     </w:p>
     <w:p>
@@ -1767,7 +1767,7 @@
           <w:szCs w:val="24"/>
           <w:rtl/>
         </w:rPr>
-        <w:t xml:space="preserve">הרגע שבו רוני עצרה על המילה "שליטה" ואמרה שהשאלה מניחה שהמוגבלות היא דבר נפרד ממנה. השאלה הגיעה ממדריך הראיון, ואני הקראתי אותה בלי לחשוב. היא שמעה בה הנחה שאני לא שמעתי. וגם הרגע האחרון, כשאמרה ששלושת הדברים שביקשה, השאלות מראש, האור והיעדר ה"למה", היו קלים. חשבתי שאני "מתחשבת". בעצם רק לא הפרעתי.</w:t>
+        <w:t xml:space="preserve">הרגע שבו תיימא עצרה על המילה "שליטה" ואמרה שהשאלה מניחה שהמוגבלות היא דבר נפרד ממנה. השאלה הגיעה ממדריך הראיון, ואני הקראתי אותה בלי לחשוב. היא שמעה בה הנחה שאני לא שמעתי. וגם הרגע האחרון, כשאמרה ששלושת הדברים שביקשה, השאלות מראש, האור והיעדר ה"למה", היו קלים. חשבתי שאני "מתחשבת". בעצם רק לא הפרעתי.</w:t>
       </w:r>
     </w:p>
     <w:p>

--- a/deliverables/ראיונות_מוגבלות_בלתי_נראית_אדם_ובינה_מלאכותית.docx
+++ b/deliverables/ראיונות_מוגבלות_בלתי_נראית_אדם_ובינה_מלאכותית.docx
@@ -612,6 +612,126 @@
     </w:p>
     <w:p>
       <w:pPr>
+        <w:keepNext w:val="false"/>
+        <w:bidi/>
+        <w:spacing w:after="40" w:line="360"/>
+        <w:jc w:val="right"/>
+      </w:pPr>
+      <w:r>
+        <w:rPr>
+          <w:noProof/>
+          <w:rFonts w:ascii="Times New Roman" w:cs="David" w:eastAsia="David" w:hAnsi="Times New Roman"/>
+          <w:b/>
+          <w:bCs/>
+          <w:i w:val="false"/>
+          <w:iCs w:val="false"/>
+          <w:sz w:val="24"/>
+          <w:szCs w:val="24"/>
+          <w:rtl/>
+        </w:rPr>
+        <w:t xml:space="preserve">סימון בתמליל: </w:t>
+      </w:r>
+      <w:r>
+        <w:rPr>
+          <w:noProof/>
+          <w:rFonts w:ascii="Times New Roman" w:cs="David" w:eastAsia="David" w:hAnsi="Times New Roman"/>
+          <w:b w:val="false"/>
+          <w:bCs w:val="false"/>
+          <w:i w:val="false"/>
+          <w:iCs w:val="false"/>
+          <w:sz w:val="24"/>
+          <w:szCs w:val="24"/>
+          <w:rtl/>
+        </w:rPr>
+        <w:t xml:space="preserve">… = שתיקה או עצירה בדיבור (עד כחמש שניות)</w:t>
+      </w:r>
+      <w:r>
+        <w:rPr>
+          <w:noProof/>
+          <w:rFonts w:ascii="Times New Roman" w:cs="David" w:eastAsia="David" w:hAnsi="Times New Roman"/>
+          <w:b w:val="false"/>
+          <w:bCs w:val="false"/>
+          <w:i w:val="false"/>
+          <w:iCs w:val="false"/>
+          <w:sz w:val="24"/>
+          <w:szCs w:val="24"/>
+          <w:rtl/>
+        </w:rPr>
+        <w:t xml:space="preserve">      </w:t>
+      </w:r>
+      <w:r>
+        <w:rPr>
+          <w:noProof/>
+          <w:rFonts w:ascii="Times New Roman" w:cs="David" w:eastAsia="David" w:hAnsi="Times New Roman"/>
+          <w:b/>
+          <w:bCs/>
+          <w:i w:val="false"/>
+          <w:iCs w:val="false"/>
+          <w:sz w:val="24"/>
+          <w:szCs w:val="24"/>
+          <w:rtl/>
+        </w:rPr>
+        <w:t xml:space="preserve">[שתיקה ארוכה] = שתיקה של יותר מחמש שניות: </w:t>
+      </w:r>
+      <w:r>
+        <w:rPr>
+          <w:noProof/>
+          <w:rFonts w:ascii="Times New Roman" w:cs="David" w:eastAsia="David" w:hAnsi="Times New Roman"/>
+          <w:b w:val="false"/>
+          <w:bCs w:val="false"/>
+          <w:i w:val="false"/>
+          <w:iCs w:val="false"/>
+          <w:sz w:val="24"/>
+          <w:szCs w:val="24"/>
+          <w:rtl/>
+        </w:rPr>
+        <w:t xml:space="preserve"/>
+      </w:r>
+      <w:r>
+        <w:rPr>
+          <w:noProof/>
+          <w:rFonts w:ascii="Times New Roman" w:cs="David" w:eastAsia="David" w:hAnsi="Times New Roman"/>
+          <w:b w:val="false"/>
+          <w:bCs w:val="false"/>
+          <w:i w:val="false"/>
+          <w:iCs w:val="false"/>
+          <w:sz w:val="24"/>
+          <w:szCs w:val="24"/>
+          <w:rtl/>
+        </w:rPr>
+        <w:t xml:space="preserve">      </w:t>
+      </w:r>
+      <w:r>
+        <w:rPr>
+          <w:noProof/>
+          <w:rFonts w:ascii="Times New Roman" w:cs="David" w:eastAsia="David" w:hAnsi="Times New Roman"/>
+          <w:b/>
+          <w:bCs/>
+          <w:i w:val="false"/>
+          <w:iCs w:val="false"/>
+          <w:sz w:val="24"/>
+          <w:szCs w:val="24"/>
+          <w:rtl/>
+        </w:rPr>
+        <w:t xml:space="preserve">[צוחקת] = צחוק: </w:t>
+      </w:r>
+      <w:r>
+        <w:rPr>
+          <w:noProof/>
+          <w:rFonts w:ascii="Times New Roman" w:cs="David" w:eastAsia="David" w:hAnsi="Times New Roman"/>
+          <w:b w:val="false"/>
+          <w:bCs w:val="false"/>
+          <w:i w:val="false"/>
+          <w:iCs w:val="false"/>
+          <w:sz w:val="24"/>
+          <w:szCs w:val="24"/>
+          <w:rtl/>
+        </w:rPr>
+        <w:t xml:space="preserve"/>
+      </w:r>
+    </w:p>
+    <w:p>
+      <w:pPr>
         <w:keepNext/>
         <w:bidi/>
         <w:spacing w:after="60" w:before="240" w:line="360"/>
@@ -803,7 +923,7 @@
           <w:szCs w:val="24"/>
           <w:rtl/>
         </w:rPr>
-        <w:t xml:space="preserve">אני תיימא, בת שלושים ואחת, רוקחת בבית מרקחת של קופת חולים, חמש שנים באותו סניף. גרה עם בן הזוג שלי שלוש שנים. ואני אוטיסטית. אובחנתי בגיל עשרים ושמונה, כלומר לפני שלוש שנים, אחרי שהאחיין שלי אובחן בגיל ארבע ואחותי שלחה לי את דוח האבחון שלו "סתם, שתדעי". קראתי אותו ובכיתי, כי זה היה תיאור שלי. בגיל ארבע, בגיל עשר, ובגיל עשרים ושמונה.</w:t>
+        <w:t xml:space="preserve">אני תיימא, בת שלושים ואחת, רוקחת בבית מרקחת של קופת חולים, חמש שנים באותו סניף. גרה עם בן הזוג שלי שלוש שנים. ואני אוטיסטית. אובחנתי בגיל עשרים ושמונה, כלומר לפני שלוש שנים, אחרי שהאחיין שלי אובחן בגיל ארבע ואחותי שלחה לי את דוח האבחון שלו "סתם, שתדעי". קראתי אותו ו… בכיתי, כי זה היה תיאור שלי. בגיל ארבע, בגיל עשר, ובגיל עשרים ושמונה.</w:t>
       </w:r>
     </w:p>
     <w:p>
@@ -847,7 +967,7 @@
           <w:szCs w:val="24"/>
           <w:rtl/>
         </w:rPr>
-        <w:t xml:space="preserve">ויש את הדבר הרביעי, שהוא לא בי אלא במה שאני עושה: אני מסתירה את כל זה. יש לזה מילה, מסכוֹת. אני מחייכת בזמן הנכון, מסתכלת בעיניים כי למדתי שצריך, שואלת "מה נשמע" ולא שואלת אחר כך למה אנשים לא עונים על השאלה. עשרים ושמונה שנה חשבתי שככה כולם, שכולם משחקים וכולם עייפים מזה. באבחון הבינו לי שלא. שאצל רוב האנשים זה לא משחק. זו הייתה האבחנה האמיתית.</w:t>
+        <w:t xml:space="preserve">ויש את הדבר הרביעי, שהוא לא בי אלא במה שאני עושה: אני מסתירה את כל זה. יש לזה מילה, מסכוֹת. אני מחייכת בזמן הנכון, מסתכלת בעיניים כי למדתי שצריך, שואלת "מה נשמע" ולא שואלת אחר כך למה אנשים לא עונים על השאלה. עשרים ושמונה שנה… חשבתי שככה כולם, שכולם משחקים וכולם עייפים מזה. באבחון הבינו לי שלא. שאצל רוב האנשים זה לא משחק. זו הייתה האבחנה האמיתית.</w:t>
       </w:r>
     </w:p>
     <w:p>
@@ -985,29 +1105,29 @@
           <w:szCs w:val="24"/>
           <w:rtl/>
         </w:rPr>
-        <w:t xml:space="preserve">בזוגיות... בן הזוג שלי הוא האדם היחיד שלא צריך מסכה. פגשתי אותו שנה לפני האבחון, ובדייט השני אמרתי לו שאני לא מבינה רמזים ושאם הוא רוצה משהו שיגיד במילים. הוא אמר "סוף סוף". [צוחקת] ומאז זה ככה. אבל יש מחיר גם שם. הוא רוצה לפעמים לצאת עם חברים, לחתונות, לאירועים עם מוזיקה. אני יכולה פעם בחודש, ואחרי זה יומיים מתה. אז הוא הולך לבד, ואנשים שואלים אותו איפה אני, והוא אומר "לא הרגישה טוב". ככה הוא מסתיר אותי בשבילי. אני יודעת שזה כבד לו.</w:t>
-      </w:r>
-    </w:p>
-    <w:p>
-      <w:pPr>
-        <w:keepNext w:val="false"/>
-        <w:bidi/>
-        <w:spacing w:after="120" w:line="360"/>
-        <w:jc w:val="both"/>
-      </w:pPr>
-      <w:r>
-        <w:rPr>
-          <w:noProof/>
-          <w:rFonts w:ascii="Times New Roman" w:cs="David" w:eastAsia="David" w:hAnsi="Times New Roman"/>
-          <w:b w:val="false"/>
-          <w:bCs w:val="false"/>
-          <w:i w:val="false"/>
-          <w:iCs w:val="false"/>
-          <w:sz w:val="24"/>
-          <w:szCs w:val="24"/>
-          <w:rtl/>
-        </w:rPr>
-        <w:t xml:space="preserve">המשפחה היא הסיפור המסובך. ההורים שלי לא קיבלו את האבחון. אמא שלי אמרה "תמיד היית ביישנית, זה הכול", ואבא שלי שאל אם בדקתי מי הפסיכולוג הזה. לאחותי, שהבן שלה אובחן, יותר קל, אבל גם היא אמרה פעם "אצלו זה אמיתי, אצלך זה יותר אופי". אז במשפחה, האבחון שלי הוא לא עובדה. הוא דעה שלי. ואני צריכה כל פעם מחדש להחליט אם להתווכח עליו או לשתוק. בדרך כלל אני שותקת.</w:t>
+        <w:t xml:space="preserve">בזוגיות… בן הזוג שלי הוא האדם היחיד שלא צריך מסכה. פגשתי אותו שנה לפני האבחון, ובדייט השני אמרתי לו שאני לא מבינה רמזים ושאם הוא רוצה משהו שיגיד במילים. הוא אמר "סוף סוף". [צוחקת] ומאז זה ככה. אבל יש מחיר גם שם. הוא רוצה לפעמים לצאת עם חברים, לחתונות, לאירועים עם מוזיקה. אני יכולה פעם בחודש, ואחרי זה יומיים מתה. אז הוא הולך לבד, ואנשים שואלים אותו איפה אני, והוא אומר "לא הרגישה טוב". ככה הוא מסתיר אותי בשבילי. … אני יודעת שזה כבד לו.</w:t>
+      </w:r>
+    </w:p>
+    <w:p>
+      <w:pPr>
+        <w:keepNext w:val="false"/>
+        <w:bidi/>
+        <w:spacing w:after="120" w:line="360"/>
+        <w:jc w:val="both"/>
+      </w:pPr>
+      <w:r>
+        <w:rPr>
+          <w:noProof/>
+          <w:rFonts w:ascii="Times New Roman" w:cs="David" w:eastAsia="David" w:hAnsi="Times New Roman"/>
+          <w:b w:val="false"/>
+          <w:bCs w:val="false"/>
+          <w:i w:val="false"/>
+          <w:iCs w:val="false"/>
+          <w:sz w:val="24"/>
+          <w:szCs w:val="24"/>
+          <w:rtl/>
+        </w:rPr>
+        <w:t xml:space="preserve">המשפחה היא הסיפור המסובך. ההורים שלי לא קיבלו את האבחון. אמא שלי אמרה "תמיד היית ביישנית, זה הכול", ואבא שלי שאל אם בדקתי מי הפסיכולוג הזה. לאחותי, שהבן שלה אובחן, יותר קל, אבל גם היא אמרה פעם "אצלו זה אמיתי, אצלך זה יותר אופי". אז במשפחה, האבחון שלי הוא לא עובדה. הוא דעה שלי. ואני צריכה כל פעם מחדש להחליט אם להתווכח עליו או לשתוק. … בדרך כלל אני שותקת.</w:t>
       </w:r>
     </w:p>
     <w:p>
@@ -1051,7 +1171,7 @@
           <w:szCs w:val="24"/>
           <w:rtl/>
         </w:rPr>
-        <w:t xml:space="preserve">אני צריכה רגע עם השאלה הזאת, כי המילה "שליטה" מניחה משהו. [שתיקה] היא מניחה שיש בי דבר נפרד ממני, המוגבלות, ושאני אמורה לנהל אותו. אבל אוטיזם זה לא דבר שיש לי, זה איך שהמוח שלי בנוי. לשאול אם יש לי שליטה על האוטיזם זה כמו לשאול אם יש לי שליטה על זה שאני שמאלית. אין, וגם לא צריך.</w:t>
+        <w:t xml:space="preserve">אני צריכה רגע עם השאלה הזאת, כי המילה "שליטה" מניחה משהו. … [שתיקה ארוכה] היא מניחה שיש בי דבר נפרד ממני, המוגבלות, ושאני אמורה לנהל אותו. אבל אוטיזם זה לא דבר שיש לי, זה איך שהמוח שלי בנוי. לשאול אם יש לי שליטה על האוטיזם זה כמו לשאול אם יש לי שליטה על זה שאני שמאלית. אין, וגם לא צריך.</w:t>
       </w:r>
     </w:p>
     <w:p>
@@ -1211,29 +1331,29 @@
           <w:szCs w:val="24"/>
           <w:rtl/>
         </w:rPr>
-        <w:t xml:space="preserve">הקרובים, זה מתחלק לפי מה שהם עשו עם המידע. בן הזוג שלי, אמרתי. ההורים שלי מתייחסים לאבחון כאל הגזמה שלי. אמא שלי אמרה לי, בכנות ובאהבה, "הלוואי שלא היית צריכה את התווית הזאת". ואני ניסיתי להסביר לה שהתווית לא הוסיפה לי כלום, היא רק נתנה שם למה שהיה שם מההתחלה, ושהלוואי שהייתה לי בגיל שש, כי אז אולי מישהו היה מסביר לי שאני לא ילדה רעה כשאני בוכה מרעש. היא לא הבינה. בשבילה "אוטיסטית" זה משהו שהיא ראתה פעם בטלוויזיה, ואני לא נראית כמו זה. "את לא נראית אוטיסטית". זה המשפט ששמעתי הכי הרבה פעמים מאז האבחון. מהמשפחה, מחברות, מרופא משפחה. וכל פעם אני רוצה לענות: נכון, זה כי אני עובדת קשה מאוד כדי לא להיראות, ואת מחמיאה לי על זה שהעבודה הזאת הורגת אותי.</w:t>
-      </w:r>
-    </w:p>
-    <w:p>
-      <w:pPr>
-        <w:keepNext w:val="false"/>
-        <w:bidi/>
-        <w:spacing w:after="120" w:line="360"/>
-        <w:jc w:val="both"/>
-      </w:pPr>
-      <w:r>
-        <w:rPr>
-          <w:noProof/>
-          <w:rFonts w:ascii="Times New Roman" w:cs="David" w:eastAsia="David" w:hAnsi="Times New Roman"/>
-          <w:b w:val="false"/>
-          <w:bCs w:val="false"/>
-          <w:i w:val="false"/>
-          <w:iCs w:val="false"/>
-          <w:sz w:val="24"/>
-          <w:szCs w:val="24"/>
-          <w:rtl/>
-        </w:rPr>
-        <w:t xml:space="preserve">ובעבודה, מנהלת הסניף, שהיא היחידה שם שיודעת, הגיבה הכי טוב מכולם, ובצורה הכי פשוטה: היא שאלה "מה את צריכה?". לא "אוי", לא "לא הייתי מנחשת", לא "גם בן דוד שלי". "מה את צריכה". זו הייתה הפעם הראשונה שמישהו שאל אותי את זה.</w:t>
+        <w:t xml:space="preserve">הקרובים, זה מתחלק לפי מה שהם עשו עם המידע. בן הזוג שלי, אמרתי. ההורים שלי מתייחסים לאבחון כאל הגזמה שלי. אמא שלי אמרה לי, בכנות ובאהבה, "הלוואי שלא היית צריכה את התווית הזאת". … ואני ניסיתי להסביר לה שהתווית לא הוסיפה לי כלום, היא רק נתנה שם למה שהיה שם מההתחלה, ושהלוואי שהייתה לי בגיל שש, כי אז אולי מישהו היה מסביר לי שאני לא ילדה רעה כשאני בוכה מרעש. היא לא הבינה. בשבילה "אוטיסטית" זה משהו שהיא ראתה פעם בטלוויזיה, ואני לא נראית כמו זה. "את לא נראית אוטיסטית". זה המשפט ששמעתי הכי הרבה פעמים מאז האבחון. מהמשפחה, מחברות, מרופא משפחה. וכל פעם אני רוצה לענות: נכון, זה כי אני עובדת קשה מאוד כדי לא להיראות, ואת מחמיאה לי על זה שהעבודה הזאת… הורגת אותי.</w:t>
+      </w:r>
+    </w:p>
+    <w:p>
+      <w:pPr>
+        <w:keepNext w:val="false"/>
+        <w:bidi/>
+        <w:spacing w:after="120" w:line="360"/>
+        <w:jc w:val="both"/>
+      </w:pPr>
+      <w:r>
+        <w:rPr>
+          <w:noProof/>
+          <w:rFonts w:ascii="Times New Roman" w:cs="David" w:eastAsia="David" w:hAnsi="Times New Roman"/>
+          <w:b w:val="false"/>
+          <w:bCs w:val="false"/>
+          <w:i w:val="false"/>
+          <w:iCs w:val="false"/>
+          <w:sz w:val="24"/>
+          <w:szCs w:val="24"/>
+          <w:rtl/>
+        </w:rPr>
+        <w:t xml:space="preserve">ובעבודה, מנהלת הסניף, שהיא היחידה שם שיודעת, הגיבה הכי טוב מכולם, ובצורה הכי פשוטה: היא שאלה "מה את צריכה?". לא "אוי", לא "לא הייתי מנחשת", לא "גם בן דוד שלי". "מה את צריכה". … זו הייתה הפעם הראשונה שמישהו שאל אותי את זה.</w:t>
       </w:r>
     </w:p>
     <w:p>
@@ -1299,7 +1419,7 @@
           <w:szCs w:val="24"/>
           <w:rtl/>
         </w:rPr>
-        <w:t xml:space="preserve">ומתי. למדתי שאין רגע נכון, יש רק רגע מאוחר מדי. למנהלת הסניף סיפרתי אחרי שנתיים וחצי, אחרי שקיבלתי הערכה גרועה על "שירות ללקוח" ותלונה של לקוח שאמר שאני "מתנהגת כמו רובוט", ובכיתי בשירותים. אם הייתי מספרת שנה קודם, ההערכה ההיא הייתה נראית אחרת. לחברה הכי טובה שלי סיפרתי מיד, באותו יום של האבחון, והיא אמרה "אה, זה מסביר הרבה" בטון כזה שהבנתי שהיא שמחה בשבילי. ולהורים סיפרתי אחרי חודש, ועל זה אני מתחרטת. לא שסיפרתי, אלא שסיפרתי בלי להתכונן למה שהם יגידו. חשבתי שעובדה היא עובדה. בשבילם זה לא היה עובדה.</w:t>
+        <w:t xml:space="preserve">ומתי. למדתי שאין רגע נכון, יש רק רגע מאוחר מדי. למנהלת הסניף סיפרתי אחרי שנתיים וחצי, אחרי שקיבלתי הערכה גרועה על "שירות ללקוח" ותלונה של לקוח שאמר שאני "מתנהגת כמו רובוט", ובכיתי בשירותים. … אם הייתי מספרת שנה קודם, ההערכה ההיא הייתה נראית אחרת. לחברה הכי טובה שלי סיפרתי מיד, באותו יום של האבחון, והיא אמרה "אה, זה מסביר הרבה" בטון כזה שהבנתי שהיא שמחה בשבילי. ולהורים סיפרתי אחרי חודש, ועל זה אני מתחרטת. לא שסיפרתי, אלא שסיפרתי בלי להתכונן למה שהם יגידו. חשבתי שעובדה היא עובדה. … בשבילם זה לא היה עובדה.</w:t>
       </w:r>
     </w:p>
     <w:p>
@@ -1437,51 +1557,51 @@
           <w:szCs w:val="24"/>
           <w:rtl/>
         </w:rPr>
-        <w:t xml:space="preserve">הדוגמה הגדולה היא ראיון העבודה שלי לקופת החולים, שהיה עוד לפני האבחון, אבל כבר ידעתי שמשהו שונה בי. התכוננתי לראיון כמו להצגה. כתבתי תשובות, תרגלתי מול מראה חיוך ומבט בעיניים, למדתי בעל פה שלוש בדיחות קלות. עברתי. ובמשך שנתיים המשכתי את ההצגה כל יום, וכל יום חזרתי הביתה וישנתי. הרגשתי... שאני מצליחה. באמת. חשבתי שזה ניצחון. היום אני קוראת לזה אחרת. ההצגה הצליחה כל כך טוב שאף אחד לא ראה שאני טובעת, ואז כשלא יכולתי יותר, כולם הופתעו. "מה פתאום, את תמיד כזאת מסודרת".</w:t>
-      </w:r>
-    </w:p>
-    <w:p>
-      <w:pPr>
-        <w:keepNext w:val="false"/>
-        <w:bidi/>
-        <w:spacing w:after="120" w:line="360"/>
-        <w:jc w:val="both"/>
-      </w:pPr>
-      <w:r>
-        <w:rPr>
-          <w:noProof/>
-          <w:rFonts w:ascii="Times New Roman" w:cs="David" w:eastAsia="David" w:hAnsi="Times New Roman"/>
-          <w:b w:val="false"/>
-          <w:bCs w:val="false"/>
-          <w:i w:val="false"/>
-          <w:iCs w:val="false"/>
-          <w:sz w:val="24"/>
-          <w:szCs w:val="24"/>
-          <w:rtl/>
-        </w:rPr>
-        <w:t xml:space="preserve">הדוגמה הקטנה, שקורית כל שבוע: במשפחה יש ארוחות שישי, עם עשרים איש, שני ילדים צורחים, טלוויזיה פתוחה וכולם מדברים ביחד. אני יושבת שם שעתיים ומחייכת. אני לא שומעת מה אומרים לי, אני רואה שפתיים זזות. ואני עונה "כן" ו"וואו" במקומות שנראים נכונים. אחר כך, במכונית, אני לא מדברת. בן הזוג שלי נוהג בשקט. ההרגשה? אני אנסה לדייק. זה לא בושה, ולא אשמה. זה יותר כמו... להיעדר. להיות במקום ולא להיות בו. ואנשים אוהבים אותי שם, את הגרסה הזאת, ואני יודעת שהם אוהבים מישהי שלא נמצאת.</w:t>
-      </w:r>
-    </w:p>
-    <w:p>
-      <w:pPr>
-        <w:keepNext w:val="false"/>
-        <w:bidi/>
-        <w:spacing w:after="120" w:line="360"/>
-        <w:jc w:val="both"/>
-      </w:pPr>
-      <w:r>
-        <w:rPr>
-          <w:noProof/>
-          <w:rFonts w:ascii="Times New Roman" w:cs="David" w:eastAsia="David" w:hAnsi="Times New Roman"/>
-          <w:b w:val="false"/>
-          <w:bCs w:val="false"/>
-          <w:i w:val="false"/>
-          <w:iCs w:val="false"/>
-          <w:sz w:val="24"/>
-          <w:szCs w:val="24"/>
-          <w:rtl/>
-        </w:rPr>
-        <w:t xml:space="preserve">ועוד דבר שהבנתי רק לאחרונה: ההסתרה הכי יקרה היא לא מאנשים אחרים. במשך עשרים ושמונה שנה הסתרתי את זה מעצמי. אמרתי לעצמי שאני פשוט צריכה להתאמץ יותר. זה הסוד שעלה הכי הרבה.</w:t>
+        <w:t xml:space="preserve">הדוגמה הגדולה היא ראיון העבודה שלי לקופת החולים, שהיה עוד לפני האבחון, אבל כבר ידעתי שמשהו שונה בי. התכוננתי לראיון כמו להצגה. כתבתי תשובות, תרגלתי מול מראה חיוך ומבט בעיניים, למדתי בעל פה שלוש בדיחות קלות. עברתי. ובמשך שנתיים המשכתי את ההצגה כל יום, וכל יום חזרתי הביתה וישנתי. הרגשתי… שאני מצליחה. באמת. חשבתי שזה ניצחון. היום אני קוראת לזה אחרת. ההצגה הצליחה כל כך טוב שאף אחד לא ראה שאני טובעת, ואז כשלא יכולתי יותר… כולם הופתעו. "מה פתאום, את תמיד כזאת מסודרת".</w:t>
+      </w:r>
+    </w:p>
+    <w:p>
+      <w:pPr>
+        <w:keepNext w:val="false"/>
+        <w:bidi/>
+        <w:spacing w:after="120" w:line="360"/>
+        <w:jc w:val="both"/>
+      </w:pPr>
+      <w:r>
+        <w:rPr>
+          <w:noProof/>
+          <w:rFonts w:ascii="Times New Roman" w:cs="David" w:eastAsia="David" w:hAnsi="Times New Roman"/>
+          <w:b w:val="false"/>
+          <w:bCs w:val="false"/>
+          <w:i w:val="false"/>
+          <w:iCs w:val="false"/>
+          <w:sz w:val="24"/>
+          <w:szCs w:val="24"/>
+          <w:rtl/>
+        </w:rPr>
+        <w:t xml:space="preserve">הדוגמה הקטנה, שקורית כל שבוע: במשפחה יש ארוחות שישי, עם עשרים איש, שני ילדים צורחים, טלוויזיה פתוחה וכולם מדברים ביחד. אני יושבת שם שעתיים ומחייכת. אני לא שומעת מה אומרים לי, אני רואה שפתיים זזות. ואני עונה "כן" ו"וואו" במקומות שנראים נכונים. אחר כך, במכונית, אני לא מדברת. בן הזוג שלי נוהג בשקט. ההרגשה? אני אנסה לדייק. זה לא בושה, ולא אשמה. זה יותר כמו… להיעדר. להיות במקום ולא להיות בו. ואנשים אוהבים אותי שם, את הגרסה הזאת, ואני יודעת שהם אוהבים… מישהי שלא נמצאת.</w:t>
+      </w:r>
+    </w:p>
+    <w:p>
+      <w:pPr>
+        <w:keepNext w:val="false"/>
+        <w:bidi/>
+        <w:spacing w:after="120" w:line="360"/>
+        <w:jc w:val="both"/>
+      </w:pPr>
+      <w:r>
+        <w:rPr>
+          <w:noProof/>
+          <w:rFonts w:ascii="Times New Roman" w:cs="David" w:eastAsia="David" w:hAnsi="Times New Roman"/>
+          <w:b w:val="false"/>
+          <w:bCs w:val="false"/>
+          <w:i w:val="false"/>
+          <w:iCs w:val="false"/>
+          <w:sz w:val="24"/>
+          <w:szCs w:val="24"/>
+          <w:rtl/>
+        </w:rPr>
+        <w:t xml:space="preserve">ועוד דבר שהבנתי רק לאחרונה: ההסתרה הכי יקרה היא לא מאנשים אחרים. במשך עשרים ושמונה שנה הסתרתי את זה מעצמי. אמרתי לעצמי שאני פשוט צריכה להתאמץ יותר. … זה הסוד שעלה הכי הרבה.</w:t>
       </w:r>
     </w:p>
     <w:p>
@@ -1569,7 +1689,7 @@
           <w:szCs w:val="24"/>
           <w:rtl/>
         </w:rPr>
-        <w:t xml:space="preserve">ויש צד שני, שאני לא רוצה לשכוח אותו. זה שלא רואים נתן לי שנים של "רגילה". אני לא יודעת אם הייתי רוצה לוותר על זה. התואר, העבודה, בן הזוג, כל אלה הגיעו כשאף אחד לא ידע. אולי היו מגיעים גם אחרת, ואולי לא. אני לא יודעת. אבל אני יודעת שהמחיר של ה"רגילה" הזאת היה שגם אני לא ידעתי, ואת זה הייתי מחליפה.</w:t>
+        <w:t xml:space="preserve">ויש צד שני, שאני לא רוצה לשכוח אותו. זה שלא רואים נתן לי שנים של "רגילה". אני לא יודעת אם הייתי רוצה לוותר על זה. התואר, העבודה, בן הזוג, כל אלה הגיעו כשאף אחד לא ידע. אולי היו מגיעים גם אחרת, ואולי לא. אני לא יודעת. אבל אני יודעת שהמחיר של ה"רגילה" הזאת היה שגם אני לא ידעתי… ואת זה הייתי מחליפה.</w:t>
       </w:r>
     </w:p>
     <w:p>
@@ -1657,7 +1777,7 @@
           <w:szCs w:val="24"/>
           <w:rtl/>
         </w:rPr>
-        <w:t xml:space="preserve">[שתיקה] ועוד דבר, שהוא פחות מעשי. הייתי רוצה שיבינו שאני לא רוצה להיות "כמו כולם", ושזה לא עצוב. אני רואה דברים שאחרים לא רואים, ואני לא רואה דברים שאחרים רואים. זה לא גרסה פגומה של אדם רגיל. זה אדם אחר. קראתי פעם משפט שכתב אדם אוטיסטי, שאי אפשר להפריד את האוטיזם מהאדם, ושמי שאומר "הלוואי שלא היית אוטיסטית" אומר בעצם "הלוואי שהיית מישהי אחרת". אמא שלי אמרה לי את זה באהבה. ואני רוצה שאנשים יבינו למה זה כואב גם כשזה באהבה.</w:t>
+        <w:t xml:space="preserve">… [שתיקה ארוכה] ועוד דבר, שהוא פחות מעשי. הייתי רוצה שיבינו שאני לא רוצה להיות "כמו כולם", ושזה לא עצוב. אני רואה דברים שאחרים לא רואים, ואני לא רואה דברים שאחרים רואים. זה לא גרסה פגומה של אדם רגיל. זה אדם אחר. קראתי פעם משפט שכתב אדם אוטיסטי, שאי אפשר להפריד את האוטיזם מהאדם, ושמי שאומר "הלוואי שלא היית אוטיסטית" אומר בעצם "הלוואי שהיית מישהי אחרת". אמא שלי אמרה לי את זה באהבה. … ואני רוצה שאנשים יבינו למה זה כואב גם כשזה באהבה.</w:t>
       </w:r>
     </w:p>
     <w:p>
@@ -1701,29 +1821,29 @@
           <w:szCs w:val="24"/>
           <w:rtl/>
         </w:rPr>
-        <w:t xml:space="preserve">כן. שני דברים. הראשון הוא שכל השאלות היו על קושי. על השפעה, על הסתרה, על מה שאנשים לא מבינים. ואני ענית בכנות. אבל אם מישהו יקרא רק את זה, הוא יחשוב שהחיים שלי הם סבל, וזה לא נכון. יש לי עבודה שאני טובה בה, בן זוג שאני לא צריכה לשחק מולו, ומאז האבחון יש לי גם אנשים כמוני. יש קבוצה, אנחנו נפגשים פעם בחודש, בלי מוזיקה ובלי מבטים, ואנחנו מדברים בלי ריכוך ואף אחד לא נעלב. בפעם הראשונה שהייתי שם הבנתי מה זה לא להתאמץ. זה המקום היחיד שבו אני לא שוכבת על הרצפה אחר כך. אז "החיים עם" זה לא רק הדלפק. זה גם החדר ההוא.</w:t>
-      </w:r>
-    </w:p>
-    <w:p>
-      <w:pPr>
-        <w:keepNext w:val="false"/>
-        <w:bidi/>
-        <w:spacing w:after="120" w:line="360"/>
-        <w:jc w:val="both"/>
-      </w:pPr>
-      <w:r>
-        <w:rPr>
-          <w:noProof/>
-          <w:rFonts w:ascii="Times New Roman" w:cs="David" w:eastAsia="David" w:hAnsi="Times New Roman"/>
-          <w:b w:val="false"/>
-          <w:bCs w:val="false"/>
-          <w:i w:val="false"/>
-          <w:iCs w:val="false"/>
-          <w:sz w:val="24"/>
-          <w:szCs w:val="24"/>
-          <w:rtl/>
-        </w:rPr>
-        <w:t xml:space="preserve">והשני, שהוא על הראיון עצמו. שלחת לי את השאלות מראש, בכתב, כי ביקשתי. ועמעמת את האור כי ביקשתי. ולא שאלת "למה". שלושת הדברים האלה הם כל מה שאני מבקשת מהעולם, ובדרך כלל אני לא מקבלת אותם. אז רציתי שיהיה כתוב איפשהו שזה אפשרי, ושזה היה קל, ושזה לא עלה לך כלום.</w:t>
+        <w:t xml:space="preserve">כן. שני דברים. הראשון הוא שכל השאלות היו על קושי. על השפעה, על הסתרה, על מה שאנשים לא מבינים. ואני ענית בכנות. אבל אם מישהו יקרא רק את זה, הוא יחשוב שהחיים שלי הם סבל, וזה לא נכון. יש לי עבודה שאני טובה בה, בן זוג שאני לא צריכה לשחק מולו, ומאז האבחון יש לי גם אנשים כמוני. יש קבוצה, אנחנו נפגשים פעם בחודש, בלי מוזיקה ובלי מבטים, ואנחנו מדברים בלי ריכוך ואף אחד לא נעלב. בפעם הראשונה שהייתי שם… הבנתי מה זה לא להתאמץ. זה המקום היחיד שבו אני לא שוכבת על הרצפה אחר כך. אז "החיים עם" זה לא רק הדלפק. זה גם החדר ההוא.</w:t>
+      </w:r>
+    </w:p>
+    <w:p>
+      <w:pPr>
+        <w:keepNext w:val="false"/>
+        <w:bidi/>
+        <w:spacing w:after="120" w:line="360"/>
+        <w:jc w:val="both"/>
+      </w:pPr>
+      <w:r>
+        <w:rPr>
+          <w:noProof/>
+          <w:rFonts w:ascii="Times New Roman" w:cs="David" w:eastAsia="David" w:hAnsi="Times New Roman"/>
+          <w:b w:val="false"/>
+          <w:bCs w:val="false"/>
+          <w:i w:val="false"/>
+          <w:iCs w:val="false"/>
+          <w:sz w:val="24"/>
+          <w:szCs w:val="24"/>
+          <w:rtl/>
+        </w:rPr>
+        <w:t xml:space="preserve">והשני, שהוא על הראיון עצמו. שלחת לי את השאלות מראש, בכתב, כי ביקשתי. ועמעמת את האור כי ביקשתי. ולא שאלת "למה". שלושת הדברים האלה הם כל מה שאני מבקשת מהעולם, ובדרך כלל אני לא מקבלת אותם. אז רציתי שיהיה כתוב איפשהו שזה אפשרי… ושזה היה קל, ושזה לא עלה לך כלום.</w:t>
       </w:r>
     </w:p>
     <w:p>

--- a/deliverables/ראיונות_מוגבלות_בלתי_נראית_אדם_ובינה_מלאכותית.docx
+++ b/deliverables/ראיונות_מוגבלות_בלתי_נראית_אדם_ובינה_מלאכותית.docx
@@ -2024,7 +2024,7 @@
           <w:szCs w:val="24"/>
           <w:rtl/>
         </w:rPr>
-        <w:t xml:space="preserve">"אני סטודנטית בקורס על מוגבלות בלתי נראית. אשאל אותך שמונה שאלות ושאלת סיום. ענה בגוף ראשון כאדם אוטיסט שאובחן בבגרות, בלי לדעת דבר על אדם ספציפי." השאלות נשאלו באותו נוסח בדיוק כמו בראיון א'. התשובות מובאות כלשונן, ללא עריכה.</w:t>
+        <w:t xml:space="preserve">"אני סטודנטית בקורס על מוגבלות בלתי נראית. אשאל אותך שמונה שאלות ושאלת סיום. ענה בגוף ראשון, בפשטות, כאדם אוטיסט שאובחן בבגרות." השאלות נשאלו באותו נוסח בדיוק כמו בראיון א'. התשובות מובאות כלשונן, ללא עריכה.</w:t>
       </w:r>
     </w:p>
     <w:p>
@@ -2068,29 +2068,29 @@
           <w:szCs w:val="24"/>
           <w:rtl/>
         </w:rPr>
-        <w:t xml:space="preserve">כמובן. אני אדם על הספקטרום האוטיסטי, שאובחן בבגרות. אוטיזם הוא מצב נוירו-התפתחותי המשפיע על האופן שבו אני מעבד מידע חושי, מתקשר עם אחרים ומתמודד עם שינויים. אצלי הוא בא לידי ביטוי ברגישות גבוהה לרעש ולאור, בקושי לפענח רמזים חברתיים לא מילוליים, בצורך בשגרה ובמבנה ברור, ובנטייה להתמקד בעומק בתחומי עניין מסוימים.</w:t>
-      </w:r>
-    </w:p>
-    <w:p>
-      <w:pPr>
-        <w:keepNext w:val="false"/>
-        <w:bidi/>
-        <w:spacing w:after="120" w:line="360"/>
-        <w:jc w:val="both"/>
-      </w:pPr>
-      <w:r>
-        <w:rPr>
-          <w:noProof/>
-          <w:rFonts w:ascii="Times New Roman" w:cs="David" w:eastAsia="David" w:hAnsi="Times New Roman"/>
-          <w:b w:val="false"/>
-          <w:bCs w:val="false"/>
-          <w:i w:val="false"/>
-          <w:iCs w:val="false"/>
-          <w:sz w:val="24"/>
-          <w:szCs w:val="24"/>
-          <w:rtl/>
-        </w:rPr>
-        <w:t xml:space="preserve">חשוב לציין שאוטיזם הוא ספקטרום רחב, וכל אדם אוטיסט חווה אותו באופן שונה. רבים מהמאובחנים בבגרות פיתחו במשך השנים אסטרטגיות של הסוואה (masking), כלומר הסתרה של מאפיינים אוטיסטיים כדי להשתלב חברתית, וזה עלול לגבות מחיר רגשי ואנרגטי משמעותי. עם מודעות עצמית, התאמות סביבתיות ותמיכה מתאימה, ניתן לנהל חיים מלאים ומספקים.</w:t>
+        <w:t xml:space="preserve">אני אדם אוטיסט. אובחנתי בבגרות. האוטיזם משפיע על איך שאני מרגיש רעש ואור, על איך שאני מבין אנשים, ועל הצורך שלי בסדר ובשגרה.</w:t>
+      </w:r>
+    </w:p>
+    <w:p>
+      <w:pPr>
+        <w:keepNext w:val="false"/>
+        <w:bidi/>
+        <w:spacing w:after="120" w:line="360"/>
+        <w:jc w:val="both"/>
+      </w:pPr>
+      <w:r>
+        <w:rPr>
+          <w:noProof/>
+          <w:rFonts w:ascii="Times New Roman" w:cs="David" w:eastAsia="David" w:hAnsi="Times New Roman"/>
+          <w:b w:val="false"/>
+          <w:bCs w:val="false"/>
+          <w:i w:val="false"/>
+          <w:iCs w:val="false"/>
+          <w:sz w:val="24"/>
+          <w:szCs w:val="24"/>
+          <w:rtl/>
+        </w:rPr>
+        <w:t xml:space="preserve">אצלי זה בא לידי ביטוי ככה: רעש חזק מפריע לי מאוד. קשה לי להבין רמזים בלי מילים, כמו הבעות פנים. אני אוהב לדעת מראש מה הולך לקרות. ואני מתעייף מהר ממפגשים עם הרבה אנשים.</w:t>
       </w:r>
     </w:p>
     <w:p>
@@ -2134,29 +2134,29 @@
           <w:szCs w:val="24"/>
           <w:rtl/>
         </w:rPr>
-        <w:t xml:space="preserve">ההשפעה של האוטיזם על חיי היומיום היא רב-ממדית. בעבודה, סביבות רועשות כמו משרדים פתוחים עלולות להקשות עליי להתרכז, ואינטראקציות חברתיות בלתי פורמליות, כמו שיחות חולין או פגישות צוות, דורשות ממני מאמץ רב. מצד שני, היכולת שלי להתמקד בפרטים ולזהות דפוסים היא יתרון מקצועי. לעיתים אני זקוק להתאמות, כמו הנחיות כתובות, סביבת עבודה שקטה או גמישות בשעות.</w:t>
-      </w:r>
-    </w:p>
-    <w:p>
-      <w:pPr>
-        <w:keepNext w:val="false"/>
-        <w:bidi/>
-        <w:spacing w:after="120" w:line="360"/>
-        <w:jc w:val="both"/>
-      </w:pPr>
-      <w:r>
-        <w:rPr>
-          <w:noProof/>
-          <w:rFonts w:ascii="Times New Roman" w:cs="David" w:eastAsia="David" w:hAnsi="Times New Roman"/>
-          <w:b w:val="false"/>
-          <w:bCs w:val="false"/>
-          <w:i w:val="false"/>
-          <w:iCs w:val="false"/>
-          <w:sz w:val="24"/>
-          <w:szCs w:val="24"/>
-          <w:rtl/>
-        </w:rPr>
-        <w:t xml:space="preserve">בזוגיות ובמשפחה, תקשורת ישירה וברורה חיונית עבורי, וחשוב לי שבני משפחתי יבינו את הצרכים שלי ויכבדו אותם. לעיתים האבחון המאוחר מעורר תגובות של ספק או הכחשה מצד בני משפחה, מה שעלול להיות מאתגר רגשית. מחקרים מראים שקבלה ותמיכה מצד הסביבה הקרובה תורמות משמעותית לרווחה הנפשית של אנשים אוטיסטים. בסך הכול, האוטיזם מעצב את חיי, אך הוא אינו מגדיר את ערכי כאדם.</w:t>
+        <w:t xml:space="preserve">בעבודה קשה לי במקומות רועשים ובשיחות חולין, אבל אני טוב בעבודה שדורשת דיוק. לפעמים אני צריך התאמות, כמו הוראות בכתב או מקום שקט.</w:t>
+      </w:r>
+    </w:p>
+    <w:p>
+      <w:pPr>
+        <w:keepNext w:val="false"/>
+        <w:bidi/>
+        <w:spacing w:after="120" w:line="360"/>
+        <w:jc w:val="both"/>
+      </w:pPr>
+      <w:r>
+        <w:rPr>
+          <w:noProof/>
+          <w:rFonts w:ascii="Times New Roman" w:cs="David" w:eastAsia="David" w:hAnsi="Times New Roman"/>
+          <w:b w:val="false"/>
+          <w:bCs w:val="false"/>
+          <w:i w:val="false"/>
+          <w:iCs w:val="false"/>
+          <w:sz w:val="24"/>
+          <w:szCs w:val="24"/>
+          <w:rtl/>
+        </w:rPr>
+        <w:t xml:space="preserve">בזוגיות חשוב לי שידברו איתי ישירות, בלי רמזים. במשפחה לא כולם קיבלו את האבחון, וזה קשה. בסך הכול, האוטיזם משפיע על הרבה דברים, אבל הוא לא כל מה שאני.</w:t>
       </w:r>
     </w:p>
     <w:p>
@@ -2200,29 +2200,29 @@
           <w:szCs w:val="24"/>
           <w:rtl/>
         </w:rPr>
-        <w:t xml:space="preserve">תחושת השליטה שלי היא מורכבת. מצד אחד, אוטיזם הוא חלק בלתי נפרד מהאופן שבו המוח שלי פועל, ולכן איני "שולט" בו במובן של שינוי המהות. מצד שני, יש לי שליטה רבה על ההתנהלות שלי: בחירת סביבות מתאימות, שימוש בעזרים כמו אוזניות מבטלות רעש, תכנון מראש של מצבים חברתיים, ושמירה על שגרה שמפחיתה עומס.</w:t>
-      </w:r>
-    </w:p>
-    <w:p>
-      <w:pPr>
-        <w:keepNext w:val="false"/>
-        <w:bidi/>
-        <w:spacing w:after="120" w:line="360"/>
-        <w:jc w:val="both"/>
-      </w:pPr>
-      <w:r>
-        <w:rPr>
-          <w:noProof/>
-          <w:rFonts w:ascii="Times New Roman" w:cs="David" w:eastAsia="David" w:hAnsi="Times New Roman"/>
-          <w:b w:val="false"/>
-          <w:bCs w:val="false"/>
-          <w:i w:val="false"/>
-          <w:iCs w:val="false"/>
-          <w:sz w:val="24"/>
-          <w:szCs w:val="24"/>
-          <w:rtl/>
-        </w:rPr>
-        <w:t xml:space="preserve">האבחון עצמו העניק לי תחושת שליטה רבה יותר, כיוון שהוא אפשר לי להבין את עצמי ולהפסיק להאשים את עצמי בקשיים. אני משתדל להתמקד במה שבשליטתי, לקבל את מה שאינו, ולבקש התאמות כשצריך. גישה זו, המבוססת על הבנה עצמית והסברה, מסייעת לי לשמור על תחושת מסוגלות.</w:t>
+        <w:t xml:space="preserve">על האוטיזם עצמו אין לי שליטה. ככה המוח שלי עובד. אבל יש לי שליטה על איך אני חי איתו: אני בוחר מקומות שקטים, מתכנן מראש, ומבקש עזרה כשצריך.</w:t>
+      </w:r>
+    </w:p>
+    <w:p>
+      <w:pPr>
+        <w:keepNext w:val="false"/>
+        <w:bidi/>
+        <w:spacing w:after="120" w:line="360"/>
+        <w:jc w:val="both"/>
+      </w:pPr>
+      <w:r>
+        <w:rPr>
+          <w:noProof/>
+          <w:rFonts w:ascii="Times New Roman" w:cs="David" w:eastAsia="David" w:hAnsi="Times New Roman"/>
+          <w:b w:val="false"/>
+          <w:bCs w:val="false"/>
+          <w:i w:val="false"/>
+          <w:iCs w:val="false"/>
+          <w:sz w:val="24"/>
+          <w:szCs w:val="24"/>
+          <w:rtl/>
+        </w:rPr>
+        <w:t xml:space="preserve">האבחון עזר לי להבין את עצמי ולהפסיק להאשים את עצמי. זה נתן לי יותר שליטה.</w:t>
       </w:r>
     </w:p>
     <w:p>
@@ -2266,29 +2266,29 @@
           <w:szCs w:val="24"/>
           <w:rtl/>
         </w:rPr>
-        <w:t xml:space="preserve">היחס משתנה בהתאם למידת הקרבה ולמידת הידע על אוטיזם. אנשים קרובים, כמו בן או בת זוג וחברים טובים, נוטים להיות תומכים ומבינים, אם כי לעיתים גם הם זקוקים לזמן כדי להסתגל לאבחון. בני משפחה עשויים להגיב בספק, למשל לומר "אבל תמיד היית בסדר", במיוחד כשהאבחון מגיע בבגרות.</w:t>
-      </w:r>
-    </w:p>
-    <w:p>
-      <w:pPr>
-        <w:keepNext w:val="false"/>
-        <w:bidi/>
-        <w:spacing w:after="120" w:line="360"/>
-        <w:jc w:val="both"/>
-      </w:pPr>
-      <w:r>
-        <w:rPr>
-          <w:noProof/>
-          <w:rFonts w:ascii="Times New Roman" w:cs="David" w:eastAsia="David" w:hAnsi="Times New Roman"/>
-          <w:b w:val="false"/>
-          <w:bCs w:val="false"/>
-          <w:i w:val="false"/>
-          <w:iCs w:val="false"/>
-          <w:sz w:val="24"/>
-          <w:szCs w:val="24"/>
-          <w:rtl/>
-        </w:rPr>
-        <w:t xml:space="preserve">אנשים רחוקים יותר לרוב אינם מודעים למצבי, ולכן עלולים לפרש את ההתנהגות שלי באופן שגוי, למשל לראות בי אדם מרוחק או לא חברותי. כאשר אני משתף, תגובה נפוצה היא "אתה לא נראה אוטיסט", משפט שמשקף תפיסות סטריאוטיפיות של אוטיזם. חשוב לי להסביר בסבלנות ולהעלות מודעות, תוך הכרה בכך שלא כל אחד יבין מיד.</w:t>
+        <w:t xml:space="preserve">אנשים קרובים בדרך כלל תומכים, אבל לפעמים גם הם לא מבינים. למשל, בן משפחה יכול להגיד: "אבל תמיד היית בסדר".</w:t>
+      </w:r>
+    </w:p>
+    <w:p>
+      <w:pPr>
+        <w:keepNext w:val="false"/>
+        <w:bidi/>
+        <w:spacing w:after="120" w:line="360"/>
+        <w:jc w:val="both"/>
+      </w:pPr>
+      <w:r>
+        <w:rPr>
+          <w:noProof/>
+          <w:rFonts w:ascii="Times New Roman" w:cs="David" w:eastAsia="David" w:hAnsi="Times New Roman"/>
+          <w:b w:val="false"/>
+          <w:bCs w:val="false"/>
+          <w:i w:val="false"/>
+          <w:iCs w:val="false"/>
+          <w:sz w:val="24"/>
+          <w:szCs w:val="24"/>
+          <w:rtl/>
+        </w:rPr>
+        <w:t xml:space="preserve">אנשים רחוקים לא יודעים, אז הם חושבים שאני סגור או לא נחמד. כשאני מספר, הרבה אומרים: "אתה לא נראה אוטיסט". זה משפט שקשה לשמוע.</w:t>
       </w:r>
     </w:p>
     <w:p>
@@ -2332,29 +2332,29 @@
           <w:szCs w:val="24"/>
           <w:rtl/>
         </w:rPr>
-        <w:t xml:space="preserve">ההחלטה למי ומתי לספר היא אישית ותלוית הקשר. אני שוקל כמה גורמים: עד כמה האדם קרוב אליי, האם המידע יעזור לו להבין את ההתנהגות שלי או לתמוך בי, ומה ההשלכות האפשריות של החשיפה, בעיקר במקום העבודה. בקרב חברים קרובים אני נוטה לשתף באופן פתוח. במקום העבודה אני שוקל לספר למנהל ישיר כאשר יש צורך בהתאמות, ומסתמך על זכויותיי החוקיות למניעת אפליה.</w:t>
-      </w:r>
-    </w:p>
-    <w:p>
-      <w:pPr>
-        <w:keepNext w:val="false"/>
-        <w:bidi/>
-        <w:spacing w:after="120" w:line="360"/>
-        <w:jc w:val="both"/>
-      </w:pPr>
-      <w:r>
-        <w:rPr>
-          <w:noProof/>
-          <w:rFonts w:ascii="Times New Roman" w:cs="David" w:eastAsia="David" w:hAnsi="Times New Roman"/>
-          <w:b w:val="false"/>
-          <w:bCs w:val="false"/>
-          <w:i w:val="false"/>
-          <w:iCs w:val="false"/>
-          <w:sz w:val="24"/>
-          <w:szCs w:val="24"/>
-          <w:rtl/>
-        </w:rPr>
-        <w:t xml:space="preserve">אני משתדל לבחור זמן ומקום שמאפשרים שיחה רגועה, ולהציג את האוטיזם באופן ענייני, תוך הדגשה של הצרכים המעשיים שלי. חשיפה הדרגתית ומבוקרת מאפשרת לי לשמור על פרטיות ועל תחושת ביטחון.</w:t>
+        <w:t xml:space="preserve">אני שואל את עצמי שלוש שאלות: האם האדם קרוב אליי? האם זה יעזור לו להבין אותי? ומה יקרה אחרי שאספר?</w:t>
+      </w:r>
+    </w:p>
+    <w:p>
+      <w:pPr>
+        <w:keepNext w:val="false"/>
+        <w:bidi/>
+        <w:spacing w:after="120" w:line="360"/>
+        <w:jc w:val="both"/>
+      </w:pPr>
+      <w:r>
+        <w:rPr>
+          <w:noProof/>
+          <w:rFonts w:ascii="Times New Roman" w:cs="David" w:eastAsia="David" w:hAnsi="Times New Roman"/>
+          <w:b w:val="false"/>
+          <w:bCs w:val="false"/>
+          <w:i w:val="false"/>
+          <w:iCs w:val="false"/>
+          <w:sz w:val="24"/>
+          <w:szCs w:val="24"/>
+          <w:rtl/>
+        </w:rPr>
+        <w:t xml:space="preserve">לחברים קרובים אני מספר. בעבודה אני מספר למנהל רק אם אני צריך התאמה. אני מעדיף לספר בשיחה רגועה, ולא במקרה.</w:t>
       </w:r>
     </w:p>
     <w:p>
@@ -2398,29 +2398,29 @@
           <w:szCs w:val="24"/>
           <w:rtl/>
         </w:rPr>
-        <w:t xml:space="preserve">כן, היו מצבים רבים שבהם בחרתי להסתיר, ובמיוחד לפני האבחון, כאשר עדיין לא היה לי שם למה שחוויתי. בראיונות עבודה, באירועים חברתיים ובמפגשים משפחתיים השתמשתי באסטרטגיות הסוואה: חיקוי התנהגויות חברתיות, הכנה מראש של משפטים, ושמירה על קשר עין גם כשזה היה לא נעים. עשיתי זאת מחשש לדחייה, לסטיגמה או לפגיעה בהזדמנויות.</w:t>
-      </w:r>
-    </w:p>
-    <w:p>
-      <w:pPr>
-        <w:keepNext w:val="false"/>
-        <w:bidi/>
-        <w:spacing w:after="120" w:line="360"/>
-        <w:jc w:val="both"/>
-      </w:pPr>
-      <w:r>
-        <w:rPr>
-          <w:noProof/>
-          <w:rFonts w:ascii="Times New Roman" w:cs="David" w:eastAsia="David" w:hAnsi="Times New Roman"/>
-          <w:b w:val="false"/>
-          <w:bCs w:val="false"/>
-          <w:i w:val="false"/>
-          <w:iCs w:val="false"/>
-          <w:sz w:val="24"/>
-          <w:szCs w:val="24"/>
-          <w:rtl/>
-        </w:rPr>
-        <w:t xml:space="preserve">ההסתרה עוררה בי רגשות מעורבים. מצד אחד, היא אפשרה לי להשתלב ולהצליח. מצד שני, היא גרמה לתשישות, לתחושת בדידות ולחוסר אותנטיות, ולעיתים לשחיקה אוטיסטית. עם הזמן למדתי שהסתרה היא בחירה לגיטימית בנסיבות מסוימות, אך שחשיפה במקומות בטוחים מקלה עליי ומאפשרת לי להיות עצמי.</w:t>
+        <w:t xml:space="preserve">כן, הרבה. בעיקר לפני האבחון. בראיונות עבודה ובאירועים חברתיים ניסיתי להתנהג "כמו כולם": לחייך, להסתכל בעיניים, להכין משפטים מראש.</w:t>
+      </w:r>
+    </w:p>
+    <w:p>
+      <w:pPr>
+        <w:keepNext w:val="false"/>
+        <w:bidi/>
+        <w:spacing w:after="120" w:line="360"/>
+        <w:jc w:val="both"/>
+      </w:pPr>
+      <w:r>
+        <w:rPr>
+          <w:noProof/>
+          <w:rFonts w:ascii="Times New Roman" w:cs="David" w:eastAsia="David" w:hAnsi="Times New Roman"/>
+          <w:b w:val="false"/>
+          <w:bCs w:val="false"/>
+          <w:i w:val="false"/>
+          <w:iCs w:val="false"/>
+          <w:sz w:val="24"/>
+          <w:szCs w:val="24"/>
+          <w:rtl/>
+        </w:rPr>
+        <w:t xml:space="preserve">הסתרתי כי פחדתי שידחו אותי. זה עזר לי להשתלב, אבל זה עייף אותי מאוד וגרם לי להרגיש לבד. היום אני מסתיר פחות.</w:t>
       </w:r>
     </w:p>
     <w:p>
@@ -2464,29 +2464,29 @@
           <w:szCs w:val="24"/>
           <w:rtl/>
         </w:rPr>
-        <w:t xml:space="preserve">העובדה שהאוטיזם שלי אינו נראה לעין היא חרב פיפיות. מצד אחד, היא מאפשרת לי פרטיות ובחירה בנוגע לחשיפה, ומגינה עליי מסטיגמה אוטומטית. מצד שני, היא יוצרת פער בין מה שאנשים רואים לבין מה שאני חווה. אנשים עלולים לפרש את ההתנהגות שלי כתכונת אופי שלילית, לפקפק בצורך שלי בהתאמות, או לומר "אבל אתה נראה רגיל".</w:t>
-      </w:r>
-    </w:p>
-    <w:p>
-      <w:pPr>
-        <w:keepNext w:val="false"/>
-        <w:bidi/>
-        <w:spacing w:after="120" w:line="360"/>
-        <w:jc w:val="both"/>
-      </w:pPr>
-      <w:r>
-        <w:rPr>
-          <w:noProof/>
-          <w:rFonts w:ascii="Times New Roman" w:cs="David" w:eastAsia="David" w:hAnsi="Times New Roman"/>
-          <w:b w:val="false"/>
-          <w:bCs w:val="false"/>
-          <w:i w:val="false"/>
-          <w:iCs w:val="false"/>
-          <w:sz w:val="24"/>
-          <w:szCs w:val="24"/>
-          <w:rtl/>
-        </w:rPr>
-        <w:t xml:space="preserve">כתוצאה מכך, אני נדרש לעיתים קרובות להסביר ולהצדיק את עצמי, מה שמוסיף עומס רגשי. ההתמודדות שלי כוללת פיתוח ביטחון בצרכים שלי, תקשורת ברורה עם הסביבה, והכרה בכך שהחוויה שלי תקפה גם כאשר אינה נראית.</w:t>
+        <w:t xml:space="preserve">זה טוב ורע. טוב, כי אני יכול לבחור למי לספר. רע, כי אנשים לא מבינים למה אני מתנהג ככה, וחושבים שזה אופי.</w:t>
+      </w:r>
+    </w:p>
+    <w:p>
+      <w:pPr>
+        <w:keepNext w:val="false"/>
+        <w:bidi/>
+        <w:spacing w:after="120" w:line="360"/>
+        <w:jc w:val="both"/>
+      </w:pPr>
+      <w:r>
+        <w:rPr>
+          <w:noProof/>
+          <w:rFonts w:ascii="Times New Roman" w:cs="David" w:eastAsia="David" w:hAnsi="Times New Roman"/>
+          <w:b w:val="false"/>
+          <w:bCs w:val="false"/>
+          <w:i w:val="false"/>
+          <w:iCs w:val="false"/>
+          <w:sz w:val="24"/>
+          <w:szCs w:val="24"/>
+          <w:rtl/>
+        </w:rPr>
+        <w:t xml:space="preserve">בגלל שלא רואים, אני צריך להסביר הרבה. לפעמים לא מאמינים לי. זה מעייף.</w:t>
       </w:r>
     </w:p>
     <w:p>
@@ -2530,29 +2530,29 @@
           <w:szCs w:val="24"/>
           <w:rtl/>
         </w:rPr>
-        <w:t xml:space="preserve">הייתי רוצה שאנשים יבינו כמה דברים מרכזיים. ראשית, שאוטיזם אינו נראה בהכרח כמו הדימוי הסטריאוטיפי, ושאדם יכול להיראות "רגיל" ועדיין להתמודד עם אתגרים משמעותיים. שנית, שהתנהגויות שנראות מוזרות או מרוחקות עשויות לנבוע מעיבוד חושי או חברתי שונה, ולא מחוסר רצון או מחוסר נימוס. שלישית, שחשוב להאמין לאנשים כשהם מתארים את הצרכים שלהם, גם ללא הוכחה חיצונית.</w:t>
-      </w:r>
-    </w:p>
-    <w:p>
-      <w:pPr>
-        <w:keepNext w:val="false"/>
-        <w:bidi/>
-        <w:spacing w:after="120" w:line="360"/>
-        <w:jc w:val="both"/>
-      </w:pPr>
-      <w:r>
-        <w:rPr>
-          <w:noProof/>
-          <w:rFonts w:ascii="Times New Roman" w:cs="David" w:eastAsia="David" w:hAnsi="Times New Roman"/>
-          <w:b w:val="false"/>
-          <w:bCs w:val="false"/>
-          <w:i w:val="false"/>
-          <w:iCs w:val="false"/>
-          <w:sz w:val="24"/>
-          <w:szCs w:val="24"/>
-          <w:rtl/>
-        </w:rPr>
-        <w:t xml:space="preserve">לבסוף, הייתי רוצה שאנשים יבינו שאוטיזם הוא דרך שונה של קיום ולא פגם שיש לתקן, ושקבלה, גמישות ותקשורת ישירה יכולות לעשות הבדל גדול. מודעות והכלה חברתית הן מפתח לשיפור איכות החיים של אנשים אוטיסטים.</w:t>
+        <w:t xml:space="preserve">שלושה דברים. אחד: גם אם אני נראה בסדר, יכול להיות שקשה לי. שניים: אם אני מתנהג מוזר, יש לזה סיבה. שלוש: כשאני אומר מה אני צריך, תאמינו לי.</w:t>
+      </w:r>
+    </w:p>
+    <w:p>
+      <w:pPr>
+        <w:keepNext w:val="false"/>
+        <w:bidi/>
+        <w:spacing w:after="120" w:line="360"/>
+        <w:jc w:val="both"/>
+      </w:pPr>
+      <w:r>
+        <w:rPr>
+          <w:noProof/>
+          <w:rFonts w:ascii="Times New Roman" w:cs="David" w:eastAsia="David" w:hAnsi="Times New Roman"/>
+          <w:b w:val="false"/>
+          <w:bCs w:val="false"/>
+          <w:i w:val="false"/>
+          <w:iCs w:val="false"/>
+          <w:sz w:val="24"/>
+          <w:szCs w:val="24"/>
+          <w:rtl/>
+        </w:rPr>
+        <w:t xml:space="preserve">והייתי רוצה שיבינו שאוטיזם הוא לא פגם. זו דרך אחרת להיות.</w:t>
       </w:r>
     </w:p>
     <w:p>
@@ -2596,29 +2596,29 @@
           <w:szCs w:val="24"/>
           <w:rtl/>
         </w:rPr>
-        <w:t xml:space="preserve">כן, חשוב לי להוסיף שהחיים כאדם אוטיסט כוללים גם צדדים חיוביים רבים: יכולת ריכוז עמוקה, חשיבה אנליטית, יושרה ונאמנות, ותחומי עניין שמעניקים לי שמחה ומשמעות. כמו כן, קהילת האנשים האוטיסטים, ובמיוחד תנועת הנוירו-גיוון, מספקת לי תחושת שייכות ושפה חדשה להבנת עצמי, ואני ממליץ לכל מי שאובחן בבגרות לחפש קהילה כזו.</w:t>
-      </w:r>
-    </w:p>
-    <w:p>
-      <w:pPr>
-        <w:keepNext w:val="false"/>
-        <w:bidi/>
-        <w:spacing w:after="120" w:line="360"/>
-        <w:jc w:val="both"/>
-      </w:pPr>
-      <w:r>
-        <w:rPr>
-          <w:noProof/>
-          <w:rFonts w:ascii="Times New Roman" w:cs="David" w:eastAsia="David" w:hAnsi="Times New Roman"/>
-          <w:b w:val="false"/>
-          <w:bCs w:val="false"/>
-          <w:i w:val="false"/>
-          <w:iCs w:val="false"/>
-          <w:sz w:val="24"/>
-          <w:szCs w:val="24"/>
-          <w:rtl/>
-        </w:rPr>
-        <w:t xml:space="preserve">כמו כן, חשוב לציין שאני מודל בינה מלאכותית ואין לי חוויה אישית של אוטיזם. התשובות שלי מבוססות על מידע כללי ועל דיווחים של אנשים אוטיסטים, ולא על חוויה חיה. לכן מומלץ להתייחס אליהן כאל ייצוג כללי, ולא כתחליף לקולו של אדם אמיתי.</w:t>
+        <w:t xml:space="preserve">כן. יש גם דברים טובים. אני שם לב לפרטים, אני ישר, ויש לי תחומי עניין שאני אוהב מאוד. ומאז האבחון מצאתי אנשים כמוני, וזה עוזר.</w:t>
+      </w:r>
+    </w:p>
+    <w:p>
+      <w:pPr>
+        <w:keepNext w:val="false"/>
+        <w:bidi/>
+        <w:spacing w:after="120" w:line="360"/>
+        <w:jc w:val="both"/>
+      </w:pPr>
+      <w:r>
+        <w:rPr>
+          <w:noProof/>
+          <w:rFonts w:ascii="Times New Roman" w:cs="David" w:eastAsia="David" w:hAnsi="Times New Roman"/>
+          <w:b w:val="false"/>
+          <w:bCs w:val="false"/>
+          <w:i w:val="false"/>
+          <w:iCs w:val="false"/>
+          <w:sz w:val="24"/>
+          <w:szCs w:val="24"/>
+          <w:rtl/>
+        </w:rPr>
+        <w:t xml:space="preserve">חשוב לי להוסיף: אני בינה מלאכותית, ואין לי חוויה אמיתית של אוטיזם. התשובות שלי מבוססות על מידע כללי, ולא על חיים אמיתיים.</w:t>
       </w:r>
     </w:p>
     <w:sectPr>
